--- a/docs/word/ws3-pattern-b-sovereign-silos.docx
+++ b/docs/word/ws3-pattern-b-sovereign-silos.docx
@@ -9,7 +9,7 @@
         <w:keepLines w:val="1"/>
         <w:rPr/>
       </w:pPr>
-      <w:bookmarkStart w:colFirst="0" w:colLast="0" w:name="_4y4nhf3xit" w:id="0"/>
+      <w:bookmarkStart w:colFirst="0" w:colLast="0" w:name="_koxvsoiuqmdj" w:id="0"/>
       <w:bookmarkEnd w:id="0"/>
       <w:r>
         <w:rPr>
@@ -529,7 +529,7 @@
         <w:shd w:fill="auto" w:val="clear"/>
         <w:rPr/>
       </w:pPr>
-      <w:bookmarkStart w:colFirst="0" w:colLast="0" w:name="_st7vh1z6j35a" w:id="1"/>
+      <w:bookmarkStart w:colFirst="0" w:colLast="0" w:name="_pg86mak38971" w:id="1"/>
       <w:bookmarkEnd w:id="1"/>
       <w:r>
         <w:rPr>
@@ -540,6 +540,217 @@
     </w:p>
     <w:p>
       <w:pPr>
+        <w:keepLines w:val="1"/>
+        <w:pBdr>
+          <w:top w:color="d2e3fc" w:space="6" w:sz="4" w:val="single"/>
+          <w:left w:color="1a73e8" w:space="8" w:sz="24" w:val="single"/>
+          <w:bottom w:color="d2e3fc" w:space="6" w:sz="4" w:val="single"/>
+          <w:right w:color="d2e3fc" w:space="6" w:sz="4" w:val="single"/>
+        </w:pBdr>
+        <w:shd w:fill="e8f0fe" w:val="clear"/>
+        <w:spacing w:after="160" w:before="120" w:lineRule="auto"/>
+        <w:ind w:left="240" w:right="240" w:firstLine="0"/>
+        <w:rPr/>
+      </w:pPr>
+      <w:r>
+        <w:rPr>
+          <w:b w:val="1"/>
+          <w:bCs w:val="1"/>
+          <w:color w:val="174ea6"/>
+          <w:rtl w:val="0"/>
+        </w:rPr>
+        <w:t xml:space="preserve">Note: </w:t>
+      </w:r>
+      <w:r>
+        <w:rPr>
+          <w:b w:val="1"/>
+          <w:bCs w:val="1"/>
+          <w:rtl w:val="0"/>
+        </w:rPr>
+        <w:t xml:space="preserve">Companion Cloud Architecture Assets:</w:t>
+      </w:r>
+      <w:r>
+        <w:rPr>
+          <w:rtl w:val="0"/>
+        </w:rPr>
+        <w:br w:type="textWrapping"/>
+      </w:r>
+      <w:r>
+        <w:rPr>
+          <w:rtl w:val="0"/>
+        </w:rPr>
+        <w:t xml:space="preserve">• 📊 </w:t>
+      </w:r>
+      <w:r>
+        <w:rPr>
+          <w:b w:val="1"/>
+          <w:bCs w:val="1"/>
+          <w:rtl w:val="0"/>
+        </w:rPr>
+        <w:t xml:space="preserve">Google Slides</w:t>
+      </w:r>
+      <w:r>
+        <w:rPr>
+          <w:rtl w:val="0"/>
+        </w:rPr>
+        <w:t xml:space="preserve">: </w:t>
+      </w:r>
+      <w:hyperlink r:id="rId10">
+        <w:r>
+          <w:rPr>
+            <w:rFonts w:ascii="Arial Unicode MS" w:cs="Arial Unicode MS" w:eastAsia="Arial Unicode MS" w:hAnsi="Arial Unicode MS"/>
+            <w:color w:val="1155cc"/>
+            <w:u w:val="single"/>
+            <w:rtl w:val="0"/>
+          </w:rPr>
+          <w:t xml:space="preserve">Open WS3 12-Slide Canonical Deck (Google Slides ↗)</w:t>
+        </w:r>
+      </w:hyperlink>
+      <w:r>
+        <w:rPr>
+          <w:rtl w:val="0"/>
+        </w:rPr>
+        <w:t xml:space="preserve"> • </w:t>
+      </w:r>
+      <w:hyperlink r:id="rId11">
+        <w:r>
+          <w:rPr>
+            <w:color w:val="1155cc"/>
+            <w:u w:val="single"/>
+            <w:rtl w:val="0"/>
+          </w:rPr>
+          <w:t xml:space="preserve">Download 12-Slide Canonical (.pptx)</w:t>
+        </w:r>
+      </w:hyperlink>
+      <w:r>
+        <w:rPr>
+          <w:rtl w:val="0"/>
+        </w:rPr>
+        <w:br w:type="textWrapping"/>
+      </w:r>
+      <w:r>
+        <w:rPr>
+          <w:rtl w:val="0"/>
+        </w:rPr>
+        <w:t xml:space="preserve">• 📄 </w:t>
+      </w:r>
+      <w:r>
+        <w:rPr>
+          <w:b w:val="1"/>
+          <w:bCs w:val="1"/>
+          <w:rtl w:val="0"/>
+        </w:rPr>
+        <w:t xml:space="preserve">Google Docs &amp; Word</w:t>
+      </w:r>
+      <w:r>
+        <w:rPr>
+          <w:rtl w:val="0"/>
+        </w:rPr>
+        <w:t xml:space="preserve">: </w:t>
+      </w:r>
+      <w:hyperlink r:id="rId12">
+        <w:r>
+          <w:rPr>
+            <w:rFonts w:ascii="Arial Unicode MS" w:cs="Arial Unicode MS" w:eastAsia="Arial Unicode MS" w:hAnsi="Arial Unicode MS"/>
+            <w:color w:val="1155cc"/>
+            <w:u w:val="single"/>
+            <w:rtl w:val="0"/>
+          </w:rPr>
+          <w:t xml:space="preserve">Open WS3 GCP-Branded Google Doc ↗</w:t>
+        </w:r>
+      </w:hyperlink>
+      <w:r>
+        <w:rPr>
+          <w:rtl w:val="0"/>
+        </w:rPr>
+        <w:t xml:space="preserve"> • </w:t>
+      </w:r>
+      <w:hyperlink r:id="rId13">
+        <w:r>
+          <w:rPr>
+            <w:color w:val="1155cc"/>
+            <w:u w:val="single"/>
+            <w:rtl w:val="0"/>
+          </w:rPr>
+          <w:t xml:space="preserve">Download Microsoft Word (.docx)</w:t>
+        </w:r>
+      </w:hyperlink>
+      <w:r>
+        <w:rPr>
+          <w:rtl w:val="0"/>
+        </w:rPr>
+        <w:br w:type="textWrapping"/>
+      </w:r>
+      <w:r>
+        <w:rPr>
+          <w:rtl w:val="0"/>
+        </w:rPr>
+        <w:t xml:space="preserve">• 📐 </w:t>
+      </w:r>
+      <w:r>
+        <w:rPr>
+          <w:b w:val="1"/>
+          <w:bCs w:val="1"/>
+          <w:rtl w:val="0"/>
+        </w:rPr>
+        <w:t xml:space="preserve">Official Draw.io Blueprints</w:t>
+      </w:r>
+      <w:r>
+        <w:rPr>
+          <w:rtl w:val="0"/>
+        </w:rPr>
+        <w:t xml:space="preserve">: </w:t>
+      </w:r>
+      <w:hyperlink r:id="rId14">
+        <w:r>
+          <w:rPr>
+            <w:color w:val="1155cc"/>
+            <w:u w:val="single"/>
+            <w:rtl w:val="0"/>
+          </w:rPr>
+          <w:t xml:space="preserve">Figure 1 Sovereign Silos (.drawio)</w:t>
+        </w:r>
+      </w:hyperlink>
+      <w:r>
+        <w:rPr>
+          <w:rtl w:val="0"/>
+        </w:rPr>
+        <w:t xml:space="preserve"> • </w:t>
+      </w:r>
+      <w:hyperlink r:id="rId15">
+        <w:r>
+          <w:rPr>
+            <w:color w:val="1155cc"/>
+            <w:u w:val="single"/>
+            <w:rtl w:val="0"/>
+          </w:rPr>
+          <w:t xml:space="preserve">Figure 2 Multi-Project CMEK (.drawio)</w:t>
+        </w:r>
+      </w:hyperlink>
+      <w:r>
+        <w:rPr>
+          <w:rtl w:val="0"/>
+        </w:rPr>
+        <w:t xml:space="preserve"> • </w:t>
+      </w:r>
+      <w:hyperlink r:id="rId16">
+        <w:r>
+          <w:rPr>
+            <w:color w:val="1155cc"/>
+            <w:u w:val="single"/>
+            <w:rtl w:val="0"/>
+          </w:rPr>
+          <w:t xml:space="preserve">Figure 3 Terraform Silo (.drawio)</w:t>
+        </w:r>
+      </w:hyperlink>
+      <w:r>
+        <w:rPr>
+          <w:rtl w:val="0"/>
+        </w:rPr>
+      </w:r>
+    </w:p>
+    <w:p>
+      <w:pPr>
         <w:spacing w:after="200" w:lineRule="auto"/>
         <w:rPr/>
       </w:pPr>
@@ -577,7 +788,7 @@
         </w:rPr>
         <w:t xml:space="preserve"> (</w:t>
       </w:r>
-      <w:hyperlink r:id="rId10">
+      <w:hyperlink r:id="rId17">
         <w:r>
           <w:rPr>
             <w:rFonts w:ascii="Roboto Mono" w:cs="Roboto Mono" w:eastAsia="Roboto Mono" w:hAnsi="Roboto Mono"/>
@@ -622,7 +833,7 @@
         </w:rPr>
         <w:t xml:space="preserve">), protected by a dedicated </w:t>
       </w:r>
-      <w:hyperlink r:id="rId11">
+      <w:hyperlink r:id="rId18">
         <w:r>
           <w:rPr>
             <w:color w:val="1155cc"/>
@@ -638,7 +849,7 @@
         </w:rPr>
         <w:t xml:space="preserve"> perimeter, an organization-level </w:t>
       </w:r>
-      <w:hyperlink r:id="rId12">
+      <w:hyperlink r:id="rId19">
         <w:r>
           <w:rPr>
             <w:color w:val="1155cc"/>
@@ -654,7 +865,7 @@
         </w:rPr>
         <w:t xml:space="preserve">, a customer-controlled </w:t>
       </w:r>
-      <w:hyperlink r:id="rId13">
+      <w:hyperlink r:id="rId20">
         <w:r>
           <w:rPr>
             <w:color w:val="1155cc"/>
@@ -698,7 +909,7 @@
         </w:rPr>
         <w:t xml:space="preserve"> inference on private </w:t>
       </w:r>
-      <w:hyperlink r:id="rId14">
+      <w:hyperlink r:id="rId21">
         <w:r>
           <w:rPr>
             <w:color w:val="1155cc"/>
@@ -726,7 +937,7 @@
         </w:rPr>
         <w:t xml:space="preserve">This document is part 3 of a 5-part series extending the official Google Cloud </w:t>
       </w:r>
-      <w:hyperlink r:id="rId15">
+      <w:hyperlink r:id="rId22">
         <w:r>
           <w:rPr>
             <w:color w:val="1155cc"/>
@@ -742,7 +953,7 @@
         </w:rPr>
         <w:t xml:space="preserve"> reference architecture (following </w:t>
       </w:r>
-      <w:hyperlink r:id="rId16">
+      <w:hyperlink r:id="rId23">
         <w:r>
           <w:rPr>
             <w:color w:val="1155cc"/>
@@ -758,7 +969,7 @@
         </w:rPr>
         <w:t xml:space="preserve"> and </w:t>
       </w:r>
-      <w:hyperlink r:id="rId17">
+      <w:hyperlink r:id="rId24">
         <w:r>
           <w:rPr>
             <w:color w:val="1155cc"/>
@@ -828,7 +1039,7 @@
         <w:keepLines w:val="1"/>
         <w:rPr/>
       </w:pPr>
-      <w:bookmarkStart w:colFirst="0" w:colLast="0" w:name="_yfet1dqvuzlc" w:id="2"/>
+      <w:bookmarkStart w:colFirst="0" w:colLast="0" w:name="_twlursl4kurp" w:id="2"/>
       <w:bookmarkEnd w:id="2"/>
       <w:r>
         <w:rPr>
@@ -848,7 +1059,7 @@
         </w:rPr>
         <w:t xml:space="preserve">Before diving into Pattern B's project-per-tenant topology and its companion </w:t>
       </w:r>
-      <w:hyperlink r:id="rId18">
+      <w:hyperlink r:id="rId25">
         <w:r>
           <w:rPr>
             <w:color w:val="1155cc"/>
@@ -858,7 +1069,7 @@
           <w:t xml:space="preserve">12-slide editable deck (</w:t>
         </w:r>
       </w:hyperlink>
-      <w:hyperlink r:id="rId19">
+      <w:hyperlink r:id="rId26">
         <w:r>
           <w:rPr>
             <w:rFonts w:ascii="Roboto Mono" w:cs="Roboto Mono" w:eastAsia="Roboto Mono" w:hAnsi="Roboto Mono"/>
@@ -869,7 +1080,7 @@
           <w:t xml:space="preserve">slides/ws3-pattern-b-siloed-editable-slides.pptx</w:t>
         </w:r>
       </w:hyperlink>
-      <w:hyperlink r:id="rId20">
+      <w:hyperlink r:id="rId27">
         <w:r>
           <w:rPr>
             <w:color w:val="1155cc"/>
@@ -913,7 +1124,7 @@
         </w:rPr>
         <w:t xml:space="preserve"> inside a dedicated Google Cloud project, VPC Service Controls perimeter, and Cloud KMS CMEK kill-switch—across the four foundational series primitives (</w:t>
       </w:r>
-      <w:hyperlink r:id="rId21">
+      <w:hyperlink r:id="rId28">
         <w:r>
           <w:rPr>
             <w:color w:val="1155cc"/>
@@ -948,7 +1159,7 @@
       <w:pPr>
         <w:numPr>
           <w:ilvl w:val="0"/>
-          <w:numId w:val="3"/>
+          <w:numId w:val="11"/>
         </w:numPr>
         <w:spacing w:after="0" w:afterAutospacing="0" w:lineRule="auto"/>
         <w:ind w:left="720" w:hanging="360"/>
@@ -988,7 +1199,7 @@
         </w:rPr>
         <w:t xml:space="preserve"> The invariant 80% reusable Python agent runtime (</w:t>
       </w:r>
-      <w:hyperlink r:id="rId22">
+      <w:hyperlink r:id="rId29">
         <w:r>
           <w:rPr>
             <w:rFonts w:ascii="Roboto Mono" w:cs="Roboto Mono" w:eastAsia="Roboto Mono" w:hAnsi="Roboto Mono"/>
@@ -1066,7 +1277,7 @@
       <w:pPr>
         <w:numPr>
           <w:ilvl w:val="0"/>
-          <w:numId w:val="3"/>
+          <w:numId w:val="11"/>
         </w:numPr>
         <w:spacing w:after="0" w:afterAutospacing="0" w:lineRule="auto"/>
         <w:ind w:left="720" w:hanging="360"/>
@@ -1106,7 +1317,7 @@
         </w:rPr>
         <w:t xml:space="preserve"> The Hop 2 silo-local Discovery Engine catalog Policy Decision Point (</w:t>
       </w:r>
-      <w:hyperlink r:id="rId23">
+      <w:hyperlink r:id="rId30">
         <w:r>
           <w:rPr>
             <w:rFonts w:ascii="Roboto Mono" w:cs="Roboto Mono" w:eastAsia="Roboto Mono" w:hAnsi="Roboto Mono"/>
@@ -1142,7 +1353,7 @@
       <w:pPr>
         <w:numPr>
           <w:ilvl w:val="0"/>
-          <w:numId w:val="3"/>
+          <w:numId w:val="11"/>
         </w:numPr>
         <w:spacing w:after="0" w:afterAutospacing="0" w:lineRule="auto"/>
         <w:ind w:left="720" w:hanging="360"/>
@@ -1182,7 +1393,7 @@
         </w:rPr>
         <w:t xml:space="preserve"> The tool-invocation protocol connecting each silo to tenant-scoped 3P SaaS endpoints and live AWS Bedrock AgentCore targets under Cloud KMS FDA 21 CFR Part 11 / DPoP signatures (</w:t>
       </w:r>
-      <w:hyperlink r:id="rId24">
+      <w:hyperlink r:id="rId31">
         <w:r>
           <w:rPr>
             <w:rFonts w:ascii="Roboto Mono" w:cs="Roboto Mono" w:eastAsia="Roboto Mono" w:hAnsi="Roboto Mono"/>
@@ -1204,7 +1415,7 @@
       <w:pPr>
         <w:numPr>
           <w:ilvl w:val="0"/>
-          <w:numId w:val="3"/>
+          <w:numId w:val="11"/>
         </w:numPr>
         <w:spacing w:after="200" w:lineRule="auto"/>
         <w:ind w:left="720" w:hanging="360"/>
@@ -1797,7 +2008,7 @@
               </w:rPr>
               <w:t xml:space="preserve"> in </w:t>
             </w:r>
-            <w:hyperlink r:id="rId25">
+            <w:hyperlink r:id="rId32">
               <w:r>
                 <w:rPr>
                   <w:rFonts w:ascii="Roboto Mono" w:cs="Roboto Mono" w:eastAsia="Roboto Mono" w:hAnsi="Roboto Mono"/>
@@ -2518,7 +2729,7 @@
               </w:rPr>
               <w:t xml:space="preserve"> (</w:t>
             </w:r>
-            <w:hyperlink r:id="rId26">
+            <w:hyperlink r:id="rId33">
               <w:r>
                 <w:rPr>
                   <w:rFonts w:ascii="Roboto Mono" w:cs="Roboto Mono" w:eastAsia="Roboto Mono" w:hAnsi="Roboto Mono"/>
@@ -3310,7 +3521,7 @@
         <w:spacing w:before="360" w:lineRule="auto"/>
         <w:rPr/>
       </w:pPr>
-      <w:bookmarkStart w:colFirst="0" w:colLast="0" w:name="_aw0r0ejr2kou" w:id="3"/>
+      <w:bookmarkStart w:colFirst="0" w:colLast="0" w:name="_dd7icula1e65" w:id="3"/>
       <w:bookmarkEnd w:id="3"/>
       <w:r>
         <w:rPr>
@@ -3330,7 +3541,7 @@
         </w:rPr>
         <w:t xml:space="preserve">Pattern B is designed for regulated enterprise customers whose legal, compliance, or risk teams prohibit shared multi-tenant infrastructure (</w:t>
       </w:r>
-      <w:hyperlink r:id="rId27">
+      <w:hyperlink r:id="rId34">
         <w:r>
           <w:rPr>
             <w:color w:val="1155cc"/>
@@ -3351,7 +3562,7 @@
       <w:pPr>
         <w:numPr>
           <w:ilvl w:val="0"/>
-          <w:numId w:val="12"/>
+          <w:numId w:val="20"/>
         </w:numPr>
         <w:spacing w:after="0" w:afterAutospacing="0" w:lineRule="auto"/>
         <w:ind w:left="720" w:hanging="360"/>
@@ -3406,7 +3617,7 @@
       <w:pPr>
         <w:numPr>
           <w:ilvl w:val="0"/>
-          <w:numId w:val="12"/>
+          <w:numId w:val="20"/>
         </w:numPr>
         <w:spacing w:after="0" w:afterAutospacing="0" w:lineRule="auto"/>
         <w:ind w:left="720" w:hanging="360"/>
@@ -3475,7 +3686,7 @@
       <w:pPr>
         <w:numPr>
           <w:ilvl w:val="0"/>
-          <w:numId w:val="12"/>
+          <w:numId w:val="20"/>
         </w:numPr>
         <w:spacing w:after="200" w:lineRule="auto"/>
         <w:ind w:left="720" w:hanging="360"/>
@@ -3519,7 +3730,7 @@
         <w:keepLines w:val="1"/>
         <w:rPr/>
       </w:pPr>
-      <w:bookmarkStart w:colFirst="0" w:colLast="0" w:name="_jj9raf1p0jks" w:id="4"/>
+      <w:bookmarkStart w:colFirst="0" w:colLast="0" w:name="_ifj2a63ftvc1" w:id="4"/>
       <w:bookmarkEnd w:id="4"/>
       <w:r>
         <w:rPr>
@@ -3553,7 +3764,7 @@
         </w:rPr>
         <w:t xml:space="preserve"> introduced in </w:t>
       </w:r>
-      <w:hyperlink r:id="rId28">
+      <w:hyperlink r:id="rId35">
         <w:r>
           <w:rPr>
             <w:color w:val="1155cc"/>
@@ -3569,7 +3780,7 @@
         </w:rPr>
         <w:t xml:space="preserve"> (</w:t>
       </w:r>
-      <w:hyperlink r:id="rId29">
+      <w:hyperlink r:id="rId36">
         <w:r>
           <w:rPr>
             <w:rFonts w:ascii="Roboto Mono" w:cs="Roboto Mono" w:eastAsia="Roboto Mono" w:hAnsi="Roboto Mono"/>
@@ -3664,7 +3875,7 @@
         <w:keepLines w:val="1"/>
         <w:rPr/>
       </w:pPr>
-      <w:bookmarkStart w:colFirst="0" w:colLast="0" w:name="_o6uwsurn0bqv" w:id="5"/>
+      <w:bookmarkStart w:colFirst="0" w:colLast="0" w:name="_ayt33wb9p2b0" w:id="5"/>
       <w:bookmarkEnd w:id="5"/>
       <w:r>
         <w:rPr>
@@ -4543,7 +4754,7 @@
         <w:spacing w:before="360" w:lineRule="auto"/>
         <w:rPr/>
       </w:pPr>
-      <w:bookmarkStart w:colFirst="0" w:colLast="0" w:name="_dlb86ye2fu5v" w:id="6"/>
+      <w:bookmarkStart w:colFirst="0" w:colLast="0" w:name="_3kl5k1n9yjgx" w:id="6"/>
       <w:bookmarkEnd w:id="6"/>
       <w:r>
         <w:rPr>
@@ -4563,7 +4774,7 @@
         </w:rPr>
         <w:t xml:space="preserve">Every Pattern B silo is certified against six automated security assertions matching the exact execution order of </w:t>
       </w:r>
-      <w:hyperlink r:id="rId30">
+      <w:hyperlink r:id="rId37">
         <w:r>
           <w:rPr>
             <w:rFonts w:ascii="Roboto Mono" w:cs="Roboto Mono" w:eastAsia="Roboto Mono" w:hAnsi="Roboto Mono"/>
@@ -6311,7 +6522,7 @@
         <w:spacing w:before="360" w:lineRule="auto"/>
         <w:rPr/>
       </w:pPr>
-      <w:bookmarkStart w:colFirst="0" w:colLast="0" w:name="_iyamsnij9vpo" w:id="7"/>
+      <w:bookmarkStart w:colFirst="0" w:colLast="0" w:name="_ty9i1fqirv4z" w:id="7"/>
       <w:bookmarkEnd w:id="7"/>
       <w:r>
         <w:rPr>
@@ -6346,1659 +6557,12 @@
           <wp:inline distB="114300" distT="114300" distL="114300" distR="114300">
             <wp:extent cx="6731000" cy="7905563"/>
             <wp:effectExtent b="0" l="0" r="0" t="0"/>
-            <wp:docPr id="3" name="image9.png"/>
+            <wp:docPr id="8" name="image6.png"/>
             <a:graphic>
               <a:graphicData uri="http://schemas.openxmlformats.org/drawingml/2006/picture">
                 <pic:pic>
                   <pic:nvPicPr>
-                    <pic:cNvPr id="0" name="image9.png"/>
-                    <pic:cNvPicPr preferRelativeResize="0"/>
-                  </pic:nvPicPr>
-                  <pic:blipFill>
-                    <a:blip r:embed="rId31"/>
-                    <a:srcRect b="0" l="0" r="0" t="0"/>
-                    <a:stretch>
-                      <a:fillRect/>
-                    </a:stretch>
-                  </pic:blipFill>
-                  <pic:spPr>
-                    <a:xfrm>
-                      <a:off x="0" y="0"/>
-                      <a:ext cx="6731000" cy="7905563"/>
-                    </a:xfrm>
-                    <a:prstGeom prst="rect"/>
-                    <a:ln/>
-                  </pic:spPr>
-                </pic:pic>
-              </a:graphicData>
-            </a:graphic>
-          </wp:inline>
-        </w:drawing>
-      </w:r>
-      <w:r>
-        <w:rPr>
-          <w:rtl w:val="0"/>
-        </w:rPr>
-      </w:r>
-    </w:p>
-    <w:p>
-      <w:pPr>
-        <w:spacing w:after="200" w:lineRule="auto"/>
-        <w:rPr>
-          <w:i w:val="1"/>
-          <w:iCs w:val="1"/>
-        </w:rPr>
-      </w:pPr>
-      <w:r>
-        <w:rPr>
-          <w:i w:val="1"/>
-          <w:iCs w:val="1"/>
-          <w:rtl w:val="0"/>
-        </w:rPr>
-        <w:t xml:space="preserve">Figure 1. Official Google Cloud Architecture Center hub-and-spoke topology showing the Sovereign mTLS &amp; PAB Ingress Hub, Organization VPC-SC &amp; Cloud KMS Governance Hub, Sovereign Silo Project A (</w:t>
-      </w:r>
-      <w:r>
-        <w:rPr>
-          <w:rFonts w:ascii="Roboto Mono" w:cs="Roboto Mono" w:eastAsia="Roboto Mono" w:hAnsi="Roboto Mono"/>
-          <w:i w:val="1"/>
-          <w:iCs w:val="1"/>
-          <w:color w:val="188038"/>
-          <w:rtl w:val="0"/>
-        </w:rPr>
-        <w:t xml:space="preserve">cymbal-finvault-silo-prod</w:t>
-      </w:r>
-      <w:r>
-        <w:rPr>
-          <w:i w:val="1"/>
-          <w:iCs w:val="1"/>
-          <w:rtl w:val="0"/>
-        </w:rPr>
-        <w:t xml:space="preserve"> with air-gapped Gemma 3 27B on GKE), and Sovereign Silo Project B (</w:t>
-      </w:r>
-      <w:r>
-        <w:rPr>
-          <w:rFonts w:ascii="Roboto Mono" w:cs="Roboto Mono" w:eastAsia="Roboto Mono" w:hAnsi="Roboto Mono"/>
-          <w:i w:val="1"/>
-          <w:iCs w:val="1"/>
-          <w:color w:val="188038"/>
-          <w:rtl w:val="0"/>
-        </w:rPr>
-        <w:t xml:space="preserve">cymbal-retailstream-silo-prod</w:t>
-      </w:r>
-      <w:r>
-        <w:rPr>
-          <w:i w:val="1"/>
-          <w:iCs w:val="1"/>
-          <w:rtl w:val="0"/>
-        </w:rPr>
-        <w:t xml:space="preserve">). Editable assets: </w:t>
-      </w:r>
-      <w:hyperlink r:id="rId32">
-        <w:r>
-          <w:rPr>
-            <w:i w:val="1"/>
-            <w:iCs w:val="1"/>
-            <w:color w:val="1155cc"/>
-            <w:u w:val="single"/>
-            <w:rtl w:val="0"/>
-          </w:rPr>
-          <w:t xml:space="preserve">Draw.io source</w:t>
-        </w:r>
-      </w:hyperlink>
-      <w:r>
-        <w:rPr>
-          <w:i w:val="1"/>
-          <w:iCs w:val="1"/>
-          <w:rtl w:val="0"/>
-        </w:rPr>
-        <w:t xml:space="preserve"> | </w:t>
-      </w:r>
-      <w:hyperlink r:id="rId33">
-        <w:r>
-          <w:rPr>
-            <w:i w:val="1"/>
-            <w:iCs w:val="1"/>
-            <w:color w:val="1155cc"/>
-            <w:u w:val="single"/>
-            <w:rtl w:val="0"/>
-          </w:rPr>
-          <w:t xml:space="preserve">Google Slides (.pptx)</w:t>
-        </w:r>
-      </w:hyperlink>
-      <w:r>
-        <w:rPr>
-          <w:i w:val="1"/>
-          <w:iCs w:val="1"/>
-          <w:rtl w:val="0"/>
-        </w:rPr>
-        <w:t xml:space="preserve"> | </w:t>
-      </w:r>
-      <w:hyperlink r:id="rId34">
-        <w:r>
-          <w:rPr>
-            <w:i w:val="1"/>
-            <w:iCs w:val="1"/>
-            <w:color w:val="1155cc"/>
-            <w:u w:val="single"/>
-            <w:rtl w:val="0"/>
-          </w:rPr>
-          <w:t xml:space="preserve">Architecture Center SVG</w:t>
-        </w:r>
-      </w:hyperlink>
-      <w:r>
-        <w:rPr>
-          <w:i w:val="1"/>
-          <w:iCs w:val="1"/>
-          <w:rtl w:val="0"/>
-        </w:rPr>
-        <w:t xml:space="preserve"> | </w:t>
-      </w:r>
-      <w:hyperlink r:id="rId35">
-        <w:r>
-          <w:rPr>
-            <w:i w:val="1"/>
-            <w:iCs w:val="1"/>
-            <w:color w:val="1155cc"/>
-            <w:u w:val="single"/>
-            <w:rtl w:val="0"/>
-          </w:rPr>
-          <w:t xml:space="preserve">Vision AST</w:t>
-        </w:r>
-      </w:hyperlink>
-      <w:r>
-        <w:rPr>
-          <w:i w:val="1"/>
-          <w:iCs w:val="1"/>
-          <w:rtl w:val="0"/>
-        </w:rPr>
-        <w:t xml:space="preserve">.</w:t>
-      </w:r>
-    </w:p>
-    <w:p>
-      <w:pPr>
-        <w:spacing w:after="200" w:lineRule="auto"/>
-        <w:rPr/>
-      </w:pPr>
-      <w:r>
-        <w:rPr>
-          <w:rtl w:val="0"/>
-        </w:rPr>
-        <w:t xml:space="preserve">Figure 1 organizes the Pattern B sovereign deployment into four security zones:</w:t>
-      </w:r>
-    </w:p>
-    <w:p>
-      <w:pPr>
-        <w:numPr>
-          <w:ilvl w:val="0"/>
-          <w:numId w:val="21"/>
-        </w:numPr>
-        <w:spacing w:after="0" w:afterAutospacing="0" w:lineRule="auto"/>
-        <w:ind w:left="720" w:hanging="360"/>
-        <w:rPr>
-          <w:u w:val="none"/>
-        </w:rPr>
-      </w:pPr>
-      <w:r>
-        <w:rPr>
-          <w:b w:val="1"/>
-          <w:bCs w:val="1"/>
-          <w:rtl w:val="0"/>
-        </w:rPr>
-        <w:t xml:space="preserve">Sovereign mTLS and PAB Ingress Hub (Zone 1 — Blue container </w:t>
-      </w:r>
-      <w:r>
-        <w:rPr>
-          <w:rFonts w:ascii="Roboto Mono" w:cs="Roboto Mono" w:eastAsia="Roboto Mono" w:hAnsi="Roboto Mono"/>
-          <w:b w:val="1"/>
-          <w:bCs w:val="1"/>
-          <w:color w:val="188038"/>
-          <w:rtl w:val="0"/>
-        </w:rPr>
-        <w:t xml:space="preserve">#aecbfa</w:t>
-      </w:r>
-      <w:r>
-        <w:rPr>
-          <w:b w:val="1"/>
-          <w:bCs w:val="1"/>
-          <w:rtl w:val="0"/>
-        </w:rPr>
-        <w:t xml:space="preserve">):</w:t>
-      </w:r>
-      <w:r>
-        <w:rPr>
-          <w:rtl w:val="0"/>
-        </w:rPr>
-        <w:t xml:space="preserve"> Verifies client mutual TLS (mTLS) SPIFFE certificates (</w:t>
-      </w:r>
-      <w:r>
-        <w:rPr>
-          <w:rFonts w:ascii="Roboto Mono" w:cs="Roboto Mono" w:eastAsia="Roboto Mono" w:hAnsi="Roboto Mono"/>
-          <w:color w:val="188038"/>
-          <w:rtl w:val="0"/>
-        </w:rPr>
-        <w:t xml:space="preserve">spiffe://finvault.com/ns/sre/sa/agent-client</w:t>
-      </w:r>
-      <w:r>
-        <w:rPr>
-          <w:rtl w:val="0"/>
-        </w:rPr>
-        <w:t xml:space="preserve">) and evaluates the organization-level IAM Principal Access Boundary (</w:t>
-      </w:r>
-      <w:r>
-        <w:rPr>
-          <w:rFonts w:ascii="Roboto Mono" w:cs="Roboto Mono" w:eastAsia="Roboto Mono" w:hAnsi="Roboto Mono"/>
-          <w:color w:val="188038"/>
-          <w:rtl w:val="0"/>
-        </w:rPr>
-        <w:t xml:space="preserve">PAB</w:t>
-      </w:r>
-      <w:r>
-        <w:rPr>
-          <w:rtl w:val="0"/>
-        </w:rPr>
-        <w:t xml:space="preserve">) before routing traffic into the tenant's dedicated project (</w:t>
-      </w:r>
-      <w:r>
-        <w:rPr>
-          <w:rFonts w:ascii="Roboto Mono" w:cs="Roboto Mono" w:eastAsia="Roboto Mono" w:hAnsi="Roboto Mono"/>
-          <w:color w:val="188038"/>
-          <w:rtl w:val="0"/>
-        </w:rPr>
-        <w:t xml:space="preserve">Hop 1</w:t>
-      </w:r>
-      <w:r>
-        <w:rPr>
-          <w:rtl w:val="0"/>
-        </w:rPr>
-        <w:t xml:space="preserve">).</w:t>
-      </w:r>
-    </w:p>
-    <w:p>
-      <w:pPr>
-        <w:numPr>
-          <w:ilvl w:val="0"/>
-          <w:numId w:val="21"/>
-        </w:numPr>
-        <w:spacing w:after="0" w:afterAutospacing="0" w:lineRule="auto"/>
-        <w:ind w:left="720" w:hanging="360"/>
-        <w:rPr>
-          <w:u w:val="none"/>
-        </w:rPr>
-      </w:pPr>
-      <w:r>
-        <w:rPr>
-          <w:b w:val="1"/>
-          <w:bCs w:val="1"/>
-          <w:rtl w:val="0"/>
-        </w:rPr>
-        <w:t xml:space="preserve">Organization VPC-SC, Cloud KMS CMEK, and SCC Governance Hub (Zone 2 — Green container </w:t>
-      </w:r>
-      <w:r>
-        <w:rPr>
-          <w:rFonts w:ascii="Roboto Mono" w:cs="Roboto Mono" w:eastAsia="Roboto Mono" w:hAnsi="Roboto Mono"/>
-          <w:b w:val="1"/>
-          <w:bCs w:val="1"/>
-          <w:color w:val="188038"/>
-          <w:rtl w:val="0"/>
-        </w:rPr>
-        <w:t xml:space="preserve">#ceead6</w:t>
-      </w:r>
-      <w:r>
-        <w:rPr>
-          <w:b w:val="1"/>
-          <w:bCs w:val="1"/>
-          <w:rtl w:val="0"/>
-        </w:rPr>
-        <w:t xml:space="preserve">):</w:t>
-      </w:r>
-      <w:r>
-        <w:rPr>
-          <w:rtl w:val="0"/>
-        </w:rPr>
-        <w:t xml:space="preserve"> Enforces per-project VPC Service Controls perimeters (</w:t>
-      </w:r>
-      <w:r>
-        <w:rPr>
-          <w:rFonts w:ascii="Roboto Mono" w:cs="Roboto Mono" w:eastAsia="Roboto Mono" w:hAnsi="Roboto Mono"/>
-          <w:color w:val="188038"/>
-          <w:rtl w:val="0"/>
-        </w:rPr>
-        <w:t xml:space="preserve">perimeter_finvault_sovereign</w:t>
-      </w:r>
-      <w:r>
-        <w:rPr>
-          <w:rtl w:val="0"/>
-        </w:rPr>
-        <w:t xml:space="preserve">), verifies live Cloud KMS / Cloud EKM key state (</w:t>
-      </w:r>
-      <w:r>
-        <w:rPr>
-          <w:rFonts w:ascii="Roboto Mono" w:cs="Roboto Mono" w:eastAsia="Roboto Mono" w:hAnsi="Roboto Mono"/>
-          <w:color w:val="188038"/>
-          <w:rtl w:val="0"/>
-        </w:rPr>
-        <w:t xml:space="preserve">agent-memory-cmek</w:t>
-      </w:r>
-      <w:r>
-        <w:rPr>
-          <w:rtl w:val="0"/>
-        </w:rPr>
-        <w:t xml:space="preserve">), monitors compliance in Security Command Center, and exports per-silo audit logs (</w:t>
-      </w:r>
-      <w:r>
-        <w:rPr>
-          <w:rFonts w:ascii="Roboto Mono" w:cs="Roboto Mono" w:eastAsia="Roboto Mono" w:hAnsi="Roboto Mono"/>
-          <w:color w:val="188038"/>
-          <w:rtl w:val="0"/>
-        </w:rPr>
-        <w:t xml:space="preserve">Hops 2 &amp; 5</w:t>
-      </w:r>
-      <w:r>
-        <w:rPr>
-          <w:rtl w:val="0"/>
-        </w:rPr>
-        <w:t xml:space="preserve">).</w:t>
-      </w:r>
-    </w:p>
-    <w:p>
-      <w:pPr>
-        <w:numPr>
-          <w:ilvl w:val="0"/>
-          <w:numId w:val="21"/>
-        </w:numPr>
-        <w:spacing w:after="0" w:afterAutospacing="0" w:lineRule="auto"/>
-        <w:ind w:left="720" w:hanging="360"/>
-        <w:rPr>
-          <w:u w:val="none"/>
-        </w:rPr>
-      </w:pPr>
-      <w:r>
-        <w:rPr>
-          <w:b w:val="1"/>
-          <w:bCs w:val="1"/>
-          <w:rtl w:val="0"/>
-        </w:rPr>
-        <w:t xml:space="preserve">Sovereign Silo Project A — FinVault Bank (</w:t>
-      </w:r>
-      <w:r>
-        <w:rPr>
-          <w:rFonts w:ascii="Roboto Mono" w:cs="Roboto Mono" w:eastAsia="Roboto Mono" w:hAnsi="Roboto Mono"/>
-          <w:b w:val="1"/>
-          <w:bCs w:val="1"/>
-          <w:color w:val="188038"/>
-          <w:rtl w:val="0"/>
-        </w:rPr>
-        <w:t xml:space="preserve">cymbal-finvault-silo-prod</w:t>
-      </w:r>
-      <w:r>
-        <w:rPr>
-          <w:b w:val="1"/>
-          <w:bCs w:val="1"/>
-          <w:rtl w:val="0"/>
-        </w:rPr>
-        <w:t xml:space="preserve">) (Zone 3 — Left amber container </w:t>
-      </w:r>
-      <w:r>
-        <w:rPr>
-          <w:rFonts w:ascii="Roboto Mono" w:cs="Roboto Mono" w:eastAsia="Roboto Mono" w:hAnsi="Roboto Mono"/>
-          <w:b w:val="1"/>
-          <w:bCs w:val="1"/>
-          <w:color w:val="188038"/>
-          <w:rtl w:val="0"/>
-        </w:rPr>
-        <w:t xml:space="preserve">#feefc3</w:t>
-      </w:r>
-      <w:r>
-        <w:rPr>
-          <w:b w:val="1"/>
-          <w:bCs w:val="1"/>
-          <w:rtl w:val="0"/>
-        </w:rPr>
-        <w:t xml:space="preserve">):</w:t>
-      </w:r>
-      <w:r>
-        <w:rPr>
-          <w:rtl w:val="0"/>
-        </w:rPr>
-        <w:t xml:space="preserve"> Dedicated Google Cloud project hosting FinVault's isolated Vertex AI Agent Engine runtime, private </w:t>
-      </w:r>
-      <w:r>
-        <w:rPr>
-          <w:rFonts w:ascii="Roboto Mono" w:cs="Roboto Mono" w:eastAsia="Roboto Mono" w:hAnsi="Roboto Mono"/>
-          <w:color w:val="188038"/>
-          <w:rtl w:val="0"/>
-        </w:rPr>
-        <w:t xml:space="preserve">Agent Alpha</w:t>
-      </w:r>
-      <w:r>
-        <w:rPr>
-          <w:rtl w:val="0"/>
-        </w:rPr>
-        <w:t xml:space="preserve"> (</w:t>
-      </w:r>
-      <w:r>
-        <w:rPr>
-          <w:rFonts w:ascii="Roboto Mono" w:cs="Roboto Mono" w:eastAsia="Roboto Mono" w:hAnsi="Roboto Mono"/>
-          <w:color w:val="188038"/>
-          <w:rtl w:val="0"/>
-        </w:rPr>
-        <w:t xml:space="preserve">gemini-2.5-pro-dedicated</w:t>
-      </w:r>
-      <w:r>
-        <w:rPr>
-          <w:rtl w:val="0"/>
-        </w:rPr>
-        <w:t xml:space="preserve"> on Dedicated Provisioned Throughput), air-gapped </w:t>
-      </w:r>
-      <w:r>
-        <w:rPr>
-          <w:b w:val="1"/>
-          <w:bCs w:val="1"/>
-          <w:rtl w:val="0"/>
-        </w:rPr>
-        <w:t xml:space="preserve">Gemma 3 (27B IT)</w:t>
-      </w:r>
-      <w:r>
-        <w:rPr>
-          <w:rtl w:val="0"/>
-        </w:rPr>
-        <w:t xml:space="preserve"> on private GKE GPU nodes (zero public internet egress), and CMEK-encrypted AlloyDB and Memory Bank.</w:t>
-      </w:r>
-    </w:p>
-    <w:p>
-      <w:pPr>
-        <w:numPr>
-          <w:ilvl w:val="0"/>
-          <w:numId w:val="21"/>
-        </w:numPr>
-        <w:spacing w:after="200" w:lineRule="auto"/>
-        <w:ind w:left="720" w:hanging="360"/>
-        <w:rPr>
-          <w:u w:val="none"/>
-        </w:rPr>
-      </w:pPr>
-      <w:r>
-        <w:rPr>
-          <w:b w:val="1"/>
-          <w:bCs w:val="1"/>
-          <w:rtl w:val="0"/>
-        </w:rPr>
-        <w:t xml:space="preserve">Sovereign Silo Project B — RetailStream Corp / MedCore Health (</w:t>
-      </w:r>
-      <w:r>
-        <w:rPr>
-          <w:rFonts w:ascii="Roboto Mono" w:cs="Roboto Mono" w:eastAsia="Roboto Mono" w:hAnsi="Roboto Mono"/>
-          <w:b w:val="1"/>
-          <w:bCs w:val="1"/>
-          <w:color w:val="188038"/>
-          <w:rtl w:val="0"/>
-        </w:rPr>
-        <w:t xml:space="preserve">cymbal-retailstream-silo-prod</w:t>
-      </w:r>
-      <w:r>
-        <w:rPr>
-          <w:b w:val="1"/>
-          <w:bCs w:val="1"/>
-          <w:rtl w:val="0"/>
-        </w:rPr>
-        <w:t xml:space="preserve">) (Zone 4 — Right coral container </w:t>
-      </w:r>
-      <w:r>
-        <w:rPr>
-          <w:rFonts w:ascii="Roboto Mono" w:cs="Roboto Mono" w:eastAsia="Roboto Mono" w:hAnsi="Roboto Mono"/>
-          <w:b w:val="1"/>
-          <w:bCs w:val="1"/>
-          <w:color w:val="188038"/>
-          <w:rtl w:val="0"/>
-        </w:rPr>
-        <w:t xml:space="preserve">#fad2cf</w:t>
-      </w:r>
-      <w:r>
-        <w:rPr>
-          <w:b w:val="1"/>
-          <w:bCs w:val="1"/>
-          <w:rtl w:val="0"/>
-        </w:rPr>
-        <w:t xml:space="preserve">):</w:t>
-      </w:r>
-      <w:r>
-        <w:rPr>
-          <w:rtl w:val="0"/>
-        </w:rPr>
-        <w:t xml:space="preserve"> Physically separate Google Cloud project inside </w:t>
-      </w:r>
-      <w:r>
-        <w:rPr>
-          <w:rFonts w:ascii="Roboto Mono" w:cs="Roboto Mono" w:eastAsia="Roboto Mono" w:hAnsi="Roboto Mono"/>
-          <w:color w:val="188038"/>
-          <w:rtl w:val="0"/>
-        </w:rPr>
-        <w:t xml:space="preserve">perimeter_retailstream_sovereign</w:t>
-      </w:r>
-      <w:r>
-        <w:rPr>
-          <w:rtl w:val="0"/>
-        </w:rPr>
-        <w:t xml:space="preserve"> with its own IAM PAB policy, dedicated Provisioned Throughput Gemini 2.5 Pro endpoint, dedicated CMEK AlloyDB cluster, and isolated Microsoft Entra ID 3LO MCP servers.</w:t>
-      </w:r>
-    </w:p>
-    <w:p>
-      <w:pPr>
-        <w:spacing w:after="200" w:lineRule="auto"/>
-        <w:rPr/>
-      </w:pPr>
-      <w:r>
-        <w:rPr>
-          <w:rtl w:val="0"/>
-        </w:rPr>
-        <w:t xml:space="preserve">The numbered callouts in Figure 1 (</w:t>
-      </w:r>
-      <w:r>
-        <w:rPr>
-          <w:rFonts w:ascii="Roboto Mono" w:cs="Roboto Mono" w:eastAsia="Roboto Mono" w:hAnsi="Roboto Mono"/>
-          <w:color w:val="188038"/>
-          <w:rtl w:val="0"/>
-        </w:rPr>
-        <w:t xml:space="preserve">1</w:t>
-      </w:r>
-      <w:r>
-        <w:rPr>
-          <w:rtl w:val="0"/>
-        </w:rPr>
-        <w:t xml:space="preserve">–</w:t>
-      </w:r>
-      <w:r>
-        <w:rPr>
-          <w:rFonts w:ascii="Roboto Mono" w:cs="Roboto Mono" w:eastAsia="Roboto Mono" w:hAnsi="Roboto Mono"/>
-          <w:color w:val="188038"/>
-          <w:rtl w:val="0"/>
-        </w:rPr>
-        <w:t xml:space="preserve">7</w:t>
-      </w:r>
-      <w:r>
-        <w:rPr>
-          <w:rtl w:val="0"/>
-        </w:rPr>
-        <w:t xml:space="preserve">) match the visual diagram badges 1:1 (mapping canonical 5-Hop flow stages </w:t>
-      </w:r>
-      <w:r>
-        <w:rPr>
-          <w:rFonts w:ascii="Roboto Mono" w:cs="Roboto Mono" w:eastAsia="Roboto Mono" w:hAnsi="Roboto Mono"/>
-          <w:color w:val="188038"/>
-          <w:rtl w:val="0"/>
-        </w:rPr>
-        <w:t xml:space="preserve">1 Request</w:t>
-      </w:r>
-      <w:r>
-        <w:rPr>
-          <w:rtl w:val="0"/>
-        </w:rPr>
-        <w:t xml:space="preserve">, </w:t>
-      </w:r>
-      <w:r>
-        <w:rPr>
-          <w:rFonts w:ascii="Roboto Mono" w:cs="Roboto Mono" w:eastAsia="Roboto Mono" w:hAnsi="Roboto Mono"/>
-          <w:color w:val="188038"/>
-          <w:rtl w:val="0"/>
-        </w:rPr>
-        <w:t xml:space="preserve">2 Request</w:t>
-      </w:r>
-      <w:r>
-        <w:rPr>
-          <w:rtl w:val="0"/>
-        </w:rPr>
-        <w:t xml:space="preserve">, </w:t>
-      </w:r>
-      <w:r>
-        <w:rPr>
-          <w:rFonts w:ascii="Roboto Mono" w:cs="Roboto Mono" w:eastAsia="Roboto Mono" w:hAnsi="Roboto Mono"/>
-          <w:color w:val="188038"/>
-          <w:rtl w:val="0"/>
-        </w:rPr>
-        <w:t xml:space="preserve">3 Route</w:t>
-      </w:r>
-      <w:r>
-        <w:rPr>
-          <w:rtl w:val="0"/>
-        </w:rPr>
-        <w:t xml:space="preserve">, </w:t>
-      </w:r>
-      <w:r>
-        <w:rPr>
-          <w:rFonts w:ascii="Roboto Mono" w:cs="Roboto Mono" w:eastAsia="Roboto Mono" w:hAnsi="Roboto Mono"/>
-          <w:color w:val="188038"/>
-          <w:rtl w:val="0"/>
-        </w:rPr>
-        <w:t xml:space="preserve">4 Sanitize request</w:t>
-      </w:r>
-      <w:r>
-        <w:rPr>
-          <w:rtl w:val="0"/>
-        </w:rPr>
-        <w:t xml:space="preserve">, </w:t>
-      </w:r>
-      <w:r>
-        <w:rPr>
-          <w:rFonts w:ascii="Roboto Mono" w:cs="Roboto Mono" w:eastAsia="Roboto Mono" w:hAnsi="Roboto Mono"/>
-          <w:color w:val="188038"/>
-          <w:rtl w:val="0"/>
-        </w:rPr>
-        <w:t xml:space="preserve">5 Generates response</w:t>
-      </w:r>
-      <w:r>
-        <w:rPr>
-          <w:rtl w:val="0"/>
-        </w:rPr>
-        <w:t xml:space="preserve">, </w:t>
-      </w:r>
-      <w:r>
-        <w:rPr>
-          <w:rFonts w:ascii="Roboto Mono" w:cs="Roboto Mono" w:eastAsia="Roboto Mono" w:hAnsi="Roboto Mono"/>
-          <w:color w:val="188038"/>
-          <w:rtl w:val="0"/>
-        </w:rPr>
-        <w:t xml:space="preserve">6 Sanitize response</w:t>
-      </w:r>
-      <w:r>
-        <w:rPr>
-          <w:rtl w:val="0"/>
-        </w:rPr>
-        <w:t xml:space="preserve">, and </w:t>
-      </w:r>
-      <w:r>
-        <w:rPr>
-          <w:rFonts w:ascii="Roboto Mono" w:cs="Roboto Mono" w:eastAsia="Roboto Mono" w:hAnsi="Roboto Mono"/>
-          <w:color w:val="188038"/>
-          <w:rtl w:val="0"/>
-        </w:rPr>
-        <w:t xml:space="preserve">7 Sanitized response</w:t>
-      </w:r>
-      <w:r>
-        <w:rPr>
-          <w:rtl w:val="0"/>
-        </w:rPr>
-        <w:t xml:space="preserve"> across sub-hops </w:t>
-      </w:r>
-      <w:r>
-        <w:rPr>
-          <w:rFonts w:ascii="Roboto Mono" w:cs="Roboto Mono" w:eastAsia="Roboto Mono" w:hAnsi="Roboto Mono"/>
-          <w:color w:val="188038"/>
-          <w:rtl w:val="0"/>
-        </w:rPr>
-        <w:t xml:space="preserve">Hop 3a/3b</w:t>
-      </w:r>
-      <w:r>
-        <w:rPr>
-          <w:rtl w:val="0"/>
-        </w:rPr>
-        <w:t xml:space="preserve">, </w:t>
-      </w:r>
-      <w:r>
-        <w:rPr>
-          <w:rFonts w:ascii="Roboto Mono" w:cs="Roboto Mono" w:eastAsia="Roboto Mono" w:hAnsi="Roboto Mono"/>
-          <w:color w:val="188038"/>
-          <w:rtl w:val="0"/>
-        </w:rPr>
-        <w:t xml:space="preserve">Hop 4a/4b</w:t>
-      </w:r>
-      <w:r>
-        <w:rPr>
-          <w:rtl w:val="0"/>
-        </w:rPr>
-        <w:t xml:space="preserve">, and </w:t>
-      </w:r>
-      <w:r>
-        <w:rPr>
-          <w:rFonts w:ascii="Roboto Mono" w:cs="Roboto Mono" w:eastAsia="Roboto Mono" w:hAnsi="Roboto Mono"/>
-          <w:color w:val="188038"/>
-          <w:rtl w:val="0"/>
-        </w:rPr>
-        <w:t xml:space="preserve">Hop 5a/5b</w:t>
-      </w:r>
-      <w:r>
-        <w:rPr>
-          <w:rtl w:val="0"/>
-        </w:rPr>
-        <w:t xml:space="preserve">) and trace a sovereign agent turn in </w:t>
-      </w:r>
-      <w:hyperlink r:id="rId36">
-        <w:r>
-          <w:rPr>
-            <w:rFonts w:ascii="Roboto Mono" w:cs="Roboto Mono" w:eastAsia="Roboto Mono" w:hAnsi="Roboto Mono"/>
-            <w:color w:val="1155cc"/>
-            <w:u w:val="single"/>
-            <w:rtl w:val="0"/>
-          </w:rPr>
-          <w:t xml:space="preserve">pattern_b_siloed_service.py</w:t>
-        </w:r>
-      </w:hyperlink>
-      <w:r>
-        <w:rPr>
-          <w:rtl w:val="0"/>
-        </w:rPr>
-        <w:t xml:space="preserve"> and </w:t>
-      </w:r>
-      <w:hyperlink r:id="rId37">
-        <w:r>
-          <w:rPr>
-            <w:rFonts w:ascii="Roboto Mono" w:cs="Roboto Mono" w:eastAsia="Roboto Mono" w:hAnsi="Roboto Mono"/>
-            <w:color w:val="1155cc"/>
-            <w:u w:val="single"/>
-            <w:rtl w:val="0"/>
-          </w:rPr>
-          <w:t xml:space="preserve">runtime_pipeline.py</w:t>
-        </w:r>
-      </w:hyperlink>
-      <w:r>
-        <w:rPr>
-          <w:rtl w:val="0"/>
-        </w:rPr>
-        <w:t xml:space="preserve">:</w:t>
-      </w:r>
-    </w:p>
-    <w:p>
-      <w:pPr>
-        <w:numPr>
-          <w:ilvl w:val="0"/>
-          <w:numId w:val="9"/>
-        </w:numPr>
-        <w:spacing w:after="0" w:afterAutospacing="0" w:lineRule="auto"/>
-        <w:ind w:left="720" w:hanging="360"/>
-        <w:rPr>
-          <w:u w:val="none"/>
-        </w:rPr>
-      </w:pPr>
-      <w:r>
-        <w:rPr>
-          <w:b w:val="1"/>
-          <w:bCs w:val="1"/>
-          <w:rtl w:val="0"/>
-        </w:rPr>
-        <w:t xml:space="preserve">Mutual TLS (mTLS) and OIDC ingress (</w:t>
-      </w:r>
-      <w:r>
-        <w:rPr>
-          <w:rFonts w:ascii="Roboto Mono" w:cs="Roboto Mono" w:eastAsia="Roboto Mono" w:hAnsi="Roboto Mono"/>
-          <w:b w:val="1"/>
-          <w:bCs w:val="1"/>
-          <w:color w:val="188038"/>
-          <w:rtl w:val="0"/>
-        </w:rPr>
-        <w:t xml:space="preserve">1 Request</w:t>
-      </w:r>
-      <w:r>
-        <w:rPr>
-          <w:b w:val="1"/>
-          <w:bCs w:val="1"/>
-          <w:rtl w:val="0"/>
-        </w:rPr>
-        <w:t xml:space="preserve"> / </w:t>
-      </w:r>
-      <w:r>
-        <w:rPr>
-          <w:rFonts w:ascii="Roboto Mono" w:cs="Roboto Mono" w:eastAsia="Roboto Mono" w:hAnsi="Roboto Mono"/>
-          <w:b w:val="1"/>
-          <w:bCs w:val="1"/>
-          <w:color w:val="188038"/>
-          <w:rtl w:val="0"/>
-        </w:rPr>
-        <w:t xml:space="preserve">1 mTLS Request</w:t>
-      </w:r>
-      <w:r>
-        <w:rPr>
-          <w:b w:val="1"/>
-          <w:bCs w:val="1"/>
-          <w:rtl w:val="0"/>
-        </w:rPr>
-        <w:t xml:space="preserve">):</w:t>
-      </w:r>
-      <w:r>
-        <w:rPr>
-          <w:rtl w:val="0"/>
-        </w:rPr>
-        <w:t xml:space="preserve"> The tenant client connects to the sovereign ingress gateway with a pinned mTLS SPIFFE client certificate (</w:t>
-      </w:r>
-      <w:r>
-        <w:rPr>
-          <w:rFonts w:ascii="Roboto Mono" w:cs="Roboto Mono" w:eastAsia="Roboto Mono" w:hAnsi="Roboto Mono"/>
-          <w:color w:val="188038"/>
-          <w:rtl w:val="0"/>
-        </w:rPr>
-        <w:t xml:space="preserve">spiffe://finvault.com/ns/sre/sa/agent-client</w:t>
-      </w:r>
-      <w:r>
-        <w:rPr>
-          <w:rtl w:val="0"/>
-        </w:rPr>
-        <w:t xml:space="preserve">) and an upstream OIDC JWT (</w:t>
-      </w:r>
-      <w:r>
-        <w:rPr>
-          <w:rFonts w:ascii="Roboto Mono" w:cs="Roboto Mono" w:eastAsia="Roboto Mono" w:hAnsi="Roboto Mono"/>
-          <w:color w:val="188038"/>
-          <w:rtl w:val="0"/>
-        </w:rPr>
-        <w:t xml:space="preserve">pattern_b_siloed_service.py:L62-L88</w:t>
-      </w:r>
-      <w:r>
-        <w:rPr>
-          <w:rtl w:val="0"/>
-        </w:rPr>
-        <w:t xml:space="preserve">, </w:t>
-      </w:r>
-      <w:r>
-        <w:rPr>
-          <w:rFonts w:ascii="Roboto Mono" w:cs="Roboto Mono" w:eastAsia="Roboto Mono" w:hAnsi="Roboto Mono"/>
-          <w:color w:val="188038"/>
-          <w:rtl w:val="0"/>
-        </w:rPr>
-        <w:t xml:space="preserve">runtime_pipeline.py:L60-L80</w:t>
-      </w:r>
-      <w:r>
-        <w:rPr>
-          <w:rtl w:val="0"/>
-        </w:rPr>
-        <w:t xml:space="preserve">).</w:t>
-      </w:r>
-    </w:p>
-    <w:p>
-      <w:pPr>
-        <w:numPr>
-          <w:ilvl w:val="0"/>
-          <w:numId w:val="9"/>
-        </w:numPr>
-        <w:spacing w:after="0" w:afterAutospacing="0" w:lineRule="auto"/>
-        <w:ind w:left="720" w:hanging="360"/>
-        <w:rPr>
-          <w:u w:val="none"/>
-        </w:rPr>
-      </w:pPr>
-      <w:r>
-        <w:rPr>
-          <w:b w:val="1"/>
-          <w:bCs w:val="1"/>
-          <w:rtl w:val="0"/>
-        </w:rPr>
-        <w:t xml:space="preserve">Hop 1 &amp; Hop 2 — Sovereign mTLS SPIFFE, IAM PAB, and ARD Catalog (</w:t>
-      </w:r>
-      <w:r>
-        <w:rPr>
-          <w:rFonts w:ascii="Roboto Mono" w:cs="Roboto Mono" w:eastAsia="Roboto Mono" w:hAnsi="Roboto Mono"/>
-          <w:b w:val="1"/>
-          <w:bCs w:val="1"/>
-          <w:color w:val="188038"/>
-          <w:rtl w:val="0"/>
-        </w:rPr>
-        <w:t xml:space="preserve">2 Request</w:t>
-      </w:r>
-      <w:r>
-        <w:rPr>
-          <w:b w:val="1"/>
-          <w:bCs w:val="1"/>
-          <w:rtl w:val="0"/>
-        </w:rPr>
-        <w:t xml:space="preserve"> / </w:t>
-      </w:r>
-      <w:r>
-        <w:rPr>
-          <w:rFonts w:ascii="Roboto Mono" w:cs="Roboto Mono" w:eastAsia="Roboto Mono" w:hAnsi="Roboto Mono"/>
-          <w:b w:val="1"/>
-          <w:bCs w:val="1"/>
-          <w:color w:val="188038"/>
-          <w:rtl w:val="0"/>
-        </w:rPr>
-        <w:t xml:space="preserve">2 mTLS Valid</w:t>
-      </w:r>
-      <w:r>
-        <w:rPr>
-          <w:b w:val="1"/>
-          <w:bCs w:val="1"/>
-          <w:rtl w:val="0"/>
-        </w:rPr>
-        <w:t xml:space="preserve">):</w:t>
-      </w:r>
-      <w:r>
-        <w:rPr>
-          <w:rtl w:val="0"/>
-        </w:rPr>
-        <w:t xml:space="preserve"> </w:t>
-      </w:r>
-      <w:r>
-        <w:rPr>
-          <w:rFonts w:ascii="Roboto Mono" w:cs="Roboto Mono" w:eastAsia="Roboto Mono" w:hAnsi="Roboto Mono"/>
-          <w:color w:val="188038"/>
-          <w:rtl w:val="0"/>
-        </w:rPr>
-        <w:t xml:space="preserve">PatternBSiloedService</w:t>
-      </w:r>
-      <w:r>
-        <w:rPr>
-          <w:rtl w:val="0"/>
-        </w:rPr>
-        <w:t xml:space="preserve"> verifies that the client certificate (</w:t>
-      </w:r>
-      <w:r>
-        <w:rPr>
-          <w:rFonts w:ascii="Roboto Mono" w:cs="Roboto Mono" w:eastAsia="Roboto Mono" w:hAnsi="Roboto Mono"/>
-          <w:color w:val="188038"/>
-          <w:rtl w:val="0"/>
-        </w:rPr>
-        <w:t xml:space="preserve">HTTP 401</w:t>
-      </w:r>
-      <w:r>
-        <w:rPr>
-          <w:rtl w:val="0"/>
-        </w:rPr>
-        <w:t xml:space="preserve"> on SPIFFE mismatch) and IAM principal (</w:t>
-      </w:r>
-      <w:r>
-        <w:rPr>
-          <w:rFonts w:ascii="Roboto Mono" w:cs="Roboto Mono" w:eastAsia="Roboto Mono" w:hAnsi="Roboto Mono"/>
-          <w:color w:val="188038"/>
-          <w:rtl w:val="0"/>
-        </w:rPr>
-        <w:t xml:space="preserve">HTTP 403</w:t>
-      </w:r>
-      <w:r>
-        <w:rPr>
-          <w:rtl w:val="0"/>
-        </w:rPr>
-        <w:t xml:space="preserve"> on PAB violation) are bound exclusively to the target silo project (</w:t>
-      </w:r>
-      <w:r>
-        <w:rPr>
-          <w:rFonts w:ascii="Roboto Mono" w:cs="Roboto Mono" w:eastAsia="Roboto Mono" w:hAnsi="Roboto Mono"/>
-          <w:color w:val="188038"/>
-          <w:rtl w:val="0"/>
-        </w:rPr>
-        <w:t xml:space="preserve">cymbal-finvault-silo-prod</w:t>
-      </w:r>
-      <w:r>
-        <w:rPr>
-          <w:rtl w:val="0"/>
-        </w:rPr>
-        <w:t xml:space="preserve">), and filters the silo-local Discovery Engine ARD Agent Catalog (</w:t>
-      </w:r>
-      <w:r>
-        <w:rPr>
-          <w:rFonts w:ascii="Roboto Mono" w:cs="Roboto Mono" w:eastAsia="Roboto Mono" w:hAnsi="Roboto Mono"/>
-          <w:color w:val="188038"/>
-          <w:rtl w:val="0"/>
-        </w:rPr>
-        <w:t xml:space="preserve">pattern_b_siloed_service.py:L90-L122</w:t>
-      </w:r>
-      <w:r>
-        <w:rPr>
-          <w:rtl w:val="0"/>
-        </w:rPr>
-        <w:t xml:space="preserve">, </w:t>
-      </w:r>
-      <w:r>
-        <w:rPr>
-          <w:rFonts w:ascii="Roboto Mono" w:cs="Roboto Mono" w:eastAsia="Roboto Mono" w:hAnsi="Roboto Mono"/>
-          <w:color w:val="188038"/>
-          <w:rtl w:val="0"/>
-        </w:rPr>
-        <w:t xml:space="preserve">runtime_pipeline.py:L82-L97</w:t>
-      </w:r>
-      <w:r>
-        <w:rPr>
-          <w:rtl w:val="0"/>
-        </w:rPr>
-        <w:t xml:space="preserve">).</w:t>
-      </w:r>
-    </w:p>
-    <w:p>
-      <w:pPr>
-        <w:numPr>
-          <w:ilvl w:val="0"/>
-          <w:numId w:val="9"/>
-        </w:numPr>
-        <w:spacing w:after="0" w:afterAutospacing="0" w:lineRule="auto"/>
-        <w:ind w:left="720" w:hanging="360"/>
-        <w:rPr>
-          <w:u w:val="none"/>
-        </w:rPr>
-      </w:pPr>
-      <w:r>
-        <w:rPr>
-          <w:b w:val="1"/>
-          <w:bCs w:val="1"/>
-          <w:rtl w:val="0"/>
-        </w:rPr>
-        <w:t xml:space="preserve">Hop 3a — Route to isolated VPC-SC tenant project (</w:t>
-      </w:r>
-      <w:r>
-        <w:rPr>
-          <w:rFonts w:ascii="Roboto Mono" w:cs="Roboto Mono" w:eastAsia="Roboto Mono" w:hAnsi="Roboto Mono"/>
-          <w:b w:val="1"/>
-          <w:bCs w:val="1"/>
-          <w:color w:val="188038"/>
-          <w:rtl w:val="0"/>
-        </w:rPr>
-        <w:t xml:space="preserve">3 Route</w:t>
-      </w:r>
-      <w:r>
-        <w:rPr>
-          <w:b w:val="1"/>
-          <w:bCs w:val="1"/>
-          <w:rtl w:val="0"/>
-        </w:rPr>
-        <w:t xml:space="preserve"> / </w:t>
-      </w:r>
-      <w:r>
-        <w:rPr>
-          <w:rFonts w:ascii="Roboto Mono" w:cs="Roboto Mono" w:eastAsia="Roboto Mono" w:hAnsi="Roboto Mono"/>
-          <w:b w:val="1"/>
-          <w:bCs w:val="1"/>
-          <w:color w:val="188038"/>
-          <w:rtl w:val="0"/>
-        </w:rPr>
-        <w:t xml:space="preserve">3 Route to isolated VPC-SC tenant project</w:t>
-      </w:r>
-      <w:r>
-        <w:rPr>
-          <w:b w:val="1"/>
-          <w:bCs w:val="1"/>
-          <w:rtl w:val="0"/>
-        </w:rPr>
-        <w:t xml:space="preserve">):</w:t>
-      </w:r>
-      <w:r>
-        <w:rPr>
-          <w:rtl w:val="0"/>
-        </w:rPr>
-        <w:t xml:space="preserve"> Verified requests cross the VPC-SC ingress policy into the dedicated tenant project (</w:t>
-      </w:r>
-      <w:r>
-        <w:rPr>
-          <w:rFonts w:ascii="Roboto Mono" w:cs="Roboto Mono" w:eastAsia="Roboto Mono" w:hAnsi="Roboto Mono"/>
-          <w:color w:val="188038"/>
-          <w:rtl w:val="0"/>
-        </w:rPr>
-        <w:t xml:space="preserve">perimeter_finvault_sovereign</w:t>
-      </w:r>
-      <w:r>
-        <w:rPr>
-          <w:rtl w:val="0"/>
-        </w:rPr>
-        <w:t xml:space="preserve"> or </w:t>
-      </w:r>
-      <w:r>
-        <w:rPr>
-          <w:rFonts w:ascii="Roboto Mono" w:cs="Roboto Mono" w:eastAsia="Roboto Mono" w:hAnsi="Roboto Mono"/>
-          <w:color w:val="188038"/>
-          <w:rtl w:val="0"/>
-        </w:rPr>
-        <w:t xml:space="preserve">perimeter_retailstream_sovereign</w:t>
-      </w:r>
-      <w:r>
-        <w:rPr>
-          <w:rtl w:val="0"/>
-        </w:rPr>
-        <w:t xml:space="preserve">), blocking any unauthorized cross-project API egress (</w:t>
-      </w:r>
-      <w:r>
-        <w:rPr>
-          <w:rFonts w:ascii="Roboto Mono" w:cs="Roboto Mono" w:eastAsia="Roboto Mono" w:hAnsi="Roboto Mono"/>
-          <w:color w:val="188038"/>
-          <w:rtl w:val="0"/>
-        </w:rPr>
-        <w:t xml:space="preserve">HTTP 403 VPC_SC_PERIMETER_VIOLATION</w:t>
-      </w:r>
-      <w:r>
-        <w:rPr>
-          <w:rtl w:val="0"/>
-        </w:rPr>
-        <w:t xml:space="preserve">, </w:t>
-      </w:r>
-      <w:r>
-        <w:rPr>
-          <w:rFonts w:ascii="Roboto Mono" w:cs="Roboto Mono" w:eastAsia="Roboto Mono" w:hAnsi="Roboto Mono"/>
-          <w:color w:val="188038"/>
-          <w:rtl w:val="0"/>
-        </w:rPr>
-        <w:t xml:space="preserve">runtime_pipeline.py:L99-L113</w:t>
-      </w:r>
-      <w:r>
-        <w:rPr>
-          <w:rtl w:val="0"/>
-        </w:rPr>
-        <w:t xml:space="preserve">).</w:t>
-      </w:r>
-    </w:p>
-    <w:p>
-      <w:pPr>
-        <w:numPr>
-          <w:ilvl w:val="0"/>
-          <w:numId w:val="9"/>
-        </w:numPr>
-        <w:spacing w:after="0" w:afterAutospacing="0" w:lineRule="auto"/>
-        <w:ind w:left="720" w:hanging="360"/>
-        <w:rPr>
-          <w:u w:val="none"/>
-        </w:rPr>
-      </w:pPr>
-      <w:r>
-        <w:rPr>
-          <w:b w:val="1"/>
-          <w:bCs w:val="1"/>
-          <w:rtl w:val="0"/>
-        </w:rPr>
-        <w:t xml:space="preserve">Hop 4a (Pre-inference) — VPC-SC &amp; Model Armor prompt sanitization (</w:t>
-      </w:r>
-      <w:r>
-        <w:rPr>
-          <w:rFonts w:ascii="Roboto Mono" w:cs="Roboto Mono" w:eastAsia="Roboto Mono" w:hAnsi="Roboto Mono"/>
-          <w:b w:val="1"/>
-          <w:bCs w:val="1"/>
-          <w:color w:val="188038"/>
-          <w:rtl w:val="0"/>
-        </w:rPr>
-        <w:t xml:space="preserve">4 Sanitize request</w:t>
-      </w:r>
-      <w:r>
-        <w:rPr>
-          <w:b w:val="1"/>
-          <w:bCs w:val="1"/>
-          <w:rtl w:val="0"/>
-        </w:rPr>
-        <w:t xml:space="preserve">):</w:t>
-      </w:r>
-      <w:r>
-        <w:rPr>
-          <w:rtl w:val="0"/>
-        </w:rPr>
-        <w:t xml:space="preserve"> Inside the silo perimeter, regional Vertex AI Model Armor and Cloud DLP inspect the prompt inline (</w:t>
-      </w:r>
-      <w:r>
-        <w:rPr>
-          <w:rFonts w:ascii="Roboto Mono" w:cs="Roboto Mono" w:eastAsia="Roboto Mono" w:hAnsi="Roboto Mono"/>
-          <w:color w:val="188038"/>
-          <w:rtl w:val="0"/>
-        </w:rPr>
-        <w:t xml:space="preserve">hop4_model_armor_guardrails.py</w:t>
-      </w:r>
-      <w:r>
-        <w:rPr>
-          <w:rtl w:val="0"/>
-        </w:rPr>
-        <w:t xml:space="preserve">, </w:t>
-      </w:r>
-      <w:r>
-        <w:rPr>
-          <w:rFonts w:ascii="Roboto Mono" w:cs="Roboto Mono" w:eastAsia="Roboto Mono" w:hAnsi="Roboto Mono"/>
-          <w:color w:val="188038"/>
-          <w:rtl w:val="0"/>
-        </w:rPr>
-        <w:t xml:space="preserve">runtime_pipeline.py:L115-L125</w:t>
-      </w:r>
-      <w:r>
-        <w:rPr>
-          <w:rtl w:val="0"/>
-        </w:rPr>
-        <w:t xml:space="preserve">), blocking prompt/SQL injection (</w:t>
-      </w:r>
-      <w:r>
-        <w:rPr>
-          <w:rFonts w:ascii="Roboto Mono" w:cs="Roboto Mono" w:eastAsia="Roboto Mono" w:hAnsi="Roboto Mono"/>
-          <w:color w:val="188038"/>
-          <w:rtl w:val="0"/>
-        </w:rPr>
-        <w:t xml:space="preserve">HTTP 400</w:t>
-      </w:r>
-      <w:r>
-        <w:rPr>
-          <w:rtl w:val="0"/>
-        </w:rPr>
-        <w:t xml:space="preserve">) and OCC/FDIC or HIPAA NLC policy violations (</w:t>
-      </w:r>
-      <w:r>
-        <w:rPr>
-          <w:rFonts w:ascii="Roboto Mono" w:cs="Roboto Mono" w:eastAsia="Roboto Mono" w:hAnsi="Roboto Mono"/>
-          <w:color w:val="188038"/>
-          <w:rtl w:val="0"/>
-        </w:rPr>
-        <w:t xml:space="preserve">HTTP 422</w:t>
-      </w:r>
-      <w:r>
-        <w:rPr>
-          <w:rtl w:val="0"/>
-        </w:rPr>
-        <w:t xml:space="preserve">).</w:t>
-      </w:r>
-    </w:p>
-    <w:p>
-      <w:pPr>
-        <w:numPr>
-          <w:ilvl w:val="0"/>
-          <w:numId w:val="9"/>
-        </w:numPr>
-        <w:spacing w:after="0" w:afterAutospacing="0" w:lineRule="auto"/>
-        <w:ind w:left="720" w:hanging="360"/>
-        <w:rPr>
-          <w:u w:val="none"/>
-        </w:rPr>
-      </w:pPr>
-      <w:r>
-        <w:rPr>
-          <w:b w:val="1"/>
-          <w:bCs w:val="1"/>
-          <w:rtl w:val="0"/>
-        </w:rPr>
-        <w:t xml:space="preserve">Hop 3b &amp; Hop 5a — Live Cloud KMS CMEK check, air-gapped Gemma 3 / Vertex AI PT, and local MCP (</w:t>
-      </w:r>
-      <w:r>
-        <w:rPr>
-          <w:rFonts w:ascii="Roboto Mono" w:cs="Roboto Mono" w:eastAsia="Roboto Mono" w:hAnsi="Roboto Mono"/>
-          <w:b w:val="1"/>
-          <w:bCs w:val="1"/>
-          <w:color w:val="188038"/>
-          <w:rtl w:val="0"/>
-        </w:rPr>
-        <w:t xml:space="preserve">5 Generates response</w:t>
-      </w:r>
-      <w:r>
-        <w:rPr>
-          <w:b w:val="1"/>
-          <w:bCs w:val="1"/>
-          <w:rtl w:val="0"/>
-        </w:rPr>
-        <w:t xml:space="preserve"> / </w:t>
-      </w:r>
-      <w:r>
-        <w:rPr>
-          <w:rFonts w:ascii="Roboto Mono" w:cs="Roboto Mono" w:eastAsia="Roboto Mono" w:hAnsi="Roboto Mono"/>
-          <w:b w:val="1"/>
-          <w:bCs w:val="1"/>
-          <w:color w:val="188038"/>
-          <w:rtl w:val="0"/>
-        </w:rPr>
-        <w:t xml:space="preserve">5 Air-gapped inference</w:t>
-      </w:r>
-      <w:r>
-        <w:rPr>
-          <w:b w:val="1"/>
-          <w:bCs w:val="1"/>
-          <w:rtl w:val="0"/>
-        </w:rPr>
-        <w:t xml:space="preserve">):</w:t>
-      </w:r>
-      <w:r>
-        <w:rPr>
-          <w:rtl w:val="0"/>
-        </w:rPr>
-        <w:t xml:space="preserve"> The runtime verifies that </w:t>
-      </w:r>
-      <w:r>
-        <w:rPr>
-          <w:rFonts w:ascii="Roboto Mono" w:cs="Roboto Mono" w:eastAsia="Roboto Mono" w:hAnsi="Roboto Mono"/>
-          <w:color w:val="188038"/>
-          <w:rtl w:val="0"/>
-        </w:rPr>
-        <w:t xml:space="preserve">agent-memory-cmek</w:t>
-      </w:r>
-      <w:r>
-        <w:rPr>
-          <w:rtl w:val="0"/>
-        </w:rPr>
-        <w:t xml:space="preserve"> is </w:t>
-      </w:r>
-      <w:r>
-        <w:rPr>
-          <w:rFonts w:ascii="Roboto Mono" w:cs="Roboto Mono" w:eastAsia="Roboto Mono" w:hAnsi="Roboto Mono"/>
-          <w:color w:val="188038"/>
-          <w:rtl w:val="0"/>
-        </w:rPr>
-        <w:t xml:space="preserve">ENABLED</w:t>
-      </w:r>
-      <w:r>
-        <w:rPr>
-          <w:rtl w:val="0"/>
-        </w:rPr>
-        <w:t xml:space="preserve"> (halting within </w:t>
-      </w:r>
-      <w:r>
-        <w:rPr>
-          <w:rFonts w:ascii="Roboto Mono" w:cs="Roboto Mono" w:eastAsia="Roboto Mono" w:hAnsi="Roboto Mono"/>
-          <w:color w:val="188038"/>
-          <w:rtl w:val="0"/>
-        </w:rPr>
-        <w:t xml:space="preserve">&lt; 5s</w:t>
-      </w:r>
-      <w:r>
-        <w:rPr>
-          <w:rtl w:val="0"/>
-        </w:rPr>
-        <w:t xml:space="preserve"> via Valkey </w:t>
-      </w:r>
-      <w:r>
-        <w:rPr>
-          <w:rFonts w:ascii="Roboto Mono" w:cs="Roboto Mono" w:eastAsia="Roboto Mono" w:hAnsi="Roboto Mono"/>
-          <w:color w:val="188038"/>
-          <w:rtl w:val="0"/>
-        </w:rPr>
-        <w:t xml:space="preserve">UNLINK</w:t>
-      </w:r>
-      <w:r>
-        <w:rPr>
-          <w:rtl w:val="0"/>
-        </w:rPr>
-        <w:t xml:space="preserve"> and returning </w:t>
-      </w:r>
-      <w:r>
-        <w:rPr>
-          <w:rFonts w:ascii="Roboto Mono" w:cs="Roboto Mono" w:eastAsia="Roboto Mono" w:hAnsi="Roboto Mono"/>
-          <w:color w:val="188038"/>
-          <w:rtl w:val="0"/>
-        </w:rPr>
-        <w:t xml:space="preserve">HTTP 423 Locked</w:t>
-      </w:r>
-      <w:r>
-        <w:rPr>
-          <w:rtl w:val="0"/>
-        </w:rPr>
-        <w:t xml:space="preserve"> if revoked), executes inference on air-gapped </w:t>
-      </w:r>
-      <w:r>
-        <w:rPr>
-          <w:b w:val="1"/>
-          <w:bCs w:val="1"/>
-          <w:rtl w:val="0"/>
-        </w:rPr>
-        <w:t xml:space="preserve">Gemma 3 (27B IT)</w:t>
-      </w:r>
-      <w:r>
-        <w:rPr>
-          <w:rtl w:val="0"/>
-        </w:rPr>
-        <w:t xml:space="preserve"> on private GKE (</w:t>
-      </w:r>
-      <w:r>
-        <w:rPr>
-          <w:rFonts w:ascii="Roboto Mono" w:cs="Roboto Mono" w:eastAsia="Roboto Mono" w:hAnsi="Roboto Mono"/>
-          <w:color w:val="188038"/>
-          <w:rtl w:val="0"/>
-        </w:rPr>
-        <w:t xml:space="preserve">gemma-3-27b-it-vllm</w:t>
-      </w:r>
-      <w:r>
-        <w:rPr>
-          <w:rtl w:val="0"/>
-        </w:rPr>
-        <w:t xml:space="preserve">, </w:t>
-      </w:r>
-      <w:r>
-        <w:rPr>
-          <w:rFonts w:ascii="Roboto Mono" w:cs="Roboto Mono" w:eastAsia="Roboto Mono" w:hAnsi="Roboto Mono"/>
-          <w:color w:val="188038"/>
-          <w:rtl w:val="0"/>
-        </w:rPr>
-        <w:t xml:space="preserve">public_egress = False</w:t>
-      </w:r>
-      <w:r>
-        <w:rPr>
-          <w:rtl w:val="0"/>
-        </w:rPr>
-        <w:t xml:space="preserve">) or dedicated Vertex AI PT (</w:t>
-      </w:r>
-      <w:r>
-        <w:rPr>
-          <w:rFonts w:ascii="Roboto Mono" w:cs="Roboto Mono" w:eastAsia="Roboto Mono" w:hAnsi="Roboto Mono"/>
-          <w:color w:val="188038"/>
-          <w:rtl w:val="0"/>
-        </w:rPr>
-        <w:t xml:space="preserve">gemini-2.5-pro-dedicated</w:t>
-      </w:r>
-      <w:r>
-        <w:rPr>
-          <w:rtl w:val="0"/>
-        </w:rPr>
-        <w:t xml:space="preserve">), and invokes silo-local MCP servers + CMEK AlloyDB (</w:t>
-      </w:r>
-      <w:r>
-        <w:rPr>
-          <w:rFonts w:ascii="Roboto Mono" w:cs="Roboto Mono" w:eastAsia="Roboto Mono" w:hAnsi="Roboto Mono"/>
-          <w:color w:val="188038"/>
-          <w:rtl w:val="0"/>
-        </w:rPr>
-        <w:t xml:space="preserve">pattern_b_siloed_service.py:L124-L168</w:t>
-      </w:r>
-      <w:r>
-        <w:rPr>
-          <w:rtl w:val="0"/>
-        </w:rPr>
-        <w:t xml:space="preserve">, </w:t>
-      </w:r>
-      <w:r>
-        <w:rPr>
-          <w:rFonts w:ascii="Roboto Mono" w:cs="Roboto Mono" w:eastAsia="Roboto Mono" w:hAnsi="Roboto Mono"/>
-          <w:color w:val="188038"/>
-          <w:rtl w:val="0"/>
-        </w:rPr>
-        <w:t xml:space="preserve">runtime_pipeline.py:L127-L162</w:t>
-      </w:r>
-      <w:r>
-        <w:rPr>
-          <w:rtl w:val="0"/>
-        </w:rPr>
-        <w:t xml:space="preserve">).</w:t>
-      </w:r>
-    </w:p>
-    <w:p>
-      <w:pPr>
-        <w:numPr>
-          <w:ilvl w:val="0"/>
-          <w:numId w:val="9"/>
-        </w:numPr>
-        <w:spacing w:after="0" w:afterAutospacing="0" w:lineRule="auto"/>
-        <w:ind w:left="720" w:hanging="360"/>
-        <w:rPr>
-          <w:u w:val="none"/>
-        </w:rPr>
-      </w:pPr>
-      <w:r>
-        <w:rPr>
-          <w:b w:val="1"/>
-          <w:bCs w:val="1"/>
-          <w:rtl w:val="0"/>
-        </w:rPr>
-        <w:t xml:space="preserve">Hop 4b (Post-inference) — Output DLP and semantic NLC compliance (</w:t>
-      </w:r>
-      <w:r>
-        <w:rPr>
-          <w:rFonts w:ascii="Roboto Mono" w:cs="Roboto Mono" w:eastAsia="Roboto Mono" w:hAnsi="Roboto Mono"/>
-          <w:b w:val="1"/>
-          <w:bCs w:val="1"/>
-          <w:color w:val="188038"/>
-          <w:rtl w:val="0"/>
-        </w:rPr>
-        <w:t xml:space="preserve">6 Sanitize response</w:t>
-      </w:r>
-      <w:r>
-        <w:rPr>
-          <w:b w:val="1"/>
-          <w:bCs w:val="1"/>
-          <w:rtl w:val="0"/>
-        </w:rPr>
-        <w:t xml:space="preserve">):</w:t>
-      </w:r>
-      <w:r>
-        <w:rPr>
-          <w:rtl w:val="0"/>
-        </w:rPr>
-        <w:t xml:space="preserve"> Generated completions and tool outputs pass post-inference Cloud DLP de-identification and semantic NLC verification before leaving the silo runtime (</w:t>
-      </w:r>
-      <w:r>
-        <w:rPr>
-          <w:rFonts w:ascii="Roboto Mono" w:cs="Roboto Mono" w:eastAsia="Roboto Mono" w:hAnsi="Roboto Mono"/>
-          <w:color w:val="188038"/>
-          <w:rtl w:val="0"/>
-        </w:rPr>
-        <w:t xml:space="preserve">runtime_pipeline.py:L164-L182</w:t>
-      </w:r>
-      <w:r>
-        <w:rPr>
-          <w:rtl w:val="0"/>
-        </w:rPr>
-        <w:t xml:space="preserve">).</w:t>
-      </w:r>
-    </w:p>
-    <w:p>
-      <w:pPr>
-        <w:numPr>
-          <w:ilvl w:val="0"/>
-          <w:numId w:val="9"/>
-        </w:numPr>
-        <w:spacing w:after="200" w:lineRule="auto"/>
-        <w:ind w:left="720" w:hanging="360"/>
-        <w:rPr>
-          <w:u w:val="none"/>
-        </w:rPr>
-      </w:pPr>
-      <w:r>
-        <w:rPr>
-          <w:b w:val="1"/>
-          <w:bCs w:val="1"/>
-          <w:rtl w:val="0"/>
-        </w:rPr>
-        <w:t xml:space="preserve">Hop 5b — Sovereign response delivery or HTTP 423 Locked halt (</w:t>
-      </w:r>
-      <w:r>
-        <w:rPr>
-          <w:rFonts w:ascii="Roboto Mono" w:cs="Roboto Mono" w:eastAsia="Roboto Mono" w:hAnsi="Roboto Mono"/>
-          <w:b w:val="1"/>
-          <w:bCs w:val="1"/>
-          <w:color w:val="188038"/>
-          <w:rtl w:val="0"/>
-        </w:rPr>
-        <w:t xml:space="preserve">7 Sanitized response</w:t>
-      </w:r>
-      <w:r>
-        <w:rPr>
-          <w:b w:val="1"/>
-          <w:bCs w:val="1"/>
-          <w:rtl w:val="0"/>
-        </w:rPr>
-        <w:t xml:space="preserve"> / </w:t>
-      </w:r>
-      <w:r>
-        <w:rPr>
-          <w:rFonts w:ascii="Roboto Mono" w:cs="Roboto Mono" w:eastAsia="Roboto Mono" w:hAnsi="Roboto Mono"/>
-          <w:b w:val="1"/>
-          <w:bCs w:val="1"/>
-          <w:color w:val="188038"/>
-          <w:rtl w:val="0"/>
-        </w:rPr>
-        <w:t xml:space="preserve">7 Sovereign response (or HTTP 423 Locked)</w:t>
-      </w:r>
-      <w:r>
-        <w:rPr>
-          <w:b w:val="1"/>
-          <w:bCs w:val="1"/>
-          <w:rtl w:val="0"/>
-        </w:rPr>
-        <w:t xml:space="preserve">):</w:t>
-      </w:r>
-      <w:r>
-        <w:rPr>
-          <w:rtl w:val="0"/>
-        </w:rPr>
-        <w:t xml:space="preserve"> Returns the sanitized sovereign </w:t>
-      </w:r>
-      <w:r>
-        <w:rPr>
-          <w:rFonts w:ascii="Roboto Mono" w:cs="Roboto Mono" w:eastAsia="Roboto Mono" w:hAnsi="Roboto Mono"/>
-          <w:color w:val="188038"/>
-          <w:rtl w:val="0"/>
-        </w:rPr>
-        <w:t xml:space="preserve">HTTP 200</w:t>
-      </w:r>
-      <w:r>
-        <w:rPr>
-          <w:rtl w:val="0"/>
-        </w:rPr>
-        <w:t xml:space="preserve"> response (or </w:t>
-      </w:r>
-      <w:r>
-        <w:rPr>
-          <w:rFonts w:ascii="Roboto Mono" w:cs="Roboto Mono" w:eastAsia="Roboto Mono" w:hAnsi="Roboto Mono"/>
-          <w:color w:val="188038"/>
-          <w:rtl w:val="0"/>
-        </w:rPr>
-        <w:t xml:space="preserve">HTTP 423 Locked</w:t>
-      </w:r>
-      <w:r>
-        <w:rPr>
-          <w:rtl w:val="0"/>
-        </w:rPr>
-        <w:t xml:space="preserve"> on revoked CMEK) and writes a zero-PII CMEK-encrypted OpenTelemetry audit span to the silo's BigQuery dataset (</w:t>
-      </w:r>
-      <w:r>
-        <w:rPr>
-          <w:rFonts w:ascii="Roboto Mono" w:cs="Roboto Mono" w:eastAsia="Roboto Mono" w:hAnsi="Roboto Mono"/>
-          <w:color w:val="188038"/>
-          <w:rtl w:val="0"/>
-        </w:rPr>
-        <w:t xml:space="preserve">hop5_data_rls_and_otel.py</w:t>
-      </w:r>
-      <w:r>
-        <w:rPr>
-          <w:rtl w:val="0"/>
-        </w:rPr>
-        <w:t xml:space="preserve">, </w:t>
-      </w:r>
-      <w:r>
-        <w:rPr>
-          <w:rFonts w:ascii="Roboto Mono" w:cs="Roboto Mono" w:eastAsia="Roboto Mono" w:hAnsi="Roboto Mono"/>
-          <w:color w:val="188038"/>
-          <w:rtl w:val="0"/>
-        </w:rPr>
-        <w:t xml:space="preserve">runtime_pipeline.py:L184-L209</w:t>
-      </w:r>
-      <w:r>
-        <w:rPr>
-          <w:rtl w:val="0"/>
-        </w:rPr>
-        <w:t xml:space="preserve">).</w:t>
-      </w:r>
-    </w:p>
-    <w:p>
-      <w:pPr>
-        <w:pStyle w:val="Heading3"/>
-        <w:keepNext w:val="1"/>
-        <w:keepLines w:val="1"/>
-        <w:rPr/>
-      </w:pPr>
-      <w:bookmarkStart w:colFirst="0" w:colLast="0" w:name="_g375yot02yxr" w:id="8"/>
-      <w:bookmarkEnd w:id="8"/>
-      <w:r>
-        <w:rPr>
-          <w:rtl w:val="0"/>
-        </w:rPr>
-        <w:t xml:space="preserve">Multi-project silo and Cloud KMS CMEK setup topology (Figure 2)</w:t>
-      </w:r>
-    </w:p>
-    <w:p>
-      <w:pPr>
-        <w:keepNext w:val="1"/>
-        <w:keepLines w:val="1"/>
-        <w:spacing w:after="120" w:before="120" w:lineRule="auto"/>
-        <w:jc w:val="center"/>
-        <w:rPr/>
-      </w:pPr>
-      <w:r>
-        <w:rPr/>
-        <w:drawing>
-          <wp:inline distB="114300" distT="114300" distL="114300" distR="114300">
-            <wp:extent cx="6731000" cy="7905563"/>
-            <wp:effectExtent b="0" l="0" r="0" t="0"/>
-            <wp:docPr id="8" name="image2.png"/>
-            <a:graphic>
-              <a:graphicData uri="http://schemas.openxmlformats.org/drawingml/2006/picture">
-                <pic:pic>
-                  <pic:nvPicPr>
-                    <pic:cNvPr id="0" name="image2.png"/>
+                    <pic:cNvPr id="0" name="image6.png"/>
                     <pic:cNvPicPr preferRelativeResize="0"/>
                   </pic:nvPicPr>
                   <pic:blipFill>
@@ -8042,7 +6606,7 @@
           <w:iCs w:val="1"/>
           <w:rtl w:val="0"/>
         </w:rPr>
-        <w:t xml:space="preserve">Figure 2. Step-by-step multi-project setup topology (</w:t>
+        <w:t xml:space="preserve">Figure 1. Official Google Cloud Architecture Center hub-and-spoke topology showing the Sovereign mTLS &amp; PAB Ingress Hub, Organization VPC-SC &amp; Cloud KMS Governance Hub, Sovereign Silo Project A (</w:t>
       </w:r>
       <w:r>
         <w:rPr>
@@ -8052,7 +6616,7 @@
           <w:color w:val="188038"/>
           <w:rtl w:val="0"/>
         </w:rPr>
-        <w:t xml:space="preserve">workstream-3-pattern-b-siloed/3.2-multi-project-silo-and-cmek-setup.md</w:t>
+        <w:t xml:space="preserve">cymbal-finvault-silo-prod</w:t>
       </w:r>
       <w:r>
         <w:rPr>
@@ -8060,7 +6624,25 @@
           <w:iCs w:val="1"/>
           <w:rtl w:val="0"/>
         </w:rPr>
-        <w:t xml:space="preserve">) showing Organization Access Context Manager, IAM PAB binding, Cloud KMS CMEK key rings, and private GKE Gemma 3 node pools. Editable assets: </w:t>
+        <w:t xml:space="preserve"> with air-gapped Gemma 3 27B on GKE), and Sovereign Silo Project B (</w:t>
+      </w:r>
+      <w:r>
+        <w:rPr>
+          <w:rFonts w:ascii="Roboto Mono" w:cs="Roboto Mono" w:eastAsia="Roboto Mono" w:hAnsi="Roboto Mono"/>
+          <w:i w:val="1"/>
+          <w:iCs w:val="1"/>
+          <w:color w:val="188038"/>
+          <w:rtl w:val="0"/>
+        </w:rPr>
+        <w:t xml:space="preserve">cymbal-retailstream-silo-prod</w:t>
+      </w:r>
+      <w:r>
+        <w:rPr>
+          <w:i w:val="1"/>
+          <w:iCs w:val="1"/>
+          <w:rtl w:val="0"/>
+        </w:rPr>
+        <w:t xml:space="preserve">). Editable assets: </w:t>
       </w:r>
       <w:hyperlink r:id="rId39">
         <w:r>
@@ -8152,22 +6734,576 @@
         <w:rPr>
           <w:rtl w:val="0"/>
         </w:rPr>
-        <w:t xml:space="preserve">Figure 2 details the four provisioning stages documented in </w:t>
+        <w:t xml:space="preserve">Figure 1 organizes the Pattern B sovereign deployment into four security zones:</w:t>
+      </w:r>
+    </w:p>
+    <w:p>
+      <w:pPr>
+        <w:numPr>
+          <w:ilvl w:val="0"/>
+          <w:numId w:val="7"/>
+        </w:numPr>
+        <w:spacing w:after="0" w:afterAutospacing="0" w:lineRule="auto"/>
+        <w:ind w:left="720" w:hanging="360"/>
+        <w:rPr>
+          <w:u w:val="none"/>
+        </w:rPr>
+      </w:pPr>
+      <w:r>
+        <w:rPr>
+          <w:b w:val="1"/>
+          <w:bCs w:val="1"/>
+          <w:rtl w:val="0"/>
+        </w:rPr>
+        <w:t xml:space="preserve">Sovereign mTLS and PAB Ingress Hub (Zone 1 — Blue container </w:t>
+      </w:r>
+      <w:r>
+        <w:rPr>
+          <w:rFonts w:ascii="Roboto Mono" w:cs="Roboto Mono" w:eastAsia="Roboto Mono" w:hAnsi="Roboto Mono"/>
+          <w:b w:val="1"/>
+          <w:bCs w:val="1"/>
+          <w:color w:val="188038"/>
+          <w:rtl w:val="0"/>
+        </w:rPr>
+        <w:t xml:space="preserve">#aecbfa</w:t>
+      </w:r>
+      <w:r>
+        <w:rPr>
+          <w:b w:val="1"/>
+          <w:bCs w:val="1"/>
+          <w:rtl w:val="0"/>
+        </w:rPr>
+        <w:t xml:space="preserve">):</w:t>
+      </w:r>
+      <w:r>
+        <w:rPr>
+          <w:rtl w:val="0"/>
+        </w:rPr>
+        <w:t xml:space="preserve"> Verifies client mutual TLS (mTLS) SPIFFE certificates (</w:t>
+      </w:r>
+      <w:r>
+        <w:rPr>
+          <w:rFonts w:ascii="Roboto Mono" w:cs="Roboto Mono" w:eastAsia="Roboto Mono" w:hAnsi="Roboto Mono"/>
+          <w:color w:val="188038"/>
+          <w:rtl w:val="0"/>
+        </w:rPr>
+        <w:t xml:space="preserve">spiffe://finvault.com/ns/sre/sa/agent-client</w:t>
+      </w:r>
+      <w:r>
+        <w:rPr>
+          <w:rtl w:val="0"/>
+        </w:rPr>
+        <w:t xml:space="preserve">) and evaluates the organization-level IAM Principal Access Boundary (</w:t>
+      </w:r>
+      <w:r>
+        <w:rPr>
+          <w:rFonts w:ascii="Roboto Mono" w:cs="Roboto Mono" w:eastAsia="Roboto Mono" w:hAnsi="Roboto Mono"/>
+          <w:color w:val="188038"/>
+          <w:rtl w:val="0"/>
+        </w:rPr>
+        <w:t xml:space="preserve">PAB</w:t>
+      </w:r>
+      <w:r>
+        <w:rPr>
+          <w:rtl w:val="0"/>
+        </w:rPr>
+        <w:t xml:space="preserve">) before routing traffic into the tenant's dedicated project (</w:t>
+      </w:r>
+      <w:r>
+        <w:rPr>
+          <w:rFonts w:ascii="Roboto Mono" w:cs="Roboto Mono" w:eastAsia="Roboto Mono" w:hAnsi="Roboto Mono"/>
+          <w:color w:val="188038"/>
+          <w:rtl w:val="0"/>
+        </w:rPr>
+        <w:t xml:space="preserve">Hop 1</w:t>
+      </w:r>
+      <w:r>
+        <w:rPr>
+          <w:rtl w:val="0"/>
+        </w:rPr>
+        <w:t xml:space="preserve">).</w:t>
+      </w:r>
+    </w:p>
+    <w:p>
+      <w:pPr>
+        <w:numPr>
+          <w:ilvl w:val="0"/>
+          <w:numId w:val="7"/>
+        </w:numPr>
+        <w:spacing w:after="0" w:afterAutospacing="0" w:lineRule="auto"/>
+        <w:ind w:left="720" w:hanging="360"/>
+        <w:rPr>
+          <w:u w:val="none"/>
+        </w:rPr>
+      </w:pPr>
+      <w:r>
+        <w:rPr>
+          <w:b w:val="1"/>
+          <w:bCs w:val="1"/>
+          <w:rtl w:val="0"/>
+        </w:rPr>
+        <w:t xml:space="preserve">Organization VPC-SC, Cloud KMS CMEK, and SCC Governance Hub (Zone 2 — Green container </w:t>
+      </w:r>
+      <w:r>
+        <w:rPr>
+          <w:rFonts w:ascii="Roboto Mono" w:cs="Roboto Mono" w:eastAsia="Roboto Mono" w:hAnsi="Roboto Mono"/>
+          <w:b w:val="1"/>
+          <w:bCs w:val="1"/>
+          <w:color w:val="188038"/>
+          <w:rtl w:val="0"/>
+        </w:rPr>
+        <w:t xml:space="preserve">#ceead6</w:t>
+      </w:r>
+      <w:r>
+        <w:rPr>
+          <w:b w:val="1"/>
+          <w:bCs w:val="1"/>
+          <w:rtl w:val="0"/>
+        </w:rPr>
+        <w:t xml:space="preserve">):</w:t>
+      </w:r>
+      <w:r>
+        <w:rPr>
+          <w:rtl w:val="0"/>
+        </w:rPr>
+        <w:t xml:space="preserve"> Enforces per-project VPC Service Controls perimeters (</w:t>
+      </w:r>
+      <w:r>
+        <w:rPr>
+          <w:rFonts w:ascii="Roboto Mono" w:cs="Roboto Mono" w:eastAsia="Roboto Mono" w:hAnsi="Roboto Mono"/>
+          <w:color w:val="188038"/>
+          <w:rtl w:val="0"/>
+        </w:rPr>
+        <w:t xml:space="preserve">perimeter_finvault_sovereign</w:t>
+      </w:r>
+      <w:r>
+        <w:rPr>
+          <w:rtl w:val="0"/>
+        </w:rPr>
+        <w:t xml:space="preserve">), verifies live Cloud KMS / Cloud EKM key state (</w:t>
+      </w:r>
+      <w:r>
+        <w:rPr>
+          <w:rFonts w:ascii="Roboto Mono" w:cs="Roboto Mono" w:eastAsia="Roboto Mono" w:hAnsi="Roboto Mono"/>
+          <w:color w:val="188038"/>
+          <w:rtl w:val="0"/>
+        </w:rPr>
+        <w:t xml:space="preserve">agent-memory-cmek</w:t>
+      </w:r>
+      <w:r>
+        <w:rPr>
+          <w:rtl w:val="0"/>
+        </w:rPr>
+        <w:t xml:space="preserve">), monitors compliance in Security Command Center, and exports per-silo audit logs (</w:t>
+      </w:r>
+      <w:r>
+        <w:rPr>
+          <w:rFonts w:ascii="Roboto Mono" w:cs="Roboto Mono" w:eastAsia="Roboto Mono" w:hAnsi="Roboto Mono"/>
+          <w:color w:val="188038"/>
+          <w:rtl w:val="0"/>
+        </w:rPr>
+        <w:t xml:space="preserve">Hops 2 &amp; 5</w:t>
+      </w:r>
+      <w:r>
+        <w:rPr>
+          <w:rtl w:val="0"/>
+        </w:rPr>
+        <w:t xml:space="preserve">).</w:t>
+      </w:r>
+    </w:p>
+    <w:p>
+      <w:pPr>
+        <w:numPr>
+          <w:ilvl w:val="0"/>
+          <w:numId w:val="7"/>
+        </w:numPr>
+        <w:spacing w:after="0" w:afterAutospacing="0" w:lineRule="auto"/>
+        <w:ind w:left="720" w:hanging="360"/>
+        <w:rPr>
+          <w:u w:val="none"/>
+        </w:rPr>
+      </w:pPr>
+      <w:r>
+        <w:rPr>
+          <w:b w:val="1"/>
+          <w:bCs w:val="1"/>
+          <w:rtl w:val="0"/>
+        </w:rPr>
+        <w:t xml:space="preserve">Sovereign Silo Project A — FinVault Bank (</w:t>
+      </w:r>
+      <w:r>
+        <w:rPr>
+          <w:rFonts w:ascii="Roboto Mono" w:cs="Roboto Mono" w:eastAsia="Roboto Mono" w:hAnsi="Roboto Mono"/>
+          <w:b w:val="1"/>
+          <w:bCs w:val="1"/>
+          <w:color w:val="188038"/>
+          <w:rtl w:val="0"/>
+        </w:rPr>
+        <w:t xml:space="preserve">cymbal-finvault-silo-prod</w:t>
+      </w:r>
+      <w:r>
+        <w:rPr>
+          <w:b w:val="1"/>
+          <w:bCs w:val="1"/>
+          <w:rtl w:val="0"/>
+        </w:rPr>
+        <w:t xml:space="preserve">) (Zone 3 — Left amber container </w:t>
+      </w:r>
+      <w:r>
+        <w:rPr>
+          <w:rFonts w:ascii="Roboto Mono" w:cs="Roboto Mono" w:eastAsia="Roboto Mono" w:hAnsi="Roboto Mono"/>
+          <w:b w:val="1"/>
+          <w:bCs w:val="1"/>
+          <w:color w:val="188038"/>
+          <w:rtl w:val="0"/>
+        </w:rPr>
+        <w:t xml:space="preserve">#feefc3</w:t>
+      </w:r>
+      <w:r>
+        <w:rPr>
+          <w:b w:val="1"/>
+          <w:bCs w:val="1"/>
+          <w:rtl w:val="0"/>
+        </w:rPr>
+        <w:t xml:space="preserve">):</w:t>
+      </w:r>
+      <w:r>
+        <w:rPr>
+          <w:rtl w:val="0"/>
+        </w:rPr>
+        <w:t xml:space="preserve"> Dedicated Google Cloud project hosting FinVault's isolated Vertex AI Agent Engine runtime, private </w:t>
+      </w:r>
+      <w:r>
+        <w:rPr>
+          <w:rFonts w:ascii="Roboto Mono" w:cs="Roboto Mono" w:eastAsia="Roboto Mono" w:hAnsi="Roboto Mono"/>
+          <w:color w:val="188038"/>
+          <w:rtl w:val="0"/>
+        </w:rPr>
+        <w:t xml:space="preserve">Agent Alpha</w:t>
+      </w:r>
+      <w:r>
+        <w:rPr>
+          <w:rtl w:val="0"/>
+        </w:rPr>
+        <w:t xml:space="preserve"> (</w:t>
+      </w:r>
+      <w:r>
+        <w:rPr>
+          <w:rFonts w:ascii="Roboto Mono" w:cs="Roboto Mono" w:eastAsia="Roboto Mono" w:hAnsi="Roboto Mono"/>
+          <w:color w:val="188038"/>
+          <w:rtl w:val="0"/>
+        </w:rPr>
+        <w:t xml:space="preserve">gemini-2.5-pro-dedicated</w:t>
+      </w:r>
+      <w:r>
+        <w:rPr>
+          <w:rtl w:val="0"/>
+        </w:rPr>
+        <w:t xml:space="preserve"> on Dedicated Provisioned Throughput), air-gapped </w:t>
+      </w:r>
+      <w:r>
+        <w:rPr>
+          <w:b w:val="1"/>
+          <w:bCs w:val="1"/>
+          <w:rtl w:val="0"/>
+        </w:rPr>
+        <w:t xml:space="preserve">Gemma 3 (27B IT)</w:t>
+      </w:r>
+      <w:r>
+        <w:rPr>
+          <w:rtl w:val="0"/>
+        </w:rPr>
+        <w:t xml:space="preserve"> on private GKE GPU nodes (zero public internet egress), and CMEK-encrypted AlloyDB and Memory Bank.</w:t>
+      </w:r>
+    </w:p>
+    <w:p>
+      <w:pPr>
+        <w:numPr>
+          <w:ilvl w:val="0"/>
+          <w:numId w:val="7"/>
+        </w:numPr>
+        <w:spacing w:after="200" w:lineRule="auto"/>
+        <w:ind w:left="720" w:hanging="360"/>
+        <w:rPr>
+          <w:u w:val="none"/>
+        </w:rPr>
+      </w:pPr>
+      <w:r>
+        <w:rPr>
+          <w:b w:val="1"/>
+          <w:bCs w:val="1"/>
+          <w:rtl w:val="0"/>
+        </w:rPr>
+        <w:t xml:space="preserve">Sovereign Silo Project B — RetailStream Corp / MedCore Health (</w:t>
+      </w:r>
+      <w:r>
+        <w:rPr>
+          <w:rFonts w:ascii="Roboto Mono" w:cs="Roboto Mono" w:eastAsia="Roboto Mono" w:hAnsi="Roboto Mono"/>
+          <w:b w:val="1"/>
+          <w:bCs w:val="1"/>
+          <w:color w:val="188038"/>
+          <w:rtl w:val="0"/>
+        </w:rPr>
+        <w:t xml:space="preserve">cymbal-retailstream-silo-prod</w:t>
+      </w:r>
+      <w:r>
+        <w:rPr>
+          <w:b w:val="1"/>
+          <w:bCs w:val="1"/>
+          <w:rtl w:val="0"/>
+        </w:rPr>
+        <w:t xml:space="preserve">) (Zone 4 — Right coral container </w:t>
+      </w:r>
+      <w:r>
+        <w:rPr>
+          <w:rFonts w:ascii="Roboto Mono" w:cs="Roboto Mono" w:eastAsia="Roboto Mono" w:hAnsi="Roboto Mono"/>
+          <w:b w:val="1"/>
+          <w:bCs w:val="1"/>
+          <w:color w:val="188038"/>
+          <w:rtl w:val="0"/>
+        </w:rPr>
+        <w:t xml:space="preserve">#fad2cf</w:t>
+      </w:r>
+      <w:r>
+        <w:rPr>
+          <w:b w:val="1"/>
+          <w:bCs w:val="1"/>
+          <w:rtl w:val="0"/>
+        </w:rPr>
+        <w:t xml:space="preserve">):</w:t>
+      </w:r>
+      <w:r>
+        <w:rPr>
+          <w:rtl w:val="0"/>
+        </w:rPr>
+        <w:t xml:space="preserve"> Physically separate Google Cloud project inside </w:t>
+      </w:r>
+      <w:r>
+        <w:rPr>
+          <w:rFonts w:ascii="Roboto Mono" w:cs="Roboto Mono" w:eastAsia="Roboto Mono" w:hAnsi="Roboto Mono"/>
+          <w:color w:val="188038"/>
+          <w:rtl w:val="0"/>
+        </w:rPr>
+        <w:t xml:space="preserve">perimeter_retailstream_sovereign</w:t>
+      </w:r>
+      <w:r>
+        <w:rPr>
+          <w:rtl w:val="0"/>
+        </w:rPr>
+        <w:t xml:space="preserve"> with its own IAM PAB policy, dedicated Provisioned Throughput Gemini 2.5 Pro endpoint, dedicated CMEK AlloyDB cluster, and isolated Microsoft Entra ID 3LO MCP servers.</w:t>
+      </w:r>
+    </w:p>
+    <w:p>
+      <w:pPr>
+        <w:spacing w:after="200" w:lineRule="auto"/>
+        <w:rPr/>
+      </w:pPr>
+      <w:r>
+        <w:rPr>
+          <w:rtl w:val="0"/>
+        </w:rPr>
+        <w:t xml:space="preserve">The numbered callouts in Figure 1 (</w:t>
+      </w:r>
+      <w:r>
+        <w:rPr>
+          <w:rFonts w:ascii="Roboto Mono" w:cs="Roboto Mono" w:eastAsia="Roboto Mono" w:hAnsi="Roboto Mono"/>
+          <w:color w:val="188038"/>
+          <w:rtl w:val="0"/>
+        </w:rPr>
+        <w:t xml:space="preserve">1</w:t>
+      </w:r>
+      <w:r>
+        <w:rPr>
+          <w:rtl w:val="0"/>
+        </w:rPr>
+        <w:t xml:space="preserve">–</w:t>
+      </w:r>
+      <w:r>
+        <w:rPr>
+          <w:rFonts w:ascii="Roboto Mono" w:cs="Roboto Mono" w:eastAsia="Roboto Mono" w:hAnsi="Roboto Mono"/>
+          <w:color w:val="188038"/>
+          <w:rtl w:val="0"/>
+        </w:rPr>
+        <w:t xml:space="preserve">7</w:t>
+      </w:r>
+      <w:r>
+        <w:rPr>
+          <w:rtl w:val="0"/>
+        </w:rPr>
+        <w:t xml:space="preserve">) match the visual diagram badges 1:1 (mapping canonical 5-Hop flow stages </w:t>
+      </w:r>
+      <w:r>
+        <w:rPr>
+          <w:rFonts w:ascii="Roboto Mono" w:cs="Roboto Mono" w:eastAsia="Roboto Mono" w:hAnsi="Roboto Mono"/>
+          <w:color w:val="188038"/>
+          <w:rtl w:val="0"/>
+        </w:rPr>
+        <w:t xml:space="preserve">1 Request</w:t>
+      </w:r>
+      <w:r>
+        <w:rPr>
+          <w:rtl w:val="0"/>
+        </w:rPr>
+        <w:t xml:space="preserve">, </w:t>
+      </w:r>
+      <w:r>
+        <w:rPr>
+          <w:rFonts w:ascii="Roboto Mono" w:cs="Roboto Mono" w:eastAsia="Roboto Mono" w:hAnsi="Roboto Mono"/>
+          <w:color w:val="188038"/>
+          <w:rtl w:val="0"/>
+        </w:rPr>
+        <w:t xml:space="preserve">2 Request</w:t>
+      </w:r>
+      <w:r>
+        <w:rPr>
+          <w:rtl w:val="0"/>
+        </w:rPr>
+        <w:t xml:space="preserve">, </w:t>
+      </w:r>
+      <w:r>
+        <w:rPr>
+          <w:rFonts w:ascii="Roboto Mono" w:cs="Roboto Mono" w:eastAsia="Roboto Mono" w:hAnsi="Roboto Mono"/>
+          <w:color w:val="188038"/>
+          <w:rtl w:val="0"/>
+        </w:rPr>
+        <w:t xml:space="preserve">3 Route</w:t>
+      </w:r>
+      <w:r>
+        <w:rPr>
+          <w:rtl w:val="0"/>
+        </w:rPr>
+        <w:t xml:space="preserve">, </w:t>
+      </w:r>
+      <w:r>
+        <w:rPr>
+          <w:rFonts w:ascii="Roboto Mono" w:cs="Roboto Mono" w:eastAsia="Roboto Mono" w:hAnsi="Roboto Mono"/>
+          <w:color w:val="188038"/>
+          <w:rtl w:val="0"/>
+        </w:rPr>
+        <w:t xml:space="preserve">4 Sanitize request</w:t>
+      </w:r>
+      <w:r>
+        <w:rPr>
+          <w:rtl w:val="0"/>
+        </w:rPr>
+        <w:t xml:space="preserve">, </w:t>
+      </w:r>
+      <w:r>
+        <w:rPr>
+          <w:rFonts w:ascii="Roboto Mono" w:cs="Roboto Mono" w:eastAsia="Roboto Mono" w:hAnsi="Roboto Mono"/>
+          <w:color w:val="188038"/>
+          <w:rtl w:val="0"/>
+        </w:rPr>
+        <w:t xml:space="preserve">5 Generates response</w:t>
+      </w:r>
+      <w:r>
+        <w:rPr>
+          <w:rtl w:val="0"/>
+        </w:rPr>
+        <w:t xml:space="preserve">, </w:t>
+      </w:r>
+      <w:r>
+        <w:rPr>
+          <w:rFonts w:ascii="Roboto Mono" w:cs="Roboto Mono" w:eastAsia="Roboto Mono" w:hAnsi="Roboto Mono"/>
+          <w:color w:val="188038"/>
+          <w:rtl w:val="0"/>
+        </w:rPr>
+        <w:t xml:space="preserve">6 Sanitize response</w:t>
+      </w:r>
+      <w:r>
+        <w:rPr>
+          <w:rtl w:val="0"/>
+        </w:rPr>
+        <w:t xml:space="preserve">, and </w:t>
+      </w:r>
+      <w:r>
+        <w:rPr>
+          <w:rFonts w:ascii="Roboto Mono" w:cs="Roboto Mono" w:eastAsia="Roboto Mono" w:hAnsi="Roboto Mono"/>
+          <w:color w:val="188038"/>
+          <w:rtl w:val="0"/>
+        </w:rPr>
+        <w:t xml:space="preserve">7 Sanitized response</w:t>
+      </w:r>
+      <w:r>
+        <w:rPr>
+          <w:rtl w:val="0"/>
+        </w:rPr>
+        <w:t xml:space="preserve"> across sub-hops </w:t>
+      </w:r>
+      <w:r>
+        <w:rPr>
+          <w:rFonts w:ascii="Roboto Mono" w:cs="Roboto Mono" w:eastAsia="Roboto Mono" w:hAnsi="Roboto Mono"/>
+          <w:color w:val="188038"/>
+          <w:rtl w:val="0"/>
+        </w:rPr>
+        <w:t xml:space="preserve">Hop 3a/3b</w:t>
+      </w:r>
+      <w:r>
+        <w:rPr>
+          <w:rtl w:val="0"/>
+        </w:rPr>
+        <w:t xml:space="preserve">, </w:t>
+      </w:r>
+      <w:r>
+        <w:rPr>
+          <w:rFonts w:ascii="Roboto Mono" w:cs="Roboto Mono" w:eastAsia="Roboto Mono" w:hAnsi="Roboto Mono"/>
+          <w:color w:val="188038"/>
+          <w:rtl w:val="0"/>
+        </w:rPr>
+        <w:t xml:space="preserve">Hop 4a/4b</w:t>
+      </w:r>
+      <w:r>
+        <w:rPr>
+          <w:rtl w:val="0"/>
+        </w:rPr>
+        <w:t xml:space="preserve">, and </w:t>
+      </w:r>
+      <w:r>
+        <w:rPr>
+          <w:rFonts w:ascii="Roboto Mono" w:cs="Roboto Mono" w:eastAsia="Roboto Mono" w:hAnsi="Roboto Mono"/>
+          <w:color w:val="188038"/>
+          <w:rtl w:val="0"/>
+        </w:rPr>
+        <w:t xml:space="preserve">Hop 5a/5b</w:t>
+      </w:r>
+      <w:r>
+        <w:rPr>
+          <w:rtl w:val="0"/>
+        </w:rPr>
+        <w:t xml:space="preserve">) and trace a sovereign agent turn in </w:t>
       </w:r>
       <w:hyperlink r:id="rId43">
         <w:r>
           <w:rPr>
+            <w:rFonts w:ascii="Roboto Mono" w:cs="Roboto Mono" w:eastAsia="Roboto Mono" w:hAnsi="Roboto Mono"/>
             <w:color w:val="1155cc"/>
             <w:u w:val="single"/>
             <w:rtl w:val="0"/>
           </w:rPr>
-          <w:t xml:space="preserve">3.2 Multi-Project Silo &amp; CMEK Setup</w:t>
+          <w:t xml:space="preserve">pattern_b_siloed_service.py</w:t>
         </w:r>
       </w:hyperlink>
       <w:r>
         <w:rPr>
           <w:rtl w:val="0"/>
         </w:rPr>
+        <w:t xml:space="preserve"> and </w:t>
+      </w:r>
+      <w:hyperlink r:id="rId44">
+        <w:r>
+          <w:rPr>
+            <w:rFonts w:ascii="Roboto Mono" w:cs="Roboto Mono" w:eastAsia="Roboto Mono" w:hAnsi="Roboto Mono"/>
+            <w:color w:val="1155cc"/>
+            <w:u w:val="single"/>
+            <w:rtl w:val="0"/>
+          </w:rPr>
+          <w:t xml:space="preserve">runtime_pipeline.py</w:t>
+        </w:r>
+      </w:hyperlink>
+      <w:r>
+        <w:rPr>
+          <w:rtl w:val="0"/>
+        </w:rPr>
         <w:t xml:space="preserve">:</w:t>
       </w:r>
     </w:p>
@@ -8175,7 +7311,7 @@
       <w:pPr>
         <w:numPr>
           <w:ilvl w:val="0"/>
-          <w:numId w:val="16"/>
+          <w:numId w:val="9"/>
         </w:numPr>
         <w:spacing w:after="0" w:afterAutospacing="0" w:lineRule="auto"/>
         <w:ind w:left="720" w:hanging="360"/>
@@ -8189,7 +7325,7 @@
           <w:bCs w:val="1"/>
           <w:rtl w:val="0"/>
         </w:rPr>
-        <w:t xml:space="preserve">Stage 1 — Identity, mTLS Certificate Authority, and IAM PAB (Zone 1 — Blue container </w:t>
+        <w:t xml:space="preserve">Mutual TLS (mTLS) and OIDC ingress (</w:t>
       </w:r>
       <w:r>
         <w:rPr>
@@ -8199,7 +7335,7 @@
           <w:color w:val="188038"/>
           <w:rtl w:val="0"/>
         </w:rPr>
-        <w:t xml:space="preserve">#aecbfa</w:t>
+        <w:t xml:space="preserve">1 Request</w:t>
       </w:r>
       <w:r>
         <w:rPr>
@@ -8207,34 +7343,7 @@
           <w:bCs w:val="1"/>
           <w:rtl w:val="0"/>
         </w:rPr>
-        <w:t xml:space="preserve">):</w:t>
-      </w:r>
-      <w:r>
-        <w:rPr>
-          <w:rtl w:val="0"/>
-        </w:rPr>
-        <w:t xml:space="preserve"> Configures Certificate Authority Service for SPIFFE mTLS certificates and binds the IAM Principal Access Boundary policy to the tenant folder/project.</w:t>
-      </w:r>
-    </w:p>
-    <w:p>
-      <w:pPr>
-        <w:numPr>
-          <w:ilvl w:val="0"/>
-          <w:numId w:val="16"/>
-        </w:numPr>
-        <w:spacing w:after="0" w:afterAutospacing="0" w:lineRule="auto"/>
-        <w:ind w:left="720" w:hanging="360"/>
-        <w:rPr>
-          <w:u w:val="none"/>
-        </w:rPr>
-      </w:pPr>
-      <w:r>
-        <w:rPr>
-          <w:b w:val="1"/>
-          <w:bCs w:val="1"/>
-          <w:rtl w:val="0"/>
-        </w:rPr>
-        <w:t xml:space="preserve">Stage 2 — Access Context Manager, VPC-SC, and Cloud KMS CMEK (Zone 2 — Green container </w:t>
+        <w:t xml:space="preserve"> / </w:t>
       </w:r>
       <w:r>
         <w:rPr>
@@ -8244,7 +7353,7 @@
           <w:color w:val="188038"/>
           <w:rtl w:val="0"/>
         </w:rPr>
-        <w:t xml:space="preserve">#ceead6</w:t>
+        <w:t xml:space="preserve">1 mTLS Request</w:t>
       </w:r>
       <w:r>
         <w:rPr>
@@ -8258,7 +7367,7 @@
         <w:rPr>
           <w:rtl w:val="0"/>
         </w:rPr>
-        <w:t xml:space="preserve"> Creates the dry-run and enforced VPC-SC service perimeters covering </w:t>
+        <w:t xml:space="preserve"> The tenant client connects to the sovereign ingress gateway with a pinned mTLS SPIFFE client certificate (</w:t>
       </w:r>
       <w:r>
         <w:rPr>
@@ -8266,13 +7375,13 @@
           <w:color w:val="188038"/>
           <w:rtl w:val="0"/>
         </w:rPr>
-        <w:t xml:space="preserve">aiplatform.googleapis.com</w:t>
-      </w:r>
-      <w:r>
-        <w:rPr>
-          <w:rtl w:val="0"/>
-        </w:rPr>
-        <w:t xml:space="preserve">, </w:t>
+        <w:t xml:space="preserve">spiffe://finvault.com/ns/sre/sa/agent-client</w:t>
+      </w:r>
+      <w:r>
+        <w:rPr>
+          <w:rtl w:val="0"/>
+        </w:rPr>
+        <w:t xml:space="preserve">) and an upstream OIDC JWT (</w:t>
       </w:r>
       <w:r>
         <w:rPr>
@@ -8280,13 +7389,13 @@
           <w:color w:val="188038"/>
           <w:rtl w:val="0"/>
         </w:rPr>
-        <w:t xml:space="preserve">alloydb.googleapis.com</w:t>
-      </w:r>
-      <w:r>
-        <w:rPr>
-          <w:rtl w:val="0"/>
-        </w:rPr>
-        <w:t xml:space="preserve">, and </w:t>
+        <w:t xml:space="preserve">pattern_b_siloed_service.py:L62-L88</w:t>
+      </w:r>
+      <w:r>
+        <w:rPr>
+          <w:rtl w:val="0"/>
+        </w:rPr>
+        <w:t xml:space="preserve">, </w:t>
       </w:r>
       <w:r>
         <w:rPr>
@@ -8294,20 +7403,20 @@
           <w:color w:val="188038"/>
           <w:rtl w:val="0"/>
         </w:rPr>
-        <w:t xml:space="preserve">storage.googleapis.com</w:t>
-      </w:r>
-      <w:r>
-        <w:rPr>
-          <w:rtl w:val="0"/>
-        </w:rPr>
-        <w:t xml:space="preserve">, and provisions customer-managed KMS keys.</w:t>
+        <w:t xml:space="preserve">runtime_pipeline.py:L60-L80</w:t>
+      </w:r>
+      <w:r>
+        <w:rPr>
+          <w:rtl w:val="0"/>
+        </w:rPr>
+        <w:t xml:space="preserve">).</w:t>
       </w:r>
     </w:p>
     <w:p>
       <w:pPr>
         <w:numPr>
           <w:ilvl w:val="0"/>
-          <w:numId w:val="16"/>
+          <w:numId w:val="9"/>
         </w:numPr>
         <w:spacing w:after="0" w:afterAutospacing="0" w:lineRule="auto"/>
         <w:ind w:left="720" w:hanging="360"/>
@@ -8321,7 +7430,7 @@
           <w:bCs w:val="1"/>
           <w:rtl w:val="0"/>
         </w:rPr>
-        <w:t xml:space="preserve">Stage 3 — Air-Gapped GKE Gemma 3 (27B) and Silo Agent Runtime (Zone 3 — Left amber container </w:t>
+        <w:t xml:space="preserve">Hop 1 &amp; Hop 2 — Sovereign mTLS SPIFFE, IAM PAB, and ARD Catalog (</w:t>
       </w:r>
       <w:r>
         <w:rPr>
@@ -8331,7 +7440,7 @@
           <w:color w:val="188038"/>
           <w:rtl w:val="0"/>
         </w:rPr>
-        <w:t xml:space="preserve">#feefc3</w:t>
+        <w:t xml:space="preserve">2 Request</w:t>
       </w:r>
       <w:r>
         <w:rPr>
@@ -8339,76 +7448,7 @@
           <w:bCs w:val="1"/>
           <w:rtl w:val="0"/>
         </w:rPr>
-        <w:t xml:space="preserve">):</w:t>
-      </w:r>
-      <w:r>
-        <w:rPr>
-          <w:rtl w:val="0"/>
-        </w:rPr>
-        <w:t xml:space="preserve"> Deploys a private GKE cluster (</w:t>
-      </w:r>
-      <w:r>
-        <w:rPr>
-          <w:rFonts w:ascii="Roboto Mono" w:cs="Roboto Mono" w:eastAsia="Roboto Mono" w:hAnsi="Roboto Mono"/>
-          <w:color w:val="188038"/>
-          <w:rtl w:val="0"/>
-        </w:rPr>
-        <w:t xml:space="preserve">enable_private_nodes = true</w:t>
-      </w:r>
-      <w:r>
-        <w:rPr>
-          <w:rtl w:val="0"/>
-        </w:rPr>
-        <w:t xml:space="preserve">, </w:t>
-      </w:r>
-      <w:r>
-        <w:rPr>
-          <w:rFonts w:ascii="Roboto Mono" w:cs="Roboto Mono" w:eastAsia="Roboto Mono" w:hAnsi="Roboto Mono"/>
-          <w:color w:val="188038"/>
-          <w:rtl w:val="0"/>
-        </w:rPr>
-        <w:t xml:space="preserve">enable_private_endpoint = true</w:t>
-      </w:r>
-      <w:r>
-        <w:rPr>
-          <w:rtl w:val="0"/>
-        </w:rPr>
-        <w:t xml:space="preserve">) serving </w:t>
-      </w:r>
-      <w:r>
-        <w:rPr>
-          <w:rFonts w:ascii="Roboto Mono" w:cs="Roboto Mono" w:eastAsia="Roboto Mono" w:hAnsi="Roboto Mono"/>
-          <w:color w:val="188038"/>
-          <w:rtl w:val="0"/>
-        </w:rPr>
-        <w:t xml:space="preserve">gemma-3-27b-it-vllm</w:t>
-      </w:r>
-      <w:r>
-        <w:rPr>
-          <w:rtl w:val="0"/>
-        </w:rPr>
-        <w:t xml:space="preserve"> from a local Artifact Registry mirror alongside Vertex AI Agent Engine.</w:t>
-      </w:r>
-    </w:p>
-    <w:p>
-      <w:pPr>
-        <w:numPr>
-          <w:ilvl w:val="0"/>
-          <w:numId w:val="16"/>
-        </w:numPr>
-        <w:spacing w:after="200" w:lineRule="auto"/>
-        <w:ind w:left="720" w:hanging="360"/>
-        <w:rPr>
-          <w:u w:val="none"/>
-        </w:rPr>
-      </w:pPr>
-      <w:r>
-        <w:rPr>
-          <w:b w:val="1"/>
-          <w:bCs w:val="1"/>
-          <w:rtl w:val="0"/>
-        </w:rPr>
-        <w:t xml:space="preserve">Stage 4 — CMEK Data Plane and Automated Kill-Switch Verification (Zone 4 — Right coral container </w:t>
+        <w:t xml:space="preserve"> / </w:t>
       </w:r>
       <w:r>
         <w:rPr>
@@ -8418,7 +7458,7 @@
           <w:color w:val="188038"/>
           <w:rtl w:val="0"/>
         </w:rPr>
-        <w:t xml:space="preserve">#fad2cf</w:t>
+        <w:t xml:space="preserve">2 mTLS Valid</w:t>
       </w:r>
       <w:r>
         <w:rPr>
@@ -8432,7 +7472,7 @@
         <w:rPr>
           <w:rtl w:val="0"/>
         </w:rPr>
-        <w:t xml:space="preserve"> Binds </w:t>
+        <w:t xml:space="preserve"> </w:t>
       </w:r>
       <w:r>
         <w:rPr>
@@ -8440,13 +7480,13 @@
           <w:color w:val="188038"/>
           <w:rtl w:val="0"/>
         </w:rPr>
-        <w:t xml:space="preserve">agent-memory-cmek</w:t>
-      </w:r>
-      <w:r>
-        <w:rPr>
-          <w:rtl w:val="0"/>
-        </w:rPr>
-        <w:t xml:space="preserve"> to AlloyDB, Memorystore, Vertex AI Memory Bank, and BigQuery, and validates instant </w:t>
+        <w:t xml:space="preserve">PatternBSiloedService</w:t>
+      </w:r>
+      <w:r>
+        <w:rPr>
+          <w:rtl w:val="0"/>
+        </w:rPr>
+        <w:t xml:space="preserve"> verifies that the client certificate (</w:t>
       </w:r>
       <w:r>
         <w:rPr>
@@ -8454,76 +7494,76 @@
           <w:color w:val="188038"/>
           <w:rtl w:val="0"/>
         </w:rPr>
-        <w:t xml:space="preserve">HTTP 423</w:t>
-      </w:r>
-      <w:r>
-        <w:rPr>
-          <w:rtl w:val="0"/>
-        </w:rPr>
-        <w:t xml:space="preserve"> revocation.</w:t>
+        <w:t xml:space="preserve">HTTP 401</w:t>
+      </w:r>
+      <w:r>
+        <w:rPr>
+          <w:rtl w:val="0"/>
+        </w:rPr>
+        <w:t xml:space="preserve"> on SPIFFE mismatch) and IAM principal (</w:t>
+      </w:r>
+      <w:r>
+        <w:rPr>
+          <w:rFonts w:ascii="Roboto Mono" w:cs="Roboto Mono" w:eastAsia="Roboto Mono" w:hAnsi="Roboto Mono"/>
+          <w:color w:val="188038"/>
+          <w:rtl w:val="0"/>
+        </w:rPr>
+        <w:t xml:space="preserve">HTTP 403</w:t>
+      </w:r>
+      <w:r>
+        <w:rPr>
+          <w:rtl w:val="0"/>
+        </w:rPr>
+        <w:t xml:space="preserve"> on PAB violation) are bound exclusively to the target silo project (</w:t>
+      </w:r>
+      <w:r>
+        <w:rPr>
+          <w:rFonts w:ascii="Roboto Mono" w:cs="Roboto Mono" w:eastAsia="Roboto Mono" w:hAnsi="Roboto Mono"/>
+          <w:color w:val="188038"/>
+          <w:rtl w:val="0"/>
+        </w:rPr>
+        <w:t xml:space="preserve">cymbal-finvault-silo-prod</w:t>
+      </w:r>
+      <w:r>
+        <w:rPr>
+          <w:rtl w:val="0"/>
+        </w:rPr>
+        <w:t xml:space="preserve">), and filters the silo-local Discovery Engine ARD Agent Catalog (</w:t>
+      </w:r>
+      <w:r>
+        <w:rPr>
+          <w:rFonts w:ascii="Roboto Mono" w:cs="Roboto Mono" w:eastAsia="Roboto Mono" w:hAnsi="Roboto Mono"/>
+          <w:color w:val="188038"/>
+          <w:rtl w:val="0"/>
+        </w:rPr>
+        <w:t xml:space="preserve">pattern_b_siloed_service.py:L90-L122</w:t>
+      </w:r>
+      <w:r>
+        <w:rPr>
+          <w:rtl w:val="0"/>
+        </w:rPr>
+        <w:t xml:space="preserve">, </w:t>
+      </w:r>
+      <w:r>
+        <w:rPr>
+          <w:rFonts w:ascii="Roboto Mono" w:cs="Roboto Mono" w:eastAsia="Roboto Mono" w:hAnsi="Roboto Mono"/>
+          <w:color w:val="188038"/>
+          <w:rtl w:val="0"/>
+        </w:rPr>
+        <w:t xml:space="preserve">runtime_pipeline.py:L82-L97</w:t>
+      </w:r>
+      <w:r>
+        <w:rPr>
+          <w:rtl w:val="0"/>
+        </w:rPr>
+        <w:t xml:space="preserve">).</w:t>
       </w:r>
     </w:p>
     <w:p>
       <w:pPr>
-        <w:spacing w:after="200" w:lineRule="auto"/>
-        <w:rPr/>
-      </w:pPr>
-      <w:r>
-        <w:rPr>
-          <w:rtl w:val="0"/>
-        </w:rPr>
-        <w:t xml:space="preserve">The seven numbered steps in Figure 2 (</w:t>
-      </w:r>
-      <w:r>
-        <w:rPr>
-          <w:rFonts w:ascii="Roboto Mono" w:cs="Roboto Mono" w:eastAsia="Roboto Mono" w:hAnsi="Roboto Mono"/>
-          <w:color w:val="188038"/>
-          <w:rtl w:val="0"/>
-        </w:rPr>
-        <w:t xml:space="preserve">1</w:t>
-      </w:r>
-      <w:r>
-        <w:rPr>
-          <w:rtl w:val="0"/>
-        </w:rPr>
-        <w:t xml:space="preserve">–</w:t>
-      </w:r>
-      <w:r>
-        <w:rPr>
-          <w:rFonts w:ascii="Roboto Mono" w:cs="Roboto Mono" w:eastAsia="Roboto Mono" w:hAnsi="Roboto Mono"/>
-          <w:color w:val="188038"/>
-          <w:rtl w:val="0"/>
-        </w:rPr>
-        <w:t xml:space="preserve">7</w:t>
-      </w:r>
-      <w:r>
-        <w:rPr>
-          <w:rtl w:val="0"/>
-        </w:rPr>
-        <w:t xml:space="preserve">) match the visual diagram badges for multi-project provisioning and CMEK revocation (</w:t>
-      </w:r>
-      <w:hyperlink r:id="rId44">
-        <w:r>
-          <w:rPr>
-            <w:color w:val="1155cc"/>
-            <w:u w:val="single"/>
-            <w:rtl w:val="0"/>
-          </w:rPr>
-          <w:t xml:space="preserve">3.2 Multi-Project Silo &amp; CMEK Setup</w:t>
-        </w:r>
-      </w:hyperlink>
-      <w:r>
-        <w:rPr>
-          <w:rtl w:val="0"/>
-        </w:rPr>
-        <w:t xml:space="preserve">):</w:t>
-      </w:r>
-    </w:p>
-    <w:p>
-      <w:pPr>
         <w:numPr>
           <w:ilvl w:val="0"/>
-          <w:numId w:val="6"/>
+          <w:numId w:val="9"/>
         </w:numPr>
         <w:spacing w:after="0" w:afterAutospacing="0" w:lineRule="auto"/>
         <w:ind w:left="720" w:hanging="360"/>
@@ -8537,7 +7577,7 @@
           <w:bCs w:val="1"/>
           <w:rtl w:val="0"/>
         </w:rPr>
-        <w:t xml:space="preserve">Bootstrap sovereign silo CLI pipeline (</w:t>
+        <w:t xml:space="preserve">Hop 3a — Route to isolated VPC-SC tenant project (</w:t>
       </w:r>
       <w:r>
         <w:rPr>
@@ -8547,7 +7587,7 @@
           <w:color w:val="188038"/>
           <w:rtl w:val="0"/>
         </w:rPr>
-        <w:t xml:space="preserve">1 gcloud bootstrap</w:t>
+        <w:t xml:space="preserve">3 Route</w:t>
       </w:r>
       <w:r>
         <w:rPr>
@@ -8555,34 +7595,7 @@
           <w:bCs w:val="1"/>
           <w:rtl w:val="0"/>
         </w:rPr>
-        <w:t xml:space="preserve">):</w:t>
-      </w:r>
-      <w:r>
-        <w:rPr>
-          <w:rtl w:val="0"/>
-        </w:rPr>
-        <w:t xml:space="preserve"> The security engineer initiates the automated silo setup workflow across the Organization folder.</w:t>
-      </w:r>
-    </w:p>
-    <w:p>
-      <w:pPr>
-        <w:numPr>
-          <w:ilvl w:val="0"/>
-          <w:numId w:val="6"/>
-        </w:numPr>
-        <w:spacing w:after="0" w:afterAutospacing="0" w:lineRule="auto"/>
-        <w:ind w:left="720" w:hanging="360"/>
-        <w:rPr>
-          <w:u w:val="none"/>
-        </w:rPr>
-      </w:pPr>
-      <w:r>
-        <w:rPr>
-          <w:b w:val="1"/>
-          <w:bCs w:val="1"/>
-          <w:rtl w:val="0"/>
-        </w:rPr>
-        <w:t xml:space="preserve">Verify isolated tenant projects and IAM PAB (</w:t>
+        <w:t xml:space="preserve"> / </w:t>
       </w:r>
       <w:r>
         <w:rPr>
@@ -8592,7 +7605,7 @@
           <w:color w:val="188038"/>
           <w:rtl w:val="0"/>
         </w:rPr>
-        <w:t xml:space="preserve">2 Projects ready</w:t>
+        <w:t xml:space="preserve">3 Route to isolated VPC-SC tenant project</w:t>
       </w:r>
       <w:r>
         <w:rPr>
@@ -8606,7 +7619,7 @@
         <w:rPr>
           <w:rtl w:val="0"/>
         </w:rPr>
-        <w:t xml:space="preserve"> Provisions </w:t>
+        <w:t xml:space="preserve"> Verified requests cross the VPC-SC ingress policy into the dedicated tenant project (</w:t>
       </w:r>
       <w:r>
         <w:rPr>
@@ -8614,13 +7627,13 @@
           <w:color w:val="188038"/>
           <w:rtl w:val="0"/>
         </w:rPr>
-        <w:t xml:space="preserve">cymbal-{tenant}-silo-prod</w:t>
-      </w:r>
-      <w:r>
-        <w:rPr>
-          <w:rtl w:val="0"/>
-        </w:rPr>
-        <w:t xml:space="preserve"> with billing/quota isolation and attaches the organization </w:t>
+        <w:t xml:space="preserve">perimeter_finvault_sovereign</w:t>
+      </w:r>
+      <w:r>
+        <w:rPr>
+          <w:rtl w:val="0"/>
+        </w:rPr>
+        <w:t xml:space="preserve"> or </w:t>
       </w:r>
       <w:r>
         <w:rPr>
@@ -8628,20 +7641,48 @@
           <w:color w:val="188038"/>
           <w:rtl w:val="0"/>
         </w:rPr>
-        <w:t xml:space="preserve">{tenant}-sovereign-pab</w:t>
-      </w:r>
-      <w:r>
-        <w:rPr>
-          <w:rtl w:val="0"/>
-        </w:rPr>
-        <w:t xml:space="preserve"> policy.</w:t>
+        <w:t xml:space="preserve">perimeter_retailstream_sovereign</w:t>
+      </w:r>
+      <w:r>
+        <w:rPr>
+          <w:rtl w:val="0"/>
+        </w:rPr>
+        <w:t xml:space="preserve">), blocking any unauthorized cross-project API egress (</w:t>
+      </w:r>
+      <w:r>
+        <w:rPr>
+          <w:rFonts w:ascii="Roboto Mono" w:cs="Roboto Mono" w:eastAsia="Roboto Mono" w:hAnsi="Roboto Mono"/>
+          <w:color w:val="188038"/>
+          <w:rtl w:val="0"/>
+        </w:rPr>
+        <w:t xml:space="preserve">HTTP 403 VPC_SC_PERIMETER_VIOLATION</w:t>
+      </w:r>
+      <w:r>
+        <w:rPr>
+          <w:rtl w:val="0"/>
+        </w:rPr>
+        <w:t xml:space="preserve">, </w:t>
+      </w:r>
+      <w:r>
+        <w:rPr>
+          <w:rFonts w:ascii="Roboto Mono" w:cs="Roboto Mono" w:eastAsia="Roboto Mono" w:hAnsi="Roboto Mono"/>
+          <w:color w:val="188038"/>
+          <w:rtl w:val="0"/>
+        </w:rPr>
+        <w:t xml:space="preserve">runtime_pipeline.py:L99-L113</w:t>
+      </w:r>
+      <w:r>
+        <w:rPr>
+          <w:rtl w:val="0"/>
+        </w:rPr>
+        <w:t xml:space="preserve">).</w:t>
       </w:r>
     </w:p>
     <w:p>
       <w:pPr>
         <w:numPr>
           <w:ilvl w:val="0"/>
-          <w:numId w:val="6"/>
+          <w:numId w:val="9"/>
         </w:numPr>
         <w:spacing w:after="0" w:afterAutospacing="0" w:lineRule="auto"/>
         <w:ind w:left="720" w:hanging="360"/>
@@ -8655,7 +7696,7 @@
           <w:bCs w:val="1"/>
           <w:rtl w:val="0"/>
         </w:rPr>
-        <w:t xml:space="preserve">Provision tenant silo VPC and VPC-SC perimeter (</w:t>
+        <w:t xml:space="preserve">Hop 4a (Pre-inference) — VPC-SC &amp; Model Armor prompt sanitization (</w:t>
       </w:r>
       <w:r>
         <w:rPr>
@@ -8665,7 +7706,7 @@
           <w:color w:val="188038"/>
           <w:rtl w:val="0"/>
         </w:rPr>
-        <w:t xml:space="preserve">3 Provision tenant silo project</w:t>
+        <w:t xml:space="preserve">4 Sanitize request</w:t>
       </w:r>
       <w:r>
         <w:rPr>
@@ -8679,7 +7720,7 @@
         <w:rPr>
           <w:rtl w:val="0"/>
         </w:rPr>
-        <w:t xml:space="preserve"> Configures private VPC subnets (</w:t>
+        <w:t xml:space="preserve"> Inside the silo perimeter, regional Vertex AI Model Armor and Cloud DLP inspect the prompt inline (</w:t>
       </w:r>
       <w:r>
         <w:rPr>
@@ -8687,13 +7728,13 @@
           <w:color w:val="188038"/>
           <w:rtl w:val="0"/>
         </w:rPr>
-        <w:t xml:space="preserve">restricted.googleapis.com</w:t>
-      </w:r>
-      <w:r>
-        <w:rPr>
-          <w:rtl w:val="0"/>
-        </w:rPr>
-        <w:t xml:space="preserve">) and locks 8 sensitive APIs inside </w:t>
+        <w:t xml:space="preserve">hop4_model_armor_guardrails.py</w:t>
+      </w:r>
+      <w:r>
+        <w:rPr>
+          <w:rtl w:val="0"/>
+        </w:rPr>
+        <w:t xml:space="preserve">, </w:t>
       </w:r>
       <w:r>
         <w:rPr>
@@ -8701,20 +7742,48 @@
           <w:color w:val="188038"/>
           <w:rtl w:val="0"/>
         </w:rPr>
-        <w:t xml:space="preserve">perimeter_{tenant}_sovereign</w:t>
-      </w:r>
-      <w:r>
-        <w:rPr>
-          <w:rtl w:val="0"/>
-        </w:rPr>
-        <w:t xml:space="preserve">.</w:t>
+        <w:t xml:space="preserve">runtime_pipeline.py:L115-L125</w:t>
+      </w:r>
+      <w:r>
+        <w:rPr>
+          <w:rtl w:val="0"/>
+        </w:rPr>
+        <w:t xml:space="preserve">), blocking prompt/SQL injection (</w:t>
+      </w:r>
+      <w:r>
+        <w:rPr>
+          <w:rFonts w:ascii="Roboto Mono" w:cs="Roboto Mono" w:eastAsia="Roboto Mono" w:hAnsi="Roboto Mono"/>
+          <w:color w:val="188038"/>
+          <w:rtl w:val="0"/>
+        </w:rPr>
+        <w:t xml:space="preserve">HTTP 400</w:t>
+      </w:r>
+      <w:r>
+        <w:rPr>
+          <w:rtl w:val="0"/>
+        </w:rPr>
+        <w:t xml:space="preserve">) and OCC/FDIC or HIPAA NLC policy violations (</w:t>
+      </w:r>
+      <w:r>
+        <w:rPr>
+          <w:rFonts w:ascii="Roboto Mono" w:cs="Roboto Mono" w:eastAsia="Roboto Mono" w:hAnsi="Roboto Mono"/>
+          <w:color w:val="188038"/>
+          <w:rtl w:val="0"/>
+        </w:rPr>
+        <w:t xml:space="preserve">HTTP 422</w:t>
+      </w:r>
+      <w:r>
+        <w:rPr>
+          <w:rtl w:val="0"/>
+        </w:rPr>
+        <w:t xml:space="preserve">).</w:t>
       </w:r>
     </w:p>
     <w:p>
       <w:pPr>
         <w:numPr>
           <w:ilvl w:val="0"/>
-          <w:numId w:val="6"/>
+          <w:numId w:val="9"/>
         </w:numPr>
         <w:spacing w:after="0" w:afterAutospacing="0" w:lineRule="auto"/>
         <w:ind w:left="720" w:hanging="360"/>
@@ -8728,7 +7797,7 @@
           <w:bCs w:val="1"/>
           <w:rtl w:val="0"/>
         </w:rPr>
-        <w:t xml:space="preserve">Create regional Cloud KMS key ring (</w:t>
+        <w:t xml:space="preserve">Hop 3b &amp; Hop 5a — Live Cloud KMS CMEK check, air-gapped Gemma 3 / Vertex AI PT, and local MCP (</w:t>
       </w:r>
       <w:r>
         <w:rPr>
@@ -8738,7 +7807,7 @@
           <w:color w:val="188038"/>
           <w:rtl w:val="0"/>
         </w:rPr>
-        <w:t xml:space="preserve">4 Create key ring</w:t>
+        <w:t xml:space="preserve">5 Generates response</w:t>
       </w:r>
       <w:r>
         <w:rPr>
@@ -8746,48 +7815,7 @@
           <w:bCs w:val="1"/>
           <w:rtl w:val="0"/>
         </w:rPr>
-        <w:t xml:space="preserve">):</w:t>
-      </w:r>
-      <w:r>
-        <w:rPr>
-          <w:rtl w:val="0"/>
-        </w:rPr>
-        <w:t xml:space="preserve"> Provisions the dedicated regional </w:t>
-      </w:r>
-      <w:r>
-        <w:rPr>
-          <w:rFonts w:ascii="Roboto Mono" w:cs="Roboto Mono" w:eastAsia="Roboto Mono" w:hAnsi="Roboto Mono"/>
-          <w:color w:val="188038"/>
-          <w:rtl w:val="0"/>
-        </w:rPr>
-        <w:t xml:space="preserve">google_kms_key_ring</w:t>
-      </w:r>
-      <w:r>
-        <w:rPr>
-          <w:rtl w:val="0"/>
-        </w:rPr>
-        <w:t xml:space="preserve"> inside the tenant's sovereign project.</w:t>
-      </w:r>
-    </w:p>
-    <w:p>
-      <w:pPr>
-        <w:numPr>
-          <w:ilvl w:val="0"/>
-          <w:numId w:val="6"/>
-        </w:numPr>
-        <w:spacing w:after="0" w:afterAutospacing="0" w:lineRule="auto"/>
-        <w:ind w:left="720" w:hanging="360"/>
-        <w:rPr>
-          <w:u w:val="none"/>
-        </w:rPr>
-      </w:pPr>
-      <w:r>
-        <w:rPr>
-          <w:b w:val="1"/>
-          <w:bCs w:val="1"/>
-          <w:rtl w:val="0"/>
-        </w:rPr>
-        <w:t xml:space="preserve">Create HSM/EKM CMEK crypto key (</w:t>
+        <w:t xml:space="preserve"> / </w:t>
       </w:r>
       <w:r>
         <w:rPr>
@@ -8797,7 +7825,7 @@
           <w:color w:val="188038"/>
           <w:rtl w:val="0"/>
         </w:rPr>
-        <w:t xml:space="preserve">5 Create CMEK crypto key</w:t>
+        <w:t xml:space="preserve">5 Air-gapped inference</w:t>
       </w:r>
       <w:r>
         <w:rPr>
@@ -8811,7 +7839,7 @@
         <w:rPr>
           <w:rtl w:val="0"/>
         </w:rPr>
-        <w:t xml:space="preserve"> Creates </w:t>
+        <w:t xml:space="preserve"> The runtime verifies that </w:t>
       </w:r>
       <w:r>
         <w:rPr>
@@ -8825,7 +7853,7 @@
         <w:rPr>
           <w:rtl w:val="0"/>
         </w:rPr>
-        <w:t xml:space="preserve"> with HSM protection and 30-day rotation, granting </w:t>
+        <w:t xml:space="preserve"> is </w:t>
       </w:r>
       <w:r>
         <w:rPr>
@@ -8833,20 +7861,146 @@
           <w:color w:val="188038"/>
           <w:rtl w:val="0"/>
         </w:rPr>
-        <w:t xml:space="preserve">roles/cloudkms.cryptoKeyEncrypterDecrypter</w:t>
-      </w:r>
-      <w:r>
-        <w:rPr>
-          <w:rtl w:val="0"/>
-        </w:rPr>
-        <w:t xml:space="preserve"> to the silo's Vertex AI, AlloyDB, and Storage service agents.</w:t>
+        <w:t xml:space="preserve">ENABLED</w:t>
+      </w:r>
+      <w:r>
+        <w:rPr>
+          <w:rtl w:val="0"/>
+        </w:rPr>
+        <w:t xml:space="preserve"> (halting within </w:t>
+      </w:r>
+      <w:r>
+        <w:rPr>
+          <w:rFonts w:ascii="Roboto Mono" w:cs="Roboto Mono" w:eastAsia="Roboto Mono" w:hAnsi="Roboto Mono"/>
+          <w:color w:val="188038"/>
+          <w:rtl w:val="0"/>
+        </w:rPr>
+        <w:t xml:space="preserve">&lt; 5s</w:t>
+      </w:r>
+      <w:r>
+        <w:rPr>
+          <w:rtl w:val="0"/>
+        </w:rPr>
+        <w:t xml:space="preserve"> via Valkey </w:t>
+      </w:r>
+      <w:r>
+        <w:rPr>
+          <w:rFonts w:ascii="Roboto Mono" w:cs="Roboto Mono" w:eastAsia="Roboto Mono" w:hAnsi="Roboto Mono"/>
+          <w:color w:val="188038"/>
+          <w:rtl w:val="0"/>
+        </w:rPr>
+        <w:t xml:space="preserve">UNLINK</w:t>
+      </w:r>
+      <w:r>
+        <w:rPr>
+          <w:rtl w:val="0"/>
+        </w:rPr>
+        <w:t xml:space="preserve"> and returning </w:t>
+      </w:r>
+      <w:r>
+        <w:rPr>
+          <w:rFonts w:ascii="Roboto Mono" w:cs="Roboto Mono" w:eastAsia="Roboto Mono" w:hAnsi="Roboto Mono"/>
+          <w:color w:val="188038"/>
+          <w:rtl w:val="0"/>
+        </w:rPr>
+        <w:t xml:space="preserve">HTTP 423 Locked</w:t>
+      </w:r>
+      <w:r>
+        <w:rPr>
+          <w:rtl w:val="0"/>
+        </w:rPr>
+        <w:t xml:space="preserve"> if revoked), executes inference on air-gapped </w:t>
+      </w:r>
+      <w:r>
+        <w:rPr>
+          <w:b w:val="1"/>
+          <w:bCs w:val="1"/>
+          <w:rtl w:val="0"/>
+        </w:rPr>
+        <w:t xml:space="preserve">Gemma 3 (27B IT)</w:t>
+      </w:r>
+      <w:r>
+        <w:rPr>
+          <w:rtl w:val="0"/>
+        </w:rPr>
+        <w:t xml:space="preserve"> on private GKE (</w:t>
+      </w:r>
+      <w:r>
+        <w:rPr>
+          <w:rFonts w:ascii="Roboto Mono" w:cs="Roboto Mono" w:eastAsia="Roboto Mono" w:hAnsi="Roboto Mono"/>
+          <w:color w:val="188038"/>
+          <w:rtl w:val="0"/>
+        </w:rPr>
+        <w:t xml:space="preserve">gemma-3-27b-it-vllm</w:t>
+      </w:r>
+      <w:r>
+        <w:rPr>
+          <w:rtl w:val="0"/>
+        </w:rPr>
+        <w:t xml:space="preserve">, </w:t>
+      </w:r>
+      <w:r>
+        <w:rPr>
+          <w:rFonts w:ascii="Roboto Mono" w:cs="Roboto Mono" w:eastAsia="Roboto Mono" w:hAnsi="Roboto Mono"/>
+          <w:color w:val="188038"/>
+          <w:rtl w:val="0"/>
+        </w:rPr>
+        <w:t xml:space="preserve">public_egress = False</w:t>
+      </w:r>
+      <w:r>
+        <w:rPr>
+          <w:rtl w:val="0"/>
+        </w:rPr>
+        <w:t xml:space="preserve">) or dedicated Vertex AI PT (</w:t>
+      </w:r>
+      <w:r>
+        <w:rPr>
+          <w:rFonts w:ascii="Roboto Mono" w:cs="Roboto Mono" w:eastAsia="Roboto Mono" w:hAnsi="Roboto Mono"/>
+          <w:color w:val="188038"/>
+          <w:rtl w:val="0"/>
+        </w:rPr>
+        <w:t xml:space="preserve">gemini-2.5-pro-dedicated</w:t>
+      </w:r>
+      <w:r>
+        <w:rPr>
+          <w:rtl w:val="0"/>
+        </w:rPr>
+        <w:t xml:space="preserve">), and invokes silo-local MCP servers + CMEK AlloyDB (</w:t>
+      </w:r>
+      <w:r>
+        <w:rPr>
+          <w:rFonts w:ascii="Roboto Mono" w:cs="Roboto Mono" w:eastAsia="Roboto Mono" w:hAnsi="Roboto Mono"/>
+          <w:color w:val="188038"/>
+          <w:rtl w:val="0"/>
+        </w:rPr>
+        <w:t xml:space="preserve">pattern_b_siloed_service.py:L124-L168</w:t>
+      </w:r>
+      <w:r>
+        <w:rPr>
+          <w:rtl w:val="0"/>
+        </w:rPr>
+        <w:t xml:space="preserve">, </w:t>
+      </w:r>
+      <w:r>
+        <w:rPr>
+          <w:rFonts w:ascii="Roboto Mono" w:cs="Roboto Mono" w:eastAsia="Roboto Mono" w:hAnsi="Roboto Mono"/>
+          <w:color w:val="188038"/>
+          <w:rtl w:val="0"/>
+        </w:rPr>
+        <w:t xml:space="preserve">runtime_pipeline.py:L127-L162</w:t>
+      </w:r>
+      <w:r>
+        <w:rPr>
+          <w:rtl w:val="0"/>
+        </w:rPr>
+        <w:t xml:space="preserve">).</w:t>
       </w:r>
     </w:p>
     <w:p>
       <w:pPr>
         <w:numPr>
           <w:ilvl w:val="0"/>
-          <w:numId w:val="6"/>
+          <w:numId w:val="9"/>
         </w:numPr>
         <w:spacing w:after="0" w:afterAutospacing="0" w:lineRule="auto"/>
         <w:ind w:left="720" w:hanging="360"/>
@@ -8860,7 +8014,7 @@
           <w:bCs w:val="1"/>
           <w:rtl w:val="0"/>
         </w:rPr>
-        <w:t xml:space="preserve">Bind CMEK key across AlloyDB, GKE Gemma 3, and Memory Bank (</w:t>
+        <w:t xml:space="preserve">Hop 4b (Post-inference) — Output DLP and semantic NLC compliance (</w:t>
       </w:r>
       <w:r>
         <w:rPr>
@@ -8870,7 +8024,7 @@
           <w:color w:val="188038"/>
           <w:rtl w:val="0"/>
         </w:rPr>
-        <w:t xml:space="preserve">6 Bind CMEK key</w:t>
+        <w:t xml:space="preserve">6 Sanitize response</w:t>
       </w:r>
       <w:r>
         <w:rPr>
@@ -8884,14 +8038,28 @@
         <w:rPr>
           <w:rtl w:val="0"/>
         </w:rPr>
-        <w:t xml:space="preserve"> Deploys the CMEK-encrypted AlloyDB cluster, Vertex AI Agent Engine runtime, and private GKE Gemma 3 (27B) GPU node pool.</w:t>
+        <w:t xml:space="preserve"> Generated completions and tool outputs pass post-inference Cloud DLP de-identification and semantic NLC verification before leaving the silo runtime (</w:t>
+      </w:r>
+      <w:r>
+        <w:rPr>
+          <w:rFonts w:ascii="Roboto Mono" w:cs="Roboto Mono" w:eastAsia="Roboto Mono" w:hAnsi="Roboto Mono"/>
+          <w:color w:val="188038"/>
+          <w:rtl w:val="0"/>
+        </w:rPr>
+        <w:t xml:space="preserve">runtime_pipeline.py:L164-L182</w:t>
+      </w:r>
+      <w:r>
+        <w:rPr>
+          <w:rtl w:val="0"/>
+        </w:rPr>
+        <w:t xml:space="preserve">).</w:t>
       </w:r>
     </w:p>
     <w:p>
       <w:pPr>
         <w:numPr>
           <w:ilvl w:val="0"/>
-          <w:numId w:val="6"/>
+          <w:numId w:val="9"/>
         </w:numPr>
         <w:spacing w:after="200" w:lineRule="auto"/>
         <w:ind w:left="720" w:hanging="360"/>
@@ -8905,7 +8073,7 @@
           <w:bCs w:val="1"/>
           <w:rtl w:val="0"/>
         </w:rPr>
-        <w:t xml:space="preserve">Execute exfiltration and CMEK revocation verification suite (</w:t>
+        <w:t xml:space="preserve">Hop 5b — Sovereign response delivery or HTTP 423 Locked halt (</w:t>
       </w:r>
       <w:r>
         <w:rPr>
@@ -8915,7 +8083,7 @@
           <w:color w:val="188038"/>
           <w:rtl w:val="0"/>
         </w:rPr>
-        <w:t xml:space="preserve">7 Exfil &amp; CMEK revocation tests</w:t>
+        <w:t xml:space="preserve">7 Sanitized response</w:t>
       </w:r>
       <w:r>
         <w:rPr>
@@ -8923,13 +8091,31 @@
           <w:bCs w:val="1"/>
           <w:rtl w:val="0"/>
         </w:rPr>
+        <w:t xml:space="preserve"> / </w:t>
+      </w:r>
+      <w:r>
+        <w:rPr>
+          <w:rFonts w:ascii="Roboto Mono" w:cs="Roboto Mono" w:eastAsia="Roboto Mono" w:hAnsi="Roboto Mono"/>
+          <w:b w:val="1"/>
+          <w:bCs w:val="1"/>
+          <w:color w:val="188038"/>
+          <w:rtl w:val="0"/>
+        </w:rPr>
+        <w:t xml:space="preserve">7 Sovereign response (or HTTP 423 Locked)</w:t>
+      </w:r>
+      <w:r>
+        <w:rPr>
+          <w:b w:val="1"/>
+          <w:bCs w:val="1"/>
+          <w:rtl w:val="0"/>
+        </w:rPr>
         <w:t xml:space="preserve">):</w:t>
       </w:r>
       <w:r>
         <w:rPr>
           <w:rtl w:val="0"/>
         </w:rPr>
-        <w:t xml:space="preserve"> Runs </w:t>
+        <w:t xml:space="preserve"> Returns the sanitized sovereign </w:t>
       </w:r>
       <w:r>
         <w:rPr>
@@ -8937,13 +8123,13 @@
           <w:color w:val="188038"/>
           <w:rtl w:val="0"/>
         </w:rPr>
-        <w:t xml:space="preserve">run_silo_security_tests.py</w:t>
-      </w:r>
-      <w:r>
-        <w:rPr>
-          <w:rtl w:val="0"/>
-        </w:rPr>
-        <w:t xml:space="preserve"> (</w:t>
+        <w:t xml:space="preserve">HTTP 200</w:t>
+      </w:r>
+      <w:r>
+        <w:rPr>
+          <w:rtl w:val="0"/>
+        </w:rPr>
+        <w:t xml:space="preserve"> response (or </w:t>
       </w:r>
       <w:r>
         <w:rPr>
@@ -8951,13 +8137,13 @@
           <w:color w:val="188038"/>
           <w:rtl w:val="0"/>
         </w:rPr>
-        <w:t xml:space="preserve">6/6 PASS</w:t>
-      </w:r>
-      <w:r>
-        <w:rPr>
-          <w:rtl w:val="0"/>
-        </w:rPr>
-        <w:t xml:space="preserve">) to certify mTLS (</w:t>
+        <w:t xml:space="preserve">HTTP 423 Locked</w:t>
+      </w:r>
+      <w:r>
+        <w:rPr>
+          <w:rtl w:val="0"/>
+        </w:rPr>
+        <w:t xml:space="preserve"> on revoked CMEK) and writes a zero-PII CMEK-encrypted OpenTelemetry audit span to the silo's BigQuery dataset (</w:t>
       </w:r>
       <w:r>
         <w:rPr>
@@ -8965,13 +8151,13 @@
           <w:color w:val="188038"/>
           <w:rtl w:val="0"/>
         </w:rPr>
-        <w:t xml:space="preserve">401</w:t>
-      </w:r>
-      <w:r>
-        <w:rPr>
-          <w:rtl w:val="0"/>
-        </w:rPr>
-        <w:t xml:space="preserve">), PAB (</w:t>
+        <w:t xml:space="preserve">hop5_data_rls_and_otel.py</w:t>
+      </w:r>
+      <w:r>
+        <w:rPr>
+          <w:rtl w:val="0"/>
+        </w:rPr>
+        <w:t xml:space="preserve">, </w:t>
       </w:r>
       <w:r>
         <w:rPr>
@@ -8979,35 +8165,7 @@
           <w:color w:val="188038"/>
           <w:rtl w:val="0"/>
         </w:rPr>
-        <w:t xml:space="preserve">403</w:t>
-      </w:r>
-      <w:r>
-        <w:rPr>
-          <w:rtl w:val="0"/>
-        </w:rPr>
-        <w:t xml:space="preserve">), VPC-SC exfiltration block (</w:t>
-      </w:r>
-      <w:r>
-        <w:rPr>
-          <w:rFonts w:ascii="Roboto Mono" w:cs="Roboto Mono" w:eastAsia="Roboto Mono" w:hAnsi="Roboto Mono"/>
-          <w:color w:val="188038"/>
-          <w:rtl w:val="0"/>
-        </w:rPr>
-        <w:t xml:space="preserve">403</w:t>
-      </w:r>
-      <w:r>
-        <w:rPr>
-          <w:rtl w:val="0"/>
-        </w:rPr>
-        <w:t xml:space="preserve">), and live CMEK revocation (</w:t>
-      </w:r>
-      <w:r>
-        <w:rPr>
-          <w:rFonts w:ascii="Roboto Mono" w:cs="Roboto Mono" w:eastAsia="Roboto Mono" w:hAnsi="Roboto Mono"/>
-          <w:color w:val="188038"/>
-          <w:rtl w:val="0"/>
-        </w:rPr>
-        <w:t xml:space="preserve">HTTP 423 Locked</w:t>
+        <w:t xml:space="preserve">runtime_pipeline.py:L184-L209</w:t>
       </w:r>
       <w:r>
         <w:rPr>
@@ -9023,13 +8181,13 @@
         <w:keepLines w:val="1"/>
         <w:rPr/>
       </w:pPr>
-      <w:bookmarkStart w:colFirst="0" w:colLast="0" w:name="_hirlfw9yab9f" w:id="9"/>
-      <w:bookmarkEnd w:id="9"/>
-      <w:r>
-        <w:rPr>
-          <w:rtl w:val="0"/>
-        </w:rPr>
-        <w:t xml:space="preserve">Parameterized Terraform silo blueprint resource graph (Figure 3)</w:t>
+      <w:bookmarkStart w:colFirst="0" w:colLast="0" w:name="_19p383z2hhjo" w:id="8"/>
+      <w:bookmarkEnd w:id="8"/>
+      <w:r>
+        <w:rPr>
+          <w:rtl w:val="0"/>
+        </w:rPr>
+        <w:t xml:space="preserve">Multi-project silo and Cloud KMS CMEK setup topology (Figure 2)</w:t>
       </w:r>
     </w:p>
     <w:p>
@@ -9046,12 +8204,12 @@
           <wp:inline distB="114300" distT="114300" distL="114300" distR="114300">
             <wp:extent cx="6731000" cy="7905563"/>
             <wp:effectExtent b="0" l="0" r="0" t="0"/>
-            <wp:docPr id="5" name="image8.png"/>
+            <wp:docPr id="9" name="image7.png"/>
             <a:graphic>
               <a:graphicData uri="http://schemas.openxmlformats.org/drawingml/2006/picture">
                 <pic:pic>
                   <pic:nvPicPr>
-                    <pic:cNvPr id="0" name="image8.png"/>
+                    <pic:cNvPr id="0" name="image7.png"/>
                     <pic:cNvPicPr preferRelativeResize="0"/>
                   </pic:nvPicPr>
                   <pic:blipFill>
@@ -9095,7 +8253,7 @@
           <w:iCs w:val="1"/>
           <w:rtl w:val="0"/>
         </w:rPr>
-        <w:t xml:space="preserve">Figure 3. Declarative Terraform resource dependency graph (</w:t>
+        <w:t xml:space="preserve">Figure 2. Step-by-step multi-project setup topology (</w:t>
       </w:r>
       <w:r>
         <w:rPr>
@@ -9105,7 +8263,7 @@
           <w:color w:val="188038"/>
           <w:rtl w:val="0"/>
         </w:rPr>
-        <w:t xml:space="preserve">workstream-3-pattern-b-siloed/3.6-terraform-silo-blueprint/</w:t>
+        <w:t xml:space="preserve">workstream-3-pattern-b-siloed/3.2-multi-project-silo-and-cmek-setup.md</w:t>
       </w:r>
       <w:r>
         <w:rPr>
@@ -9113,7 +8271,7 @@
           <w:iCs w:val="1"/>
           <w:rtl w:val="0"/>
         </w:rPr>
-        <w:t xml:space="preserve">) for stamping out repeatable sovereign tenant silos. Editable assets: </w:t>
+        <w:t xml:space="preserve">) showing Organization Access Context Manager, IAM PAB binding, Cloud KMS CMEK key rings, and private GKE Gemma 3 node pools. Editable assets: </w:t>
       </w:r>
       <w:hyperlink r:id="rId46">
         <w:r>
@@ -9205,9 +8363,1062 @@
         <w:rPr>
           <w:rtl w:val="0"/>
         </w:rPr>
+        <w:t xml:space="preserve">Figure 2 details the four provisioning stages documented in </w:t>
+      </w:r>
+      <w:hyperlink r:id="rId50">
+        <w:r>
+          <w:rPr>
+            <w:color w:val="1155cc"/>
+            <w:u w:val="single"/>
+            <w:rtl w:val="0"/>
+          </w:rPr>
+          <w:t xml:space="preserve">3.2 Multi-Project Silo &amp; CMEK Setup</w:t>
+        </w:r>
+      </w:hyperlink>
+      <w:r>
+        <w:rPr>
+          <w:rtl w:val="0"/>
+        </w:rPr>
+        <w:t xml:space="preserve">:</w:t>
+      </w:r>
+    </w:p>
+    <w:p>
+      <w:pPr>
+        <w:numPr>
+          <w:ilvl w:val="0"/>
+          <w:numId w:val="5"/>
+        </w:numPr>
+        <w:spacing w:after="0" w:afterAutospacing="0" w:lineRule="auto"/>
+        <w:ind w:left="720" w:hanging="360"/>
+        <w:rPr>
+          <w:u w:val="none"/>
+        </w:rPr>
+      </w:pPr>
+      <w:r>
+        <w:rPr>
+          <w:b w:val="1"/>
+          <w:bCs w:val="1"/>
+          <w:rtl w:val="0"/>
+        </w:rPr>
+        <w:t xml:space="preserve">Stage 1 — Identity, mTLS Certificate Authority, and IAM PAB (Zone 1 — Blue container </w:t>
+      </w:r>
+      <w:r>
+        <w:rPr>
+          <w:rFonts w:ascii="Roboto Mono" w:cs="Roboto Mono" w:eastAsia="Roboto Mono" w:hAnsi="Roboto Mono"/>
+          <w:b w:val="1"/>
+          <w:bCs w:val="1"/>
+          <w:color w:val="188038"/>
+          <w:rtl w:val="0"/>
+        </w:rPr>
+        <w:t xml:space="preserve">#aecbfa</w:t>
+      </w:r>
+      <w:r>
+        <w:rPr>
+          <w:b w:val="1"/>
+          <w:bCs w:val="1"/>
+          <w:rtl w:val="0"/>
+        </w:rPr>
+        <w:t xml:space="preserve">):</w:t>
+      </w:r>
+      <w:r>
+        <w:rPr>
+          <w:rtl w:val="0"/>
+        </w:rPr>
+        <w:t xml:space="preserve"> Configures Certificate Authority Service for SPIFFE mTLS certificates and binds the IAM Principal Access Boundary policy to the tenant folder/project.</w:t>
+      </w:r>
+    </w:p>
+    <w:p>
+      <w:pPr>
+        <w:numPr>
+          <w:ilvl w:val="0"/>
+          <w:numId w:val="5"/>
+        </w:numPr>
+        <w:spacing w:after="0" w:afterAutospacing="0" w:lineRule="auto"/>
+        <w:ind w:left="720" w:hanging="360"/>
+        <w:rPr>
+          <w:u w:val="none"/>
+        </w:rPr>
+      </w:pPr>
+      <w:r>
+        <w:rPr>
+          <w:b w:val="1"/>
+          <w:bCs w:val="1"/>
+          <w:rtl w:val="0"/>
+        </w:rPr>
+        <w:t xml:space="preserve">Stage 2 — Access Context Manager, VPC-SC, and Cloud KMS CMEK (Zone 2 — Green container </w:t>
+      </w:r>
+      <w:r>
+        <w:rPr>
+          <w:rFonts w:ascii="Roboto Mono" w:cs="Roboto Mono" w:eastAsia="Roboto Mono" w:hAnsi="Roboto Mono"/>
+          <w:b w:val="1"/>
+          <w:bCs w:val="1"/>
+          <w:color w:val="188038"/>
+          <w:rtl w:val="0"/>
+        </w:rPr>
+        <w:t xml:space="preserve">#ceead6</w:t>
+      </w:r>
+      <w:r>
+        <w:rPr>
+          <w:b w:val="1"/>
+          <w:bCs w:val="1"/>
+          <w:rtl w:val="0"/>
+        </w:rPr>
+        <w:t xml:space="preserve">):</w:t>
+      </w:r>
+      <w:r>
+        <w:rPr>
+          <w:rtl w:val="0"/>
+        </w:rPr>
+        <w:t xml:space="preserve"> Creates the dry-run and enforced VPC-SC service perimeters covering </w:t>
+      </w:r>
+      <w:r>
+        <w:rPr>
+          <w:rFonts w:ascii="Roboto Mono" w:cs="Roboto Mono" w:eastAsia="Roboto Mono" w:hAnsi="Roboto Mono"/>
+          <w:color w:val="188038"/>
+          <w:rtl w:val="0"/>
+        </w:rPr>
+        <w:t xml:space="preserve">aiplatform.googleapis.com</w:t>
+      </w:r>
+      <w:r>
+        <w:rPr>
+          <w:rtl w:val="0"/>
+        </w:rPr>
+        <w:t xml:space="preserve">, </w:t>
+      </w:r>
+      <w:r>
+        <w:rPr>
+          <w:rFonts w:ascii="Roboto Mono" w:cs="Roboto Mono" w:eastAsia="Roboto Mono" w:hAnsi="Roboto Mono"/>
+          <w:color w:val="188038"/>
+          <w:rtl w:val="0"/>
+        </w:rPr>
+        <w:t xml:space="preserve">alloydb.googleapis.com</w:t>
+      </w:r>
+      <w:r>
+        <w:rPr>
+          <w:rtl w:val="0"/>
+        </w:rPr>
+        <w:t xml:space="preserve">, and </w:t>
+      </w:r>
+      <w:r>
+        <w:rPr>
+          <w:rFonts w:ascii="Roboto Mono" w:cs="Roboto Mono" w:eastAsia="Roboto Mono" w:hAnsi="Roboto Mono"/>
+          <w:color w:val="188038"/>
+          <w:rtl w:val="0"/>
+        </w:rPr>
+        <w:t xml:space="preserve">storage.googleapis.com</w:t>
+      </w:r>
+      <w:r>
+        <w:rPr>
+          <w:rtl w:val="0"/>
+        </w:rPr>
+        <w:t xml:space="preserve">, and provisions customer-managed KMS keys.</w:t>
+      </w:r>
+    </w:p>
+    <w:p>
+      <w:pPr>
+        <w:numPr>
+          <w:ilvl w:val="0"/>
+          <w:numId w:val="5"/>
+        </w:numPr>
+        <w:spacing w:after="0" w:afterAutospacing="0" w:lineRule="auto"/>
+        <w:ind w:left="720" w:hanging="360"/>
+        <w:rPr>
+          <w:u w:val="none"/>
+        </w:rPr>
+      </w:pPr>
+      <w:r>
+        <w:rPr>
+          <w:b w:val="1"/>
+          <w:bCs w:val="1"/>
+          <w:rtl w:val="0"/>
+        </w:rPr>
+        <w:t xml:space="preserve">Stage 3 — Air-Gapped GKE Gemma 3 (27B) and Silo Agent Runtime (Zone 3 — Left amber container </w:t>
+      </w:r>
+      <w:r>
+        <w:rPr>
+          <w:rFonts w:ascii="Roboto Mono" w:cs="Roboto Mono" w:eastAsia="Roboto Mono" w:hAnsi="Roboto Mono"/>
+          <w:b w:val="1"/>
+          <w:bCs w:val="1"/>
+          <w:color w:val="188038"/>
+          <w:rtl w:val="0"/>
+        </w:rPr>
+        <w:t xml:space="preserve">#feefc3</w:t>
+      </w:r>
+      <w:r>
+        <w:rPr>
+          <w:b w:val="1"/>
+          <w:bCs w:val="1"/>
+          <w:rtl w:val="0"/>
+        </w:rPr>
+        <w:t xml:space="preserve">):</w:t>
+      </w:r>
+      <w:r>
+        <w:rPr>
+          <w:rtl w:val="0"/>
+        </w:rPr>
+        <w:t xml:space="preserve"> Deploys a private GKE cluster (</w:t>
+      </w:r>
+      <w:r>
+        <w:rPr>
+          <w:rFonts w:ascii="Roboto Mono" w:cs="Roboto Mono" w:eastAsia="Roboto Mono" w:hAnsi="Roboto Mono"/>
+          <w:color w:val="188038"/>
+          <w:rtl w:val="0"/>
+        </w:rPr>
+        <w:t xml:space="preserve">enable_private_nodes = true</w:t>
+      </w:r>
+      <w:r>
+        <w:rPr>
+          <w:rtl w:val="0"/>
+        </w:rPr>
+        <w:t xml:space="preserve">, </w:t>
+      </w:r>
+      <w:r>
+        <w:rPr>
+          <w:rFonts w:ascii="Roboto Mono" w:cs="Roboto Mono" w:eastAsia="Roboto Mono" w:hAnsi="Roboto Mono"/>
+          <w:color w:val="188038"/>
+          <w:rtl w:val="0"/>
+        </w:rPr>
+        <w:t xml:space="preserve">enable_private_endpoint = true</w:t>
+      </w:r>
+      <w:r>
+        <w:rPr>
+          <w:rtl w:val="0"/>
+        </w:rPr>
+        <w:t xml:space="preserve">) serving </w:t>
+      </w:r>
+      <w:r>
+        <w:rPr>
+          <w:rFonts w:ascii="Roboto Mono" w:cs="Roboto Mono" w:eastAsia="Roboto Mono" w:hAnsi="Roboto Mono"/>
+          <w:color w:val="188038"/>
+          <w:rtl w:val="0"/>
+        </w:rPr>
+        <w:t xml:space="preserve">gemma-3-27b-it-vllm</w:t>
+      </w:r>
+      <w:r>
+        <w:rPr>
+          <w:rtl w:val="0"/>
+        </w:rPr>
+        <w:t xml:space="preserve"> from a local Artifact Registry mirror alongside Vertex AI Agent Engine.</w:t>
+      </w:r>
+    </w:p>
+    <w:p>
+      <w:pPr>
+        <w:numPr>
+          <w:ilvl w:val="0"/>
+          <w:numId w:val="5"/>
+        </w:numPr>
+        <w:spacing w:after="200" w:lineRule="auto"/>
+        <w:ind w:left="720" w:hanging="360"/>
+        <w:rPr>
+          <w:u w:val="none"/>
+        </w:rPr>
+      </w:pPr>
+      <w:r>
+        <w:rPr>
+          <w:b w:val="1"/>
+          <w:bCs w:val="1"/>
+          <w:rtl w:val="0"/>
+        </w:rPr>
+        <w:t xml:space="preserve">Stage 4 — CMEK Data Plane and Automated Kill-Switch Verification (Zone 4 — Right coral container </w:t>
+      </w:r>
+      <w:r>
+        <w:rPr>
+          <w:rFonts w:ascii="Roboto Mono" w:cs="Roboto Mono" w:eastAsia="Roboto Mono" w:hAnsi="Roboto Mono"/>
+          <w:b w:val="1"/>
+          <w:bCs w:val="1"/>
+          <w:color w:val="188038"/>
+          <w:rtl w:val="0"/>
+        </w:rPr>
+        <w:t xml:space="preserve">#fad2cf</w:t>
+      </w:r>
+      <w:r>
+        <w:rPr>
+          <w:b w:val="1"/>
+          <w:bCs w:val="1"/>
+          <w:rtl w:val="0"/>
+        </w:rPr>
+        <w:t xml:space="preserve">):</w:t>
+      </w:r>
+      <w:r>
+        <w:rPr>
+          <w:rtl w:val="0"/>
+        </w:rPr>
+        <w:t xml:space="preserve"> Binds </w:t>
+      </w:r>
+      <w:r>
+        <w:rPr>
+          <w:rFonts w:ascii="Roboto Mono" w:cs="Roboto Mono" w:eastAsia="Roboto Mono" w:hAnsi="Roboto Mono"/>
+          <w:color w:val="188038"/>
+          <w:rtl w:val="0"/>
+        </w:rPr>
+        <w:t xml:space="preserve">agent-memory-cmek</w:t>
+      </w:r>
+      <w:r>
+        <w:rPr>
+          <w:rtl w:val="0"/>
+        </w:rPr>
+        <w:t xml:space="preserve"> to AlloyDB, Memorystore, Vertex AI Memory Bank, and BigQuery, and validates instant </w:t>
+      </w:r>
+      <w:r>
+        <w:rPr>
+          <w:rFonts w:ascii="Roboto Mono" w:cs="Roboto Mono" w:eastAsia="Roboto Mono" w:hAnsi="Roboto Mono"/>
+          <w:color w:val="188038"/>
+          <w:rtl w:val="0"/>
+        </w:rPr>
+        <w:t xml:space="preserve">HTTP 423</w:t>
+      </w:r>
+      <w:r>
+        <w:rPr>
+          <w:rtl w:val="0"/>
+        </w:rPr>
+        <w:t xml:space="preserve"> revocation.</w:t>
+      </w:r>
+    </w:p>
+    <w:p>
+      <w:pPr>
+        <w:spacing w:after="200" w:lineRule="auto"/>
+        <w:rPr/>
+      </w:pPr>
+      <w:r>
+        <w:rPr>
+          <w:rtl w:val="0"/>
+        </w:rPr>
+        <w:t xml:space="preserve">The seven numbered steps in Figure 2 (</w:t>
+      </w:r>
+      <w:r>
+        <w:rPr>
+          <w:rFonts w:ascii="Roboto Mono" w:cs="Roboto Mono" w:eastAsia="Roboto Mono" w:hAnsi="Roboto Mono"/>
+          <w:color w:val="188038"/>
+          <w:rtl w:val="0"/>
+        </w:rPr>
+        <w:t xml:space="preserve">1</w:t>
+      </w:r>
+      <w:r>
+        <w:rPr>
+          <w:rtl w:val="0"/>
+        </w:rPr>
+        <w:t xml:space="preserve">–</w:t>
+      </w:r>
+      <w:r>
+        <w:rPr>
+          <w:rFonts w:ascii="Roboto Mono" w:cs="Roboto Mono" w:eastAsia="Roboto Mono" w:hAnsi="Roboto Mono"/>
+          <w:color w:val="188038"/>
+          <w:rtl w:val="0"/>
+        </w:rPr>
+        <w:t xml:space="preserve">7</w:t>
+      </w:r>
+      <w:r>
+        <w:rPr>
+          <w:rtl w:val="0"/>
+        </w:rPr>
+        <w:t xml:space="preserve">) match the visual diagram badges for multi-project provisioning and CMEK revocation (</w:t>
+      </w:r>
+      <w:hyperlink r:id="rId51">
+        <w:r>
+          <w:rPr>
+            <w:color w:val="1155cc"/>
+            <w:u w:val="single"/>
+            <w:rtl w:val="0"/>
+          </w:rPr>
+          <w:t xml:space="preserve">3.2 Multi-Project Silo &amp; CMEK Setup</w:t>
+        </w:r>
+      </w:hyperlink>
+      <w:r>
+        <w:rPr>
+          <w:rtl w:val="0"/>
+        </w:rPr>
+        <w:t xml:space="preserve">):</w:t>
+      </w:r>
+    </w:p>
+    <w:p>
+      <w:pPr>
+        <w:numPr>
+          <w:ilvl w:val="0"/>
+          <w:numId w:val="8"/>
+        </w:numPr>
+        <w:spacing w:after="0" w:afterAutospacing="0" w:lineRule="auto"/>
+        <w:ind w:left="720" w:hanging="360"/>
+        <w:rPr>
+          <w:u w:val="none"/>
+        </w:rPr>
+      </w:pPr>
+      <w:r>
+        <w:rPr>
+          <w:b w:val="1"/>
+          <w:bCs w:val="1"/>
+          <w:rtl w:val="0"/>
+        </w:rPr>
+        <w:t xml:space="preserve">Bootstrap sovereign silo CLI pipeline (</w:t>
+      </w:r>
+      <w:r>
+        <w:rPr>
+          <w:rFonts w:ascii="Roboto Mono" w:cs="Roboto Mono" w:eastAsia="Roboto Mono" w:hAnsi="Roboto Mono"/>
+          <w:b w:val="1"/>
+          <w:bCs w:val="1"/>
+          <w:color w:val="188038"/>
+          <w:rtl w:val="0"/>
+        </w:rPr>
+        <w:t xml:space="preserve">1 gcloud bootstrap</w:t>
+      </w:r>
+      <w:r>
+        <w:rPr>
+          <w:b w:val="1"/>
+          <w:bCs w:val="1"/>
+          <w:rtl w:val="0"/>
+        </w:rPr>
+        <w:t xml:space="preserve">):</w:t>
+      </w:r>
+      <w:r>
+        <w:rPr>
+          <w:rtl w:val="0"/>
+        </w:rPr>
+        <w:t xml:space="preserve"> The security engineer initiates the automated silo setup workflow across the Organization folder.</w:t>
+      </w:r>
+    </w:p>
+    <w:p>
+      <w:pPr>
+        <w:numPr>
+          <w:ilvl w:val="0"/>
+          <w:numId w:val="8"/>
+        </w:numPr>
+        <w:spacing w:after="0" w:afterAutospacing="0" w:lineRule="auto"/>
+        <w:ind w:left="720" w:hanging="360"/>
+        <w:rPr>
+          <w:u w:val="none"/>
+        </w:rPr>
+      </w:pPr>
+      <w:r>
+        <w:rPr>
+          <w:b w:val="1"/>
+          <w:bCs w:val="1"/>
+          <w:rtl w:val="0"/>
+        </w:rPr>
+        <w:t xml:space="preserve">Verify isolated tenant projects and IAM PAB (</w:t>
+      </w:r>
+      <w:r>
+        <w:rPr>
+          <w:rFonts w:ascii="Roboto Mono" w:cs="Roboto Mono" w:eastAsia="Roboto Mono" w:hAnsi="Roboto Mono"/>
+          <w:b w:val="1"/>
+          <w:bCs w:val="1"/>
+          <w:color w:val="188038"/>
+          <w:rtl w:val="0"/>
+        </w:rPr>
+        <w:t xml:space="preserve">2 Projects ready</w:t>
+      </w:r>
+      <w:r>
+        <w:rPr>
+          <w:b w:val="1"/>
+          <w:bCs w:val="1"/>
+          <w:rtl w:val="0"/>
+        </w:rPr>
+        <w:t xml:space="preserve">):</w:t>
+      </w:r>
+      <w:r>
+        <w:rPr>
+          <w:rtl w:val="0"/>
+        </w:rPr>
+        <w:t xml:space="preserve"> Provisions </w:t>
+      </w:r>
+      <w:r>
+        <w:rPr>
+          <w:rFonts w:ascii="Roboto Mono" w:cs="Roboto Mono" w:eastAsia="Roboto Mono" w:hAnsi="Roboto Mono"/>
+          <w:color w:val="188038"/>
+          <w:rtl w:val="0"/>
+        </w:rPr>
+        <w:t xml:space="preserve">cymbal-{tenant}-silo-prod</w:t>
+      </w:r>
+      <w:r>
+        <w:rPr>
+          <w:rtl w:val="0"/>
+        </w:rPr>
+        <w:t xml:space="preserve"> with billing/quota isolation and attaches the organization </w:t>
+      </w:r>
+      <w:r>
+        <w:rPr>
+          <w:rFonts w:ascii="Roboto Mono" w:cs="Roboto Mono" w:eastAsia="Roboto Mono" w:hAnsi="Roboto Mono"/>
+          <w:color w:val="188038"/>
+          <w:rtl w:val="0"/>
+        </w:rPr>
+        <w:t xml:space="preserve">{tenant}-sovereign-pab</w:t>
+      </w:r>
+      <w:r>
+        <w:rPr>
+          <w:rtl w:val="0"/>
+        </w:rPr>
+        <w:t xml:space="preserve"> policy.</w:t>
+      </w:r>
+    </w:p>
+    <w:p>
+      <w:pPr>
+        <w:numPr>
+          <w:ilvl w:val="0"/>
+          <w:numId w:val="8"/>
+        </w:numPr>
+        <w:spacing w:after="0" w:afterAutospacing="0" w:lineRule="auto"/>
+        <w:ind w:left="720" w:hanging="360"/>
+        <w:rPr>
+          <w:u w:val="none"/>
+        </w:rPr>
+      </w:pPr>
+      <w:r>
+        <w:rPr>
+          <w:b w:val="1"/>
+          <w:bCs w:val="1"/>
+          <w:rtl w:val="0"/>
+        </w:rPr>
+        <w:t xml:space="preserve">Provision tenant silo VPC and VPC-SC perimeter (</w:t>
+      </w:r>
+      <w:r>
+        <w:rPr>
+          <w:rFonts w:ascii="Roboto Mono" w:cs="Roboto Mono" w:eastAsia="Roboto Mono" w:hAnsi="Roboto Mono"/>
+          <w:b w:val="1"/>
+          <w:bCs w:val="1"/>
+          <w:color w:val="188038"/>
+          <w:rtl w:val="0"/>
+        </w:rPr>
+        <w:t xml:space="preserve">3 Provision tenant silo project</w:t>
+      </w:r>
+      <w:r>
+        <w:rPr>
+          <w:b w:val="1"/>
+          <w:bCs w:val="1"/>
+          <w:rtl w:val="0"/>
+        </w:rPr>
+        <w:t xml:space="preserve">):</w:t>
+      </w:r>
+      <w:r>
+        <w:rPr>
+          <w:rtl w:val="0"/>
+        </w:rPr>
+        <w:t xml:space="preserve"> Configures private VPC subnets (</w:t>
+      </w:r>
+      <w:r>
+        <w:rPr>
+          <w:rFonts w:ascii="Roboto Mono" w:cs="Roboto Mono" w:eastAsia="Roboto Mono" w:hAnsi="Roboto Mono"/>
+          <w:color w:val="188038"/>
+          <w:rtl w:val="0"/>
+        </w:rPr>
+        <w:t xml:space="preserve">restricted.googleapis.com</w:t>
+      </w:r>
+      <w:r>
+        <w:rPr>
+          <w:rtl w:val="0"/>
+        </w:rPr>
+        <w:t xml:space="preserve">) and locks 8 sensitive APIs inside </w:t>
+      </w:r>
+      <w:r>
+        <w:rPr>
+          <w:rFonts w:ascii="Roboto Mono" w:cs="Roboto Mono" w:eastAsia="Roboto Mono" w:hAnsi="Roboto Mono"/>
+          <w:color w:val="188038"/>
+          <w:rtl w:val="0"/>
+        </w:rPr>
+        <w:t xml:space="preserve">perimeter_{tenant}_sovereign</w:t>
+      </w:r>
+      <w:r>
+        <w:rPr>
+          <w:rtl w:val="0"/>
+        </w:rPr>
+        <w:t xml:space="preserve">.</w:t>
+      </w:r>
+    </w:p>
+    <w:p>
+      <w:pPr>
+        <w:numPr>
+          <w:ilvl w:val="0"/>
+          <w:numId w:val="8"/>
+        </w:numPr>
+        <w:spacing w:after="0" w:afterAutospacing="0" w:lineRule="auto"/>
+        <w:ind w:left="720" w:hanging="360"/>
+        <w:rPr>
+          <w:u w:val="none"/>
+        </w:rPr>
+      </w:pPr>
+      <w:r>
+        <w:rPr>
+          <w:b w:val="1"/>
+          <w:bCs w:val="1"/>
+          <w:rtl w:val="0"/>
+        </w:rPr>
+        <w:t xml:space="preserve">Create regional Cloud KMS key ring (</w:t>
+      </w:r>
+      <w:r>
+        <w:rPr>
+          <w:rFonts w:ascii="Roboto Mono" w:cs="Roboto Mono" w:eastAsia="Roboto Mono" w:hAnsi="Roboto Mono"/>
+          <w:b w:val="1"/>
+          <w:bCs w:val="1"/>
+          <w:color w:val="188038"/>
+          <w:rtl w:val="0"/>
+        </w:rPr>
+        <w:t xml:space="preserve">4 Create key ring</w:t>
+      </w:r>
+      <w:r>
+        <w:rPr>
+          <w:b w:val="1"/>
+          <w:bCs w:val="1"/>
+          <w:rtl w:val="0"/>
+        </w:rPr>
+        <w:t xml:space="preserve">):</w:t>
+      </w:r>
+      <w:r>
+        <w:rPr>
+          <w:rtl w:val="0"/>
+        </w:rPr>
+        <w:t xml:space="preserve"> Provisions the dedicated regional </w:t>
+      </w:r>
+      <w:r>
+        <w:rPr>
+          <w:rFonts w:ascii="Roboto Mono" w:cs="Roboto Mono" w:eastAsia="Roboto Mono" w:hAnsi="Roboto Mono"/>
+          <w:color w:val="188038"/>
+          <w:rtl w:val="0"/>
+        </w:rPr>
+        <w:t xml:space="preserve">google_kms_key_ring</w:t>
+      </w:r>
+      <w:r>
+        <w:rPr>
+          <w:rtl w:val="0"/>
+        </w:rPr>
+        <w:t xml:space="preserve"> inside the tenant's sovereign project.</w:t>
+      </w:r>
+    </w:p>
+    <w:p>
+      <w:pPr>
+        <w:numPr>
+          <w:ilvl w:val="0"/>
+          <w:numId w:val="8"/>
+        </w:numPr>
+        <w:spacing w:after="0" w:afterAutospacing="0" w:lineRule="auto"/>
+        <w:ind w:left="720" w:hanging="360"/>
+        <w:rPr>
+          <w:u w:val="none"/>
+        </w:rPr>
+      </w:pPr>
+      <w:r>
+        <w:rPr>
+          <w:b w:val="1"/>
+          <w:bCs w:val="1"/>
+          <w:rtl w:val="0"/>
+        </w:rPr>
+        <w:t xml:space="preserve">Create HSM/EKM CMEK crypto key (</w:t>
+      </w:r>
+      <w:r>
+        <w:rPr>
+          <w:rFonts w:ascii="Roboto Mono" w:cs="Roboto Mono" w:eastAsia="Roboto Mono" w:hAnsi="Roboto Mono"/>
+          <w:b w:val="1"/>
+          <w:bCs w:val="1"/>
+          <w:color w:val="188038"/>
+          <w:rtl w:val="0"/>
+        </w:rPr>
+        <w:t xml:space="preserve">5 Create CMEK crypto key</w:t>
+      </w:r>
+      <w:r>
+        <w:rPr>
+          <w:b w:val="1"/>
+          <w:bCs w:val="1"/>
+          <w:rtl w:val="0"/>
+        </w:rPr>
+        <w:t xml:space="preserve">):</w:t>
+      </w:r>
+      <w:r>
+        <w:rPr>
+          <w:rtl w:val="0"/>
+        </w:rPr>
+        <w:t xml:space="preserve"> Creates </w:t>
+      </w:r>
+      <w:r>
+        <w:rPr>
+          <w:rFonts w:ascii="Roboto Mono" w:cs="Roboto Mono" w:eastAsia="Roboto Mono" w:hAnsi="Roboto Mono"/>
+          <w:color w:val="188038"/>
+          <w:rtl w:val="0"/>
+        </w:rPr>
+        <w:t xml:space="preserve">agent-memory-cmek</w:t>
+      </w:r>
+      <w:r>
+        <w:rPr>
+          <w:rtl w:val="0"/>
+        </w:rPr>
+        <w:t xml:space="preserve"> with HSM protection and 30-day rotation, granting </w:t>
+      </w:r>
+      <w:r>
+        <w:rPr>
+          <w:rFonts w:ascii="Roboto Mono" w:cs="Roboto Mono" w:eastAsia="Roboto Mono" w:hAnsi="Roboto Mono"/>
+          <w:color w:val="188038"/>
+          <w:rtl w:val="0"/>
+        </w:rPr>
+        <w:t xml:space="preserve">roles/cloudkms.cryptoKeyEncrypterDecrypter</w:t>
+      </w:r>
+      <w:r>
+        <w:rPr>
+          <w:rtl w:val="0"/>
+        </w:rPr>
+        <w:t xml:space="preserve"> to the silo's Vertex AI, AlloyDB, and Storage service agents.</w:t>
+      </w:r>
+    </w:p>
+    <w:p>
+      <w:pPr>
+        <w:numPr>
+          <w:ilvl w:val="0"/>
+          <w:numId w:val="8"/>
+        </w:numPr>
+        <w:spacing w:after="0" w:afterAutospacing="0" w:lineRule="auto"/>
+        <w:ind w:left="720" w:hanging="360"/>
+        <w:rPr>
+          <w:u w:val="none"/>
+        </w:rPr>
+      </w:pPr>
+      <w:r>
+        <w:rPr>
+          <w:b w:val="1"/>
+          <w:bCs w:val="1"/>
+          <w:rtl w:val="0"/>
+        </w:rPr>
+        <w:t xml:space="preserve">Bind CMEK key across AlloyDB, GKE Gemma 3, and Memory Bank (</w:t>
+      </w:r>
+      <w:r>
+        <w:rPr>
+          <w:rFonts w:ascii="Roboto Mono" w:cs="Roboto Mono" w:eastAsia="Roboto Mono" w:hAnsi="Roboto Mono"/>
+          <w:b w:val="1"/>
+          <w:bCs w:val="1"/>
+          <w:color w:val="188038"/>
+          <w:rtl w:val="0"/>
+        </w:rPr>
+        <w:t xml:space="preserve">6 Bind CMEK key</w:t>
+      </w:r>
+      <w:r>
+        <w:rPr>
+          <w:b w:val="1"/>
+          <w:bCs w:val="1"/>
+          <w:rtl w:val="0"/>
+        </w:rPr>
+        <w:t xml:space="preserve">):</w:t>
+      </w:r>
+      <w:r>
+        <w:rPr>
+          <w:rtl w:val="0"/>
+        </w:rPr>
+        <w:t xml:space="preserve"> Deploys the CMEK-encrypted AlloyDB cluster, Vertex AI Agent Engine runtime, and private GKE Gemma 3 (27B) GPU node pool.</w:t>
+      </w:r>
+    </w:p>
+    <w:p>
+      <w:pPr>
+        <w:numPr>
+          <w:ilvl w:val="0"/>
+          <w:numId w:val="8"/>
+        </w:numPr>
+        <w:spacing w:after="200" w:lineRule="auto"/>
+        <w:ind w:left="720" w:hanging="360"/>
+        <w:rPr>
+          <w:u w:val="none"/>
+        </w:rPr>
+      </w:pPr>
+      <w:r>
+        <w:rPr>
+          <w:b w:val="1"/>
+          <w:bCs w:val="1"/>
+          <w:rtl w:val="0"/>
+        </w:rPr>
+        <w:t xml:space="preserve">Execute exfiltration and CMEK revocation verification suite (</w:t>
+      </w:r>
+      <w:r>
+        <w:rPr>
+          <w:rFonts w:ascii="Roboto Mono" w:cs="Roboto Mono" w:eastAsia="Roboto Mono" w:hAnsi="Roboto Mono"/>
+          <w:b w:val="1"/>
+          <w:bCs w:val="1"/>
+          <w:color w:val="188038"/>
+          <w:rtl w:val="0"/>
+        </w:rPr>
+        <w:t xml:space="preserve">7 Exfil &amp; CMEK revocation tests</w:t>
+      </w:r>
+      <w:r>
+        <w:rPr>
+          <w:b w:val="1"/>
+          <w:bCs w:val="1"/>
+          <w:rtl w:val="0"/>
+        </w:rPr>
+        <w:t xml:space="preserve">):</w:t>
+      </w:r>
+      <w:r>
+        <w:rPr>
+          <w:rtl w:val="0"/>
+        </w:rPr>
+        <w:t xml:space="preserve"> Runs </w:t>
+      </w:r>
+      <w:r>
+        <w:rPr>
+          <w:rFonts w:ascii="Roboto Mono" w:cs="Roboto Mono" w:eastAsia="Roboto Mono" w:hAnsi="Roboto Mono"/>
+          <w:color w:val="188038"/>
+          <w:rtl w:val="0"/>
+        </w:rPr>
+        <w:t xml:space="preserve">run_silo_security_tests.py</w:t>
+      </w:r>
+      <w:r>
+        <w:rPr>
+          <w:rtl w:val="0"/>
+        </w:rPr>
+        <w:t xml:space="preserve"> (</w:t>
+      </w:r>
+      <w:r>
+        <w:rPr>
+          <w:rFonts w:ascii="Roboto Mono" w:cs="Roboto Mono" w:eastAsia="Roboto Mono" w:hAnsi="Roboto Mono"/>
+          <w:color w:val="188038"/>
+          <w:rtl w:val="0"/>
+        </w:rPr>
+        <w:t xml:space="preserve">6/6 PASS</w:t>
+      </w:r>
+      <w:r>
+        <w:rPr>
+          <w:rtl w:val="0"/>
+        </w:rPr>
+        <w:t xml:space="preserve">) to certify mTLS (</w:t>
+      </w:r>
+      <w:r>
+        <w:rPr>
+          <w:rFonts w:ascii="Roboto Mono" w:cs="Roboto Mono" w:eastAsia="Roboto Mono" w:hAnsi="Roboto Mono"/>
+          <w:color w:val="188038"/>
+          <w:rtl w:val="0"/>
+        </w:rPr>
+        <w:t xml:space="preserve">401</w:t>
+      </w:r>
+      <w:r>
+        <w:rPr>
+          <w:rtl w:val="0"/>
+        </w:rPr>
+        <w:t xml:space="preserve">), PAB (</w:t>
+      </w:r>
+      <w:r>
+        <w:rPr>
+          <w:rFonts w:ascii="Roboto Mono" w:cs="Roboto Mono" w:eastAsia="Roboto Mono" w:hAnsi="Roboto Mono"/>
+          <w:color w:val="188038"/>
+          <w:rtl w:val="0"/>
+        </w:rPr>
+        <w:t xml:space="preserve">403</w:t>
+      </w:r>
+      <w:r>
+        <w:rPr>
+          <w:rtl w:val="0"/>
+        </w:rPr>
+        <w:t xml:space="preserve">), VPC-SC exfiltration block (</w:t>
+      </w:r>
+      <w:r>
+        <w:rPr>
+          <w:rFonts w:ascii="Roboto Mono" w:cs="Roboto Mono" w:eastAsia="Roboto Mono" w:hAnsi="Roboto Mono"/>
+          <w:color w:val="188038"/>
+          <w:rtl w:val="0"/>
+        </w:rPr>
+        <w:t xml:space="preserve">403</w:t>
+      </w:r>
+      <w:r>
+        <w:rPr>
+          <w:rtl w:val="0"/>
+        </w:rPr>
+        <w:t xml:space="preserve">), and live CMEK revocation (</w:t>
+      </w:r>
+      <w:r>
+        <w:rPr>
+          <w:rFonts w:ascii="Roboto Mono" w:cs="Roboto Mono" w:eastAsia="Roboto Mono" w:hAnsi="Roboto Mono"/>
+          <w:color w:val="188038"/>
+          <w:rtl w:val="0"/>
+        </w:rPr>
+        <w:t xml:space="preserve">HTTP 423 Locked</w:t>
+      </w:r>
+      <w:r>
+        <w:rPr>
+          <w:rtl w:val="0"/>
+        </w:rPr>
+        <w:t xml:space="preserve">).</w:t>
+      </w:r>
+    </w:p>
+    <w:p>
+      <w:pPr>
+        <w:pStyle w:val="Heading3"/>
+        <w:keepNext w:val="1"/>
+        <w:keepLines w:val="1"/>
+        <w:rPr/>
+      </w:pPr>
+      <w:bookmarkStart w:colFirst="0" w:colLast="0" w:name="_8665yi6nj21b" w:id="9"/>
+      <w:bookmarkEnd w:id="9"/>
+      <w:r>
+        <w:rPr>
+          <w:rtl w:val="0"/>
+        </w:rPr>
+        <w:t xml:space="preserve">Parameterized Terraform silo blueprint resource graph (Figure 3)</w:t>
+      </w:r>
+    </w:p>
+    <w:p>
+      <w:pPr>
+        <w:keepNext w:val="1"/>
+        <w:keepLines w:val="1"/>
+        <w:spacing w:after="120" w:before="120" w:lineRule="auto"/>
+        <w:jc w:val="center"/>
+        <w:rPr/>
+      </w:pPr>
+      <w:r>
+        <w:rPr/>
+        <w:drawing>
+          <wp:inline distB="114300" distT="114300" distL="114300" distR="114300">
+            <wp:extent cx="6731000" cy="7905563"/>
+            <wp:effectExtent b="0" l="0" r="0" t="0"/>
+            <wp:docPr id="4" name="image8.png"/>
+            <a:graphic>
+              <a:graphicData uri="http://schemas.openxmlformats.org/drawingml/2006/picture">
+                <pic:pic>
+                  <pic:nvPicPr>
+                    <pic:cNvPr id="0" name="image8.png"/>
+                    <pic:cNvPicPr preferRelativeResize="0"/>
+                  </pic:nvPicPr>
+                  <pic:blipFill>
+                    <a:blip r:embed="rId52"/>
+                    <a:srcRect b="0" l="0" r="0" t="0"/>
+                    <a:stretch>
+                      <a:fillRect/>
+                    </a:stretch>
+                  </pic:blipFill>
+                  <pic:spPr>
+                    <a:xfrm>
+                      <a:off x="0" y="0"/>
+                      <a:ext cx="6731000" cy="7905563"/>
+                    </a:xfrm>
+                    <a:prstGeom prst="rect"/>
+                    <a:ln/>
+                  </pic:spPr>
+                </pic:pic>
+              </a:graphicData>
+            </a:graphic>
+          </wp:inline>
+        </w:drawing>
+      </w:r>
+      <w:r>
+        <w:rPr>
+          <w:rtl w:val="0"/>
+        </w:rPr>
+      </w:r>
+    </w:p>
+    <w:p>
+      <w:pPr>
+        <w:spacing w:after="200" w:lineRule="auto"/>
+        <w:rPr>
+          <w:i w:val="1"/>
+          <w:iCs w:val="1"/>
+        </w:rPr>
+      </w:pPr>
+      <w:r>
+        <w:rPr>
+          <w:i w:val="1"/>
+          <w:iCs w:val="1"/>
+          <w:rtl w:val="0"/>
+        </w:rPr>
+        <w:t xml:space="preserve">Figure 3. Declarative Terraform resource dependency graph (</w:t>
+      </w:r>
+      <w:r>
+        <w:rPr>
+          <w:rFonts w:ascii="Roboto Mono" w:cs="Roboto Mono" w:eastAsia="Roboto Mono" w:hAnsi="Roboto Mono"/>
+          <w:i w:val="1"/>
+          <w:iCs w:val="1"/>
+          <w:color w:val="188038"/>
+          <w:rtl w:val="0"/>
+        </w:rPr>
+        <w:t xml:space="preserve">workstream-3-pattern-b-siloed/3.6-terraform-silo-blueprint/</w:t>
+      </w:r>
+      <w:r>
+        <w:rPr>
+          <w:i w:val="1"/>
+          <w:iCs w:val="1"/>
+          <w:rtl w:val="0"/>
+        </w:rPr>
+        <w:t xml:space="preserve">) for stamping out repeatable sovereign tenant silos. Editable assets: </w:t>
+      </w:r>
+      <w:hyperlink r:id="rId53">
+        <w:r>
+          <w:rPr>
+            <w:i w:val="1"/>
+            <w:iCs w:val="1"/>
+            <w:color w:val="1155cc"/>
+            <w:u w:val="single"/>
+            <w:rtl w:val="0"/>
+          </w:rPr>
+          <w:t xml:space="preserve">Draw.io source</w:t>
+        </w:r>
+      </w:hyperlink>
+      <w:r>
+        <w:rPr>
+          <w:i w:val="1"/>
+          <w:iCs w:val="1"/>
+          <w:rtl w:val="0"/>
+        </w:rPr>
+        <w:t xml:space="preserve"> | </w:t>
+      </w:r>
+      <w:hyperlink r:id="rId54">
+        <w:r>
+          <w:rPr>
+            <w:i w:val="1"/>
+            <w:iCs w:val="1"/>
+            <w:color w:val="1155cc"/>
+            <w:u w:val="single"/>
+            <w:rtl w:val="0"/>
+          </w:rPr>
+          <w:t xml:space="preserve">Google Slides (.pptx)</w:t>
+        </w:r>
+      </w:hyperlink>
+      <w:r>
+        <w:rPr>
+          <w:i w:val="1"/>
+          <w:iCs w:val="1"/>
+          <w:rtl w:val="0"/>
+        </w:rPr>
+        <w:t xml:space="preserve"> | </w:t>
+      </w:r>
+      <w:hyperlink r:id="rId55">
+        <w:r>
+          <w:rPr>
+            <w:i w:val="1"/>
+            <w:iCs w:val="1"/>
+            <w:color w:val="1155cc"/>
+            <w:u w:val="single"/>
+            <w:rtl w:val="0"/>
+          </w:rPr>
+          <w:t xml:space="preserve">Architecture Center SVG</w:t>
+        </w:r>
+      </w:hyperlink>
+      <w:r>
+        <w:rPr>
+          <w:i w:val="1"/>
+          <w:iCs w:val="1"/>
+          <w:rtl w:val="0"/>
+        </w:rPr>
+        <w:t xml:space="preserve"> | </w:t>
+      </w:r>
+      <w:hyperlink r:id="rId56">
+        <w:r>
+          <w:rPr>
+            <w:i w:val="1"/>
+            <w:iCs w:val="1"/>
+            <w:color w:val="1155cc"/>
+            <w:u w:val="single"/>
+            <w:rtl w:val="0"/>
+          </w:rPr>
+          <w:t xml:space="preserve">Vision AST</w:t>
+        </w:r>
+      </w:hyperlink>
+      <w:r>
+        <w:rPr>
+          <w:i w:val="1"/>
+          <w:iCs w:val="1"/>
+          <w:rtl w:val="0"/>
+        </w:rPr>
+        <w:t xml:space="preserve">.</w:t>
+      </w:r>
+    </w:p>
+    <w:p>
+      <w:pPr>
+        <w:spacing w:after="200" w:lineRule="auto"/>
+        <w:rPr/>
+      </w:pPr>
+      <w:r>
+        <w:rPr>
+          <w:rtl w:val="0"/>
+        </w:rPr>
         <w:t xml:space="preserve">Figure 3 maps the Terraform resources in </w:t>
       </w:r>
-      <w:hyperlink r:id="rId50">
+      <w:hyperlink r:id="rId57">
         <w:r>
           <w:rPr>
             <w:rFonts w:ascii="Roboto Mono" w:cs="Roboto Mono" w:eastAsia="Roboto Mono" w:hAnsi="Roboto Mono"/>
@@ -9224,7 +9435,7 @@
         </w:rPr>
         <w:t xml:space="preserve"> and </w:t>
       </w:r>
-      <w:hyperlink r:id="rId51">
+      <w:hyperlink r:id="rId58">
         <w:r>
           <w:rPr>
             <w:rFonts w:ascii="Roboto Mono" w:cs="Roboto Mono" w:eastAsia="Roboto Mono" w:hAnsi="Roboto Mono"/>
@@ -9246,7 +9457,7 @@
       <w:pPr>
         <w:numPr>
           <w:ilvl w:val="0"/>
-          <w:numId w:val="2"/>
+          <w:numId w:val="1"/>
         </w:numPr>
         <w:spacing w:after="0" w:afterAutospacing="0" w:lineRule="auto"/>
         <w:ind w:left="720" w:hanging="360"/>
@@ -9305,7 +9516,7 @@
       <w:pPr>
         <w:numPr>
           <w:ilvl w:val="0"/>
-          <w:numId w:val="2"/>
+          <w:numId w:val="1"/>
         </w:numPr>
         <w:spacing w:after="0" w:afterAutospacing="0" w:lineRule="auto"/>
         <w:ind w:left="720" w:hanging="360"/>
@@ -9392,7 +9603,7 @@
       <w:pPr>
         <w:numPr>
           <w:ilvl w:val="0"/>
-          <w:numId w:val="2"/>
+          <w:numId w:val="1"/>
         </w:numPr>
         <w:spacing w:after="0" w:afterAutospacing="0" w:lineRule="auto"/>
         <w:ind w:left="720" w:hanging="360"/>
@@ -9451,7 +9662,7 @@
       <w:pPr>
         <w:numPr>
           <w:ilvl w:val="0"/>
-          <w:numId w:val="2"/>
+          <w:numId w:val="1"/>
         </w:numPr>
         <w:spacing w:after="200" w:lineRule="auto"/>
         <w:ind w:left="720" w:hanging="360"/>
@@ -9573,7 +9784,7 @@
         </w:rPr>
         <w:t xml:space="preserve">) match the visual diagram badges in the Terraform stamp-out DAG (</w:t>
       </w:r>
-      <w:hyperlink r:id="rId52">
+      <w:hyperlink r:id="rId59">
         <w:r>
           <w:rPr>
             <w:rFonts w:ascii="Roboto Mono" w:cs="Roboto Mono" w:eastAsia="Roboto Mono" w:hAnsi="Roboto Mono"/>
@@ -9595,7 +9806,7 @@
       <w:pPr>
         <w:numPr>
           <w:ilvl w:val="0"/>
-          <w:numId w:val="5"/>
+          <w:numId w:val="3"/>
         </w:numPr>
         <w:spacing w:after="0" w:afterAutospacing="0" w:lineRule="auto"/>
         <w:ind w:left="720" w:hanging="360"/>
@@ -9710,7 +9921,7 @@
       <w:pPr>
         <w:numPr>
           <w:ilvl w:val="0"/>
-          <w:numId w:val="5"/>
+          <w:numId w:val="3"/>
         </w:numPr>
         <w:spacing w:after="0" w:afterAutospacing="0" w:lineRule="auto"/>
         <w:ind w:left="720" w:hanging="360"/>
@@ -9769,7 +9980,7 @@
       <w:pPr>
         <w:numPr>
           <w:ilvl w:val="0"/>
-          <w:numId w:val="5"/>
+          <w:numId w:val="3"/>
         </w:numPr>
         <w:spacing w:after="0" w:afterAutospacing="0" w:lineRule="auto"/>
         <w:ind w:left="720" w:hanging="360"/>
@@ -9856,7 +10067,7 @@
       <w:pPr>
         <w:numPr>
           <w:ilvl w:val="0"/>
-          <w:numId w:val="5"/>
+          <w:numId w:val="3"/>
         </w:numPr>
         <w:spacing w:after="0" w:afterAutospacing="0" w:lineRule="auto"/>
         <w:ind w:left="720" w:hanging="360"/>
@@ -9957,7 +10168,7 @@
       <w:pPr>
         <w:numPr>
           <w:ilvl w:val="0"/>
-          <w:numId w:val="5"/>
+          <w:numId w:val="3"/>
         </w:numPr>
         <w:spacing w:after="0" w:afterAutospacing="0" w:lineRule="auto"/>
         <w:ind w:left="720" w:hanging="360"/>
@@ -10030,7 +10241,7 @@
       <w:pPr>
         <w:numPr>
           <w:ilvl w:val="0"/>
-          <w:numId w:val="5"/>
+          <w:numId w:val="3"/>
         </w:numPr>
         <w:spacing w:after="0" w:afterAutospacing="0" w:lineRule="auto"/>
         <w:ind w:left="720" w:hanging="360"/>
@@ -10215,7 +10426,7 @@
       <w:pPr>
         <w:numPr>
           <w:ilvl w:val="0"/>
-          <w:numId w:val="5"/>
+          <w:numId w:val="3"/>
         </w:numPr>
         <w:spacing w:after="200" w:lineRule="auto"/>
         <w:ind w:left="720" w:hanging="360"/>
@@ -10347,7 +10558,7 @@
         <w:keepLines w:val="1"/>
         <w:rPr/>
       </w:pPr>
-      <w:bookmarkStart w:colFirst="0" w:colLast="0" w:name="_xictwsmuhr1d" w:id="10"/>
+      <w:bookmarkStart w:colFirst="0" w:colLast="0" w:name="_r1ccthyvl435" w:id="10"/>
       <w:bookmarkEnd w:id="10"/>
       <w:r>
         <w:rPr>
@@ -10391,7 +10602,7 @@
           <w:vertAlign w:val="baseline"/>
         </w:rPr>
       </w:pPr>
-      <w:bookmarkStart w:colFirst="0" w:colLast="0" w:name="_d4xz13ek6ikp" w:id="11"/>
+      <w:bookmarkStart w:colFirst="0" w:colLast="0" w:name="_zh6g861lkb3c" w:id="11"/>
       <w:bookmarkEnd w:id="11"/>
       <w:r>
         <w:rPr>
@@ -10405,7 +10616,7 @@
       <w:pPr>
         <w:numPr>
           <w:ilvl w:val="0"/>
-          <w:numId w:val="8"/>
+          <w:numId w:val="14"/>
         </w:numPr>
         <w:spacing w:after="0" w:afterAutospacing="0" w:lineRule="auto"/>
         <w:ind w:left="720" w:hanging="360"/>
@@ -10414,7 +10625,7 @@
           <w:vertAlign w:val="baseline"/>
         </w:rPr>
       </w:pPr>
-      <w:hyperlink r:id="rId53">
+      <w:hyperlink r:id="rId60">
         <w:r>
           <w:rPr>
             <w:color w:val="1155cc"/>
@@ -10432,7 +10643,7 @@
         </w:rPr>
         <w:t xml:space="preserve"> and </w:t>
       </w:r>
-      <w:hyperlink r:id="rId54">
+      <w:hyperlink r:id="rId61">
         <w:r>
           <w:rPr>
             <w:color w:val="1155cc"/>
@@ -10455,7 +10666,7 @@
       <w:pPr>
         <w:numPr>
           <w:ilvl w:val="0"/>
-          <w:numId w:val="8"/>
+          <w:numId w:val="14"/>
         </w:numPr>
         <w:spacing w:after="0" w:afterAutospacing="0" w:lineRule="auto"/>
         <w:ind w:left="720" w:hanging="360"/>
@@ -10464,7 +10675,7 @@
           <w:vertAlign w:val="baseline"/>
         </w:rPr>
       </w:pPr>
-      <w:hyperlink r:id="rId55">
+      <w:hyperlink r:id="rId62">
         <w:r>
           <w:rPr>
             <w:color w:val="1155cc"/>
@@ -10482,7 +10693,7 @@
         </w:rPr>
         <w:t xml:space="preserve"> and </w:t>
       </w:r>
-      <w:hyperlink r:id="rId56">
+      <w:hyperlink r:id="rId63">
         <w:r>
           <w:rPr>
             <w:color w:val="1155cc"/>
@@ -10553,7 +10764,7 @@
       <w:pPr>
         <w:numPr>
           <w:ilvl w:val="0"/>
-          <w:numId w:val="8"/>
+          <w:numId w:val="14"/>
         </w:numPr>
         <w:spacing w:after="200" w:lineRule="auto"/>
         <w:ind w:left="720" w:hanging="360"/>
@@ -10561,7 +10772,7 @@
           <w:u w:val="none"/>
         </w:rPr>
       </w:pPr>
-      <w:hyperlink r:id="rId57">
+      <w:hyperlink r:id="rId64">
         <w:r>
           <w:rPr>
             <w:color w:val="1155cc"/>
@@ -10577,7 +10788,7 @@
         </w:rPr>
         <w:t xml:space="preserve"> and </w:t>
       </w:r>
-      <w:hyperlink r:id="rId58">
+      <w:hyperlink r:id="rId65">
         <w:r>
           <w:rPr>
             <w:color w:val="1155cc"/>
@@ -10617,7 +10828,7 @@
           <w:vertAlign w:val="baseline"/>
         </w:rPr>
       </w:pPr>
-      <w:bookmarkStart w:colFirst="0" w:colLast="0" w:name="_5ja0239e8wrz" w:id="12"/>
+      <w:bookmarkStart w:colFirst="0" w:colLast="0" w:name="_27p4mpcsooil" w:id="12"/>
       <w:bookmarkEnd w:id="12"/>
       <w:r>
         <w:rPr>
@@ -10631,7 +10842,7 @@
       <w:pPr>
         <w:numPr>
           <w:ilvl w:val="0"/>
-          <w:numId w:val="18"/>
+          <w:numId w:val="2"/>
         </w:numPr>
         <w:spacing w:after="0" w:afterAutospacing="0" w:lineRule="auto"/>
         <w:ind w:left="720" w:hanging="360"/>
@@ -10640,7 +10851,7 @@
           <w:vertAlign w:val="baseline"/>
         </w:rPr>
       </w:pPr>
-      <w:hyperlink r:id="rId59">
+      <w:hyperlink r:id="rId66">
         <w:r>
           <w:rPr>
             <w:color w:val="1155cc"/>
@@ -10658,7 +10869,7 @@
         </w:rPr>
         <w:t xml:space="preserve"> and </w:t>
       </w:r>
-      <w:hyperlink r:id="rId60">
+      <w:hyperlink r:id="rId67">
         <w:r>
           <w:rPr>
             <w:color w:val="1155cc"/>
@@ -10713,7 +10924,7 @@
       <w:pPr>
         <w:numPr>
           <w:ilvl w:val="0"/>
-          <w:numId w:val="18"/>
+          <w:numId w:val="2"/>
         </w:numPr>
         <w:spacing w:after="0" w:afterAutospacing="0" w:lineRule="auto"/>
         <w:ind w:left="720" w:hanging="360"/>
@@ -10722,7 +10933,7 @@
           <w:vertAlign w:val="baseline"/>
         </w:rPr>
       </w:pPr>
-      <w:hyperlink r:id="rId61">
+      <w:hyperlink r:id="rId68">
         <w:r>
           <w:rPr>
             <w:color w:val="1155cc"/>
@@ -10740,7 +10951,7 @@
         </w:rPr>
         <w:t xml:space="preserve"> and </w:t>
       </w:r>
-      <w:hyperlink r:id="rId62">
+      <w:hyperlink r:id="rId69">
         <w:r>
           <w:rPr>
             <w:color w:val="1155cc"/>
@@ -10779,7 +10990,7 @@
       <w:pPr>
         <w:numPr>
           <w:ilvl w:val="0"/>
-          <w:numId w:val="18"/>
+          <w:numId w:val="2"/>
         </w:numPr>
         <w:spacing w:after="200" w:lineRule="auto"/>
         <w:ind w:left="720" w:hanging="360"/>
@@ -10787,7 +10998,7 @@
           <w:u w:val="none"/>
         </w:rPr>
       </w:pPr>
-      <w:hyperlink r:id="rId63">
+      <w:hyperlink r:id="rId70">
         <w:r>
           <w:rPr>
             <w:color w:val="1155cc"/>
@@ -10803,7 +11014,7 @@
         </w:rPr>
         <w:t xml:space="preserve"> and </w:t>
       </w:r>
-      <w:hyperlink r:id="rId64">
+      <w:hyperlink r:id="rId71">
         <w:r>
           <w:rPr>
             <w:color w:val="1155cc"/>
@@ -10857,7 +11068,7 @@
           <w:vertAlign w:val="baseline"/>
         </w:rPr>
       </w:pPr>
-      <w:bookmarkStart w:colFirst="0" w:colLast="0" w:name="_6frqueu96chc" w:id="13"/>
+      <w:bookmarkStart w:colFirst="0" w:colLast="0" w:name="_gaofd0oxdyle" w:id="13"/>
       <w:bookmarkEnd w:id="13"/>
       <w:r>
         <w:rPr>
@@ -10871,7 +11082,7 @@
       <w:pPr>
         <w:numPr>
           <w:ilvl w:val="0"/>
-          <w:numId w:val="15"/>
+          <w:numId w:val="18"/>
         </w:numPr>
         <w:spacing w:after="0" w:afterAutospacing="0" w:lineRule="auto"/>
         <w:ind w:left="720" w:hanging="360"/>
@@ -10880,7 +11091,7 @@
           <w:vertAlign w:val="baseline"/>
         </w:rPr>
       </w:pPr>
-      <w:hyperlink r:id="rId65">
+      <w:hyperlink r:id="rId72">
         <w:r>
           <w:rPr>
             <w:color w:val="1155cc"/>
@@ -10898,7 +11109,7 @@
         </w:rPr>
         <w:t xml:space="preserve"> and </w:t>
       </w:r>
-      <w:hyperlink r:id="rId66">
+      <w:hyperlink r:id="rId73">
         <w:r>
           <w:rPr>
             <w:color w:val="1155cc"/>
@@ -10921,7 +11132,7 @@
       <w:pPr>
         <w:numPr>
           <w:ilvl w:val="0"/>
-          <w:numId w:val="15"/>
+          <w:numId w:val="18"/>
         </w:numPr>
         <w:spacing w:after="0" w:afterAutospacing="0" w:lineRule="auto"/>
         <w:ind w:left="720" w:hanging="360"/>
@@ -10930,7 +11141,7 @@
           <w:vertAlign w:val="baseline"/>
         </w:rPr>
       </w:pPr>
-      <w:hyperlink r:id="rId67">
+      <w:hyperlink r:id="rId74">
         <w:r>
           <w:rPr>
             <w:color w:val="1155cc"/>
@@ -10948,7 +11159,7 @@
         </w:rPr>
         <w:t xml:space="preserve"> and </w:t>
       </w:r>
-      <w:hyperlink r:id="rId68">
+      <w:hyperlink r:id="rId75">
         <w:r>
           <w:rPr>
             <w:color w:val="1155cc"/>
@@ -10987,7 +11198,7 @@
       <w:pPr>
         <w:numPr>
           <w:ilvl w:val="0"/>
-          <w:numId w:val="15"/>
+          <w:numId w:val="18"/>
         </w:numPr>
         <w:spacing w:after="200" w:lineRule="auto"/>
         <w:ind w:left="720" w:hanging="360"/>
@@ -10995,7 +11206,7 @@
           <w:u w:val="none"/>
         </w:rPr>
       </w:pPr>
-      <w:hyperlink r:id="rId69">
+      <w:hyperlink r:id="rId76">
         <w:r>
           <w:rPr>
             <w:color w:val="1155cc"/>
@@ -11011,7 +11222,7 @@
         </w:rPr>
         <w:t xml:space="preserve">, </w:t>
       </w:r>
-      <w:hyperlink r:id="rId70">
+      <w:hyperlink r:id="rId77">
         <w:r>
           <w:rPr>
             <w:color w:val="1155cc"/>
@@ -11027,7 +11238,7 @@
         </w:rPr>
         <w:t xml:space="preserve">, and </w:t>
       </w:r>
-      <w:hyperlink r:id="rId71">
+      <w:hyperlink r:id="rId78">
         <w:r>
           <w:rPr>
             <w:color w:val="1155cc"/>
@@ -11051,7 +11262,7 @@
         <w:keepLines w:val="1"/>
         <w:rPr/>
       </w:pPr>
-      <w:bookmarkStart w:colFirst="0" w:colLast="0" w:name="_y1yrznoxpwkz" w:id="14"/>
+      <w:bookmarkStart w:colFirst="0" w:colLast="0" w:name="_ay1q3lp2bg6h" w:id="14"/>
       <w:bookmarkEnd w:id="14"/>
       <w:r>
         <w:rPr>
@@ -11071,7 +11282,7 @@
         </w:rPr>
         <w:t xml:space="preserve">This section provides guidance for operating Pattern B according to the </w:t>
       </w:r>
-      <w:hyperlink r:id="rId72">
+      <w:hyperlink r:id="rId79">
         <w:r>
           <w:rPr>
             <w:color w:val="1155cc"/>
@@ -11095,7 +11306,7 @@
         <w:keepLines w:val="1"/>
         <w:rPr/>
       </w:pPr>
-      <w:bookmarkStart w:colFirst="0" w:colLast="0" w:name="_rvws1pvv31jf" w:id="15"/>
+      <w:bookmarkStart w:colFirst="0" w:colLast="0" w:name="_wumu5ix9bnja" w:id="15"/>
       <w:bookmarkEnd w:id="15"/>
       <w:r>
         <w:rPr>
@@ -11108,7 +11319,7 @@
       <w:pPr>
         <w:numPr>
           <w:ilvl w:val="0"/>
-          <w:numId w:val="7"/>
+          <w:numId w:val="10"/>
         </w:numPr>
         <w:spacing w:after="0" w:afterAutospacing="0" w:lineRule="auto"/>
         <w:ind w:left="720" w:hanging="360"/>
@@ -11242,7 +11453,7 @@
         </w:rPr>
         <w:t xml:space="preserve"> (</w:t>
       </w:r>
-      <w:hyperlink r:id="rId73">
+      <w:hyperlink r:id="rId80">
         <w:r>
           <w:rPr>
             <w:color w:val="1155cc"/>
@@ -11263,7 +11474,7 @@
       <w:pPr>
         <w:numPr>
           <w:ilvl w:val="0"/>
-          <w:numId w:val="7"/>
+          <w:numId w:val="10"/>
         </w:numPr>
         <w:spacing w:after="0" w:afterAutospacing="0" w:lineRule="auto"/>
         <w:ind w:left="720" w:hanging="360"/>
@@ -11304,7 +11515,7 @@
       <w:pPr>
         <w:numPr>
           <w:ilvl w:val="0"/>
-          <w:numId w:val="7"/>
+          <w:numId w:val="10"/>
         </w:numPr>
         <w:spacing w:after="200" w:lineRule="auto"/>
         <w:ind w:left="720" w:hanging="360"/>
@@ -11470,16 +11681,16 @@
           <wp:inline distB="114300" distT="114300" distL="114300" distR="114300">
             <wp:extent cx="5674552" cy="392557"/>
             <wp:effectExtent b="0" l="0" r="0" t="0"/>
-            <wp:docPr id="1" name="image5.png"/>
+            <wp:docPr id="3" name="image9.png"/>
             <a:graphic>
               <a:graphicData uri="http://schemas.openxmlformats.org/drawingml/2006/picture">
                 <pic:pic>
                   <pic:nvPicPr>
-                    <pic:cNvPr id="0" name="image5.png"/>
+                    <pic:cNvPr id="0" name="image9.png"/>
                     <pic:cNvPicPr preferRelativeResize="0"/>
                   </pic:nvPicPr>
                   <pic:blipFill>
-                    <a:blip r:embed="rId74"/>
+                    <a:blip r:embed="rId81"/>
                     <a:srcRect b="0" l="0" r="0" t="0"/>
                     <a:stretch>
                       <a:fillRect/>
@@ -11521,7 +11732,7 @@
       <w:pPr>
         <w:numPr>
           <w:ilvl w:val="0"/>
-          <w:numId w:val="13"/>
+          <w:numId w:val="4"/>
         </w:numPr>
         <w:spacing w:after="0" w:afterAutospacing="0" w:lineRule="auto"/>
         <w:ind w:left="720" w:hanging="360"/>
@@ -11581,7 +11792,7 @@
       <w:pPr>
         <w:numPr>
           <w:ilvl w:val="0"/>
-          <w:numId w:val="13"/>
+          <w:numId w:val="4"/>
         </w:numPr>
         <w:spacing w:after="0" w:afterAutospacing="0" w:lineRule="auto"/>
         <w:ind w:left="720" w:hanging="360"/>
@@ -11613,7 +11824,7 @@
       <w:pPr>
         <w:numPr>
           <w:ilvl w:val="0"/>
-          <w:numId w:val="13"/>
+          <w:numId w:val="4"/>
         </w:numPr>
         <w:spacing w:after="0" w:afterAutospacing="0" w:lineRule="auto"/>
         <w:ind w:left="720" w:hanging="360"/>
@@ -11645,7 +11856,7 @@
       <w:pPr>
         <w:numPr>
           <w:ilvl w:val="0"/>
-          <w:numId w:val="13"/>
+          <w:numId w:val="4"/>
         </w:numPr>
         <w:spacing w:after="200" w:lineRule="auto"/>
         <w:ind w:left="720" w:hanging="360"/>
@@ -11810,7 +12021,7 @@
         </w:rPr>
         <w:t xml:space="preserve"> and tested deterministically in </w:t>
       </w:r>
-      <w:hyperlink r:id="rId75">
+      <w:hyperlink r:id="rId82">
         <w:r>
           <w:rPr>
             <w:rFonts w:ascii="Roboto Mono" w:cs="Roboto Mono" w:eastAsia="Roboto Mono" w:hAnsi="Roboto Mono"/>
@@ -11849,7 +12060,7 @@
         <w:keepLines w:val="1"/>
         <w:rPr/>
       </w:pPr>
-      <w:bookmarkStart w:colFirst="0" w:colLast="0" w:name="_ma3y40gjksp1" w:id="16"/>
+      <w:bookmarkStart w:colFirst="0" w:colLast="0" w:name="_6qph5zdz4vfw" w:id="16"/>
       <w:bookmarkEnd w:id="16"/>
       <w:r>
         <w:rPr>
@@ -11862,7 +12073,7 @@
       <w:pPr>
         <w:numPr>
           <w:ilvl w:val="0"/>
-          <w:numId w:val="20"/>
+          <w:numId w:val="19"/>
         </w:numPr>
         <w:spacing w:after="200" w:lineRule="auto"/>
         <w:ind w:left="720" w:hanging="360"/>
@@ -11892,7 +12103,7 @@
         <w:keepLines w:val="1"/>
         <w:rPr/>
       </w:pPr>
-      <w:bookmarkStart w:colFirst="0" w:colLast="0" w:name="_vu9c43ye9dk6" w:id="17"/>
+      <w:bookmarkStart w:colFirst="0" w:colLast="0" w:name="_ixggbppunrf3" w:id="17"/>
       <w:bookmarkEnd w:id="17"/>
       <w:r>
         <w:rPr>
@@ -11905,7 +12116,7 @@
       <w:pPr>
         <w:numPr>
           <w:ilvl w:val="0"/>
-          <w:numId w:val="4"/>
+          <w:numId w:val="17"/>
         </w:numPr>
         <w:spacing w:after="200" w:lineRule="auto"/>
         <w:ind w:left="720" w:hanging="360"/>
@@ -11990,16 +12201,16 @@
           <wp:inline distB="114300" distT="114300" distL="114300" distR="114300">
             <wp:extent cx="5674525" cy="732536"/>
             <wp:effectExtent b="0" l="0" r="0" t="0"/>
-            <wp:docPr id="7" name="image4.png"/>
+            <wp:docPr id="7" name="image5.png"/>
             <a:graphic>
               <a:graphicData uri="http://schemas.openxmlformats.org/drawingml/2006/picture">
                 <pic:pic>
                   <pic:nvPicPr>
-                    <pic:cNvPr id="0" name="image4.png"/>
+                    <pic:cNvPr id="0" name="image5.png"/>
                     <pic:cNvPicPr preferRelativeResize="0"/>
                   </pic:nvPicPr>
                   <pic:blipFill>
-                    <a:blip r:embed="rId76"/>
+                    <a:blip r:embed="rId83"/>
                     <a:srcRect b="0" l="0" r="0" t="0"/>
                     <a:stretch>
                       <a:fillRect/>
@@ -12041,7 +12252,7 @@
       <w:pPr>
         <w:numPr>
           <w:ilvl w:val="0"/>
-          <w:numId w:val="10"/>
+          <w:numId w:val="15"/>
         </w:numPr>
         <w:spacing w:after="0" w:afterAutospacing="0" w:lineRule="auto"/>
         <w:ind w:left="720" w:hanging="360"/>
@@ -12087,7 +12298,7 @@
       <w:pPr>
         <w:numPr>
           <w:ilvl w:val="0"/>
-          <w:numId w:val="10"/>
+          <w:numId w:val="15"/>
         </w:numPr>
         <w:spacing w:after="0" w:afterAutospacing="0" w:lineRule="auto"/>
         <w:ind w:left="720" w:hanging="360"/>
@@ -12119,7 +12330,7 @@
       <w:pPr>
         <w:numPr>
           <w:ilvl w:val="0"/>
-          <w:numId w:val="10"/>
+          <w:numId w:val="15"/>
         </w:numPr>
         <w:spacing w:after="200" w:lineRule="auto"/>
         <w:ind w:left="720" w:hanging="360"/>
@@ -12214,7 +12425,7 @@
         </w:rPr>
         <w:t xml:space="preserve"> ≈ USD 13,000/mo). Reserve full Pattern B silos for Enterprise contracts that price in dedicated infrastructure, or use </w:t>
       </w:r>
-      <w:hyperlink r:id="rId77">
+      <w:hyperlink r:id="rId84">
         <w:r>
           <w:rPr>
             <w:color w:val="1155cc"/>
@@ -12295,7 +12506,7 @@
         </w:rPr>
         <w:t xml:space="preserve">, Vertex AI PT, and private GKE Gemma 3 27B) is codified in </w:t>
       </w:r>
-      <w:hyperlink r:id="rId78">
+      <w:hyperlink r:id="rId85">
         <w:r>
           <w:rPr>
             <w:rFonts w:ascii="Roboto Mono" w:cs="Roboto Mono" w:eastAsia="Roboto Mono" w:hAnsi="Roboto Mono"/>
@@ -12334,7 +12545,7 @@
         <w:keepLines w:val="1"/>
         <w:rPr/>
       </w:pPr>
-      <w:bookmarkStart w:colFirst="0" w:colLast="0" w:name="_do1nr2u36qni" w:id="18"/>
+      <w:bookmarkStart w:colFirst="0" w:colLast="0" w:name="_pmp0c4m5ipey" w:id="18"/>
       <w:bookmarkEnd w:id="18"/>
       <w:r>
         <w:rPr>
@@ -12347,7 +12558,7 @@
       <w:pPr>
         <w:numPr>
           <w:ilvl w:val="0"/>
-          <w:numId w:val="19"/>
+          <w:numId w:val="16"/>
         </w:numPr>
         <w:spacing w:after="0" w:afterAutospacing="0" w:lineRule="auto"/>
         <w:ind w:left="720" w:hanging="360"/>
@@ -12369,7 +12580,7 @@
         </w:rPr>
         <w:t xml:space="preserve"> Never configure VPC-SC perimeters or CMEK bindings manually in the console. Use the parameterized </w:t>
       </w:r>
-      <w:hyperlink r:id="rId79">
+      <w:hyperlink r:id="rId86">
         <w:r>
           <w:rPr>
             <w:color w:val="1155cc"/>
@@ -12379,7 +12590,7 @@
           <w:t xml:space="preserve">3.6 Terraform Silo Blueprint (</w:t>
         </w:r>
       </w:hyperlink>
-      <w:hyperlink r:id="rId80">
+      <w:hyperlink r:id="rId87">
         <w:r>
           <w:rPr>
             <w:rFonts w:ascii="Roboto Mono" w:cs="Roboto Mono" w:eastAsia="Roboto Mono" w:hAnsi="Roboto Mono"/>
@@ -12390,7 +12601,7 @@
           <w:t xml:space="preserve">main.tf</w:t>
         </w:r>
       </w:hyperlink>
-      <w:hyperlink r:id="rId81">
+      <w:hyperlink r:id="rId88">
         <w:r>
           <w:rPr>
             <w:color w:val="1155cc"/>
@@ -12406,7 +12617,7 @@
         </w:rPr>
         <w:t xml:space="preserve"> and its </w:t>
       </w:r>
-      <w:hyperlink r:id="rId82">
+      <w:hyperlink r:id="rId89">
         <w:r>
           <w:rPr>
             <w:color w:val="1155cc"/>
@@ -12416,7 +12627,7 @@
           <w:t xml:space="preserve">1-Click Deployment Script (</w:t>
         </w:r>
       </w:hyperlink>
-      <w:hyperlink r:id="rId83">
+      <w:hyperlink r:id="rId90">
         <w:r>
           <w:rPr>
             <w:rFonts w:ascii="Roboto Mono" w:cs="Roboto Mono" w:eastAsia="Roboto Mono" w:hAnsi="Roboto Mono"/>
@@ -12427,7 +12638,7 @@
           <w:t xml:space="preserve">deploy_1click.sh</w:t>
         </w:r>
       </w:hyperlink>
-      <w:hyperlink r:id="rId84">
+      <w:hyperlink r:id="rId91">
         <w:r>
           <w:rPr>
             <w:color w:val="1155cc"/>
@@ -12448,7 +12659,7 @@
       <w:pPr>
         <w:numPr>
           <w:ilvl w:val="0"/>
-          <w:numId w:val="19"/>
+          <w:numId w:val="16"/>
         </w:numPr>
         <w:spacing w:after="200" w:lineRule="auto"/>
         <w:ind w:left="720" w:hanging="360"/>
@@ -12488,7 +12699,7 @@
         </w:rPr>
         <w:t xml:space="preserve"> Every third-party SaaS, BI, Lakehouse, ERP, Observability, and SecOps connector in </w:t>
       </w:r>
-      <w:hyperlink r:id="rId85">
+      <w:hyperlink r:id="rId92">
         <w:r>
           <w:rPr>
             <w:rFonts w:ascii="Roboto Mono" w:cs="Roboto Mono" w:eastAsia="Roboto Mono" w:hAnsi="Roboto Mono"/>
@@ -12645,7 +12856,7 @@
         </w:rPr>
         <w:t xml:space="preserve"> probes, and Input/Output test payloads in </w:t>
       </w:r>
-      <w:hyperlink r:id="rId86">
+      <w:hyperlink r:id="rId93">
         <w:r>
           <w:rPr>
             <w:rFonts w:ascii="Roboto Mono" w:cs="Roboto Mono" w:eastAsia="Roboto Mono" w:hAnsi="Roboto Mono"/>
@@ -17947,7 +18158,7 @@
         <w:spacing w:before="360" w:lineRule="auto"/>
         <w:rPr/>
       </w:pPr>
-      <w:bookmarkStart w:colFirst="0" w:colLast="0" w:name="_d0c05bv9llle" w:id="19"/>
+      <w:bookmarkStart w:colFirst="0" w:colLast="0" w:name="_6o5hfkdekon2" w:id="19"/>
       <w:bookmarkEnd w:id="19"/>
       <w:r>
         <w:rPr>
@@ -17960,7 +18171,7 @@
       <w:pPr>
         <w:numPr>
           <w:ilvl w:val="0"/>
-          <w:numId w:val="11"/>
+          <w:numId w:val="13"/>
         </w:numPr>
         <w:spacing w:after="200" w:lineRule="auto"/>
         <w:ind w:left="720" w:hanging="360"/>
@@ -18328,7 +18539,7 @@
         </w:rPr>
         <w:t xml:space="preserve"> (</w:t>
       </w:r>
-      <w:hyperlink r:id="rId87">
+      <w:hyperlink r:id="rId94">
         <w:r>
           <w:rPr>
             <w:rFonts w:ascii="Roboto Mono" w:cs="Roboto Mono" w:eastAsia="Roboto Mono" w:hAnsi="Roboto Mono"/>
@@ -18359,7 +18570,7 @@
         </w:rPr>
         <w:t xml:space="preserve"> (</w:t>
       </w:r>
-      <w:hyperlink r:id="rId88">
+      <w:hyperlink r:id="rId95">
         <w:r>
           <w:rPr>
             <w:rFonts w:ascii="Roboto Mono" w:cs="Roboto Mono" w:eastAsia="Roboto Mono" w:hAnsi="Roboto Mono"/>
@@ -18384,7 +18595,7 @@
         <w:keepLines w:val="1"/>
         <w:rPr/>
       </w:pPr>
-      <w:bookmarkStart w:colFirst="0" w:colLast="0" w:name="_vekmldj1x7uq" w:id="20"/>
+      <w:bookmarkStart w:colFirst="0" w:colLast="0" w:name="_hi7fyym7c8px" w:id="20"/>
       <w:bookmarkEnd w:id="20"/>
       <w:r>
         <w:rPr>
@@ -19726,7 +19937,7 @@
                 <w:szCs w:val="19"/>
               </w:rPr>
             </w:pPr>
-            <w:hyperlink r:id="rId89">
+            <w:hyperlink r:id="rId96">
               <w:r>
                 <w:rPr>
                   <w:color w:val="1155cc"/>
@@ -19738,7 +19949,7 @@
                 <w:t xml:space="preserve">Live S3 Ledger JSON (</w:t>
               </w:r>
             </w:hyperlink>
-            <w:hyperlink r:id="rId90">
+            <w:hyperlink r:id="rId97">
               <w:r>
                 <w:rPr>
                   <w:rFonts w:ascii="Roboto Mono" w:cs="Roboto Mono" w:eastAsia="Roboto Mono" w:hAnsi="Roboto Mono"/>
@@ -19751,7 +19962,7 @@
                 <w:t xml:space="preserve">thoughtspot-spotter</w:t>
               </w:r>
             </w:hyperlink>
-            <w:hyperlink r:id="rId91">
+            <w:hyperlink r:id="rId98">
               <w:r>
                 <w:rPr>
                   <w:color w:val="1155cc"/>
@@ -20331,7 +20542,7 @@
                 <w:szCs w:val="19"/>
               </w:rPr>
             </w:pPr>
-            <w:hyperlink r:id="rId92">
+            <w:hyperlink r:id="rId99">
               <w:r>
                 <w:rPr>
                   <w:color w:val="1155cc"/>
@@ -20343,7 +20554,7 @@
                 <w:t xml:space="preserve">Live S3 Ledger JSON (</w:t>
               </w:r>
             </w:hyperlink>
-            <w:hyperlink r:id="rId93">
+            <w:hyperlink r:id="rId100">
               <w:r>
                 <w:rPr>
                   <w:rFonts w:ascii="Roboto Mono" w:cs="Roboto Mono" w:eastAsia="Roboto Mono" w:hAnsi="Roboto Mono"/>
@@ -20356,7 +20567,7 @@
                 <w:t xml:space="preserve">sigma-computing</w:t>
               </w:r>
             </w:hyperlink>
-            <w:hyperlink r:id="rId94">
+            <w:hyperlink r:id="rId101">
               <w:r>
                 <w:rPr>
                   <w:color w:val="1155cc"/>
@@ -20959,7 +21170,7 @@
                 <w:szCs w:val="19"/>
               </w:rPr>
             </w:pPr>
-            <w:hyperlink r:id="rId95">
+            <w:hyperlink r:id="rId102">
               <w:r>
                 <w:rPr>
                   <w:color w:val="1155cc"/>
@@ -20971,7 +21182,7 @@
                 <w:t xml:space="preserve">Live S3 Ledger JSON (</w:t>
               </w:r>
             </w:hyperlink>
-            <w:hyperlink r:id="rId96">
+            <w:hyperlink r:id="rId103">
               <w:r>
                 <w:rPr>
                   <w:rFonts w:ascii="Roboto Mono" w:cs="Roboto Mono" w:eastAsia="Roboto Mono" w:hAnsi="Roboto Mono"/>
@@ -20984,7 +21195,7 @@
                 <w:t xml:space="preserve">servicenow-itsm</w:t>
               </w:r>
             </w:hyperlink>
-            <w:hyperlink r:id="rId97">
+            <w:hyperlink r:id="rId104">
               <w:r>
                 <w:rPr>
                   <w:color w:val="1155cc"/>
@@ -21574,7 +21785,7 @@
                 <w:szCs w:val="19"/>
               </w:rPr>
             </w:pPr>
-            <w:hyperlink r:id="rId98">
+            <w:hyperlink r:id="rId105">
               <w:r>
                 <w:rPr>
                   <w:color w:val="1155cc"/>
@@ -21586,7 +21797,7 @@
                 <w:t xml:space="preserve">Live S3 Ledger JSON (</w:t>
               </w:r>
             </w:hyperlink>
-            <w:hyperlink r:id="rId99">
+            <w:hyperlink r:id="rId106">
               <w:r>
                 <w:rPr>
                   <w:rFonts w:ascii="Roboto Mono" w:cs="Roboto Mono" w:eastAsia="Roboto Mono" w:hAnsi="Roboto Mono"/>
@@ -21599,7 +21810,7 @@
                 <w:t xml:space="preserve">muse-poc</w:t>
               </w:r>
             </w:hyperlink>
-            <w:hyperlink r:id="rId100">
+            <w:hyperlink r:id="rId107">
               <w:r>
                 <w:rPr>
                   <w:color w:val="1155cc"/>
@@ -22189,7 +22400,7 @@
                 <w:szCs w:val="19"/>
               </w:rPr>
             </w:pPr>
-            <w:hyperlink r:id="rId101">
+            <w:hyperlink r:id="rId108">
               <w:r>
                 <w:rPr>
                   <w:color w:val="1155cc"/>
@@ -22201,7 +22412,7 @@
                 <w:t xml:space="preserve">Live S3 Ledger JSON (</w:t>
               </w:r>
             </w:hyperlink>
-            <w:hyperlink r:id="rId102">
+            <w:hyperlink r:id="rId109">
               <w:r>
                 <w:rPr>
                   <w:rFonts w:ascii="Roboto Mono" w:cs="Roboto Mono" w:eastAsia="Roboto Mono" w:hAnsi="Roboto Mono"/>
@@ -22214,7 +22425,7 @@
                 <w:t xml:space="preserve">salesforce-jira</w:t>
               </w:r>
             </w:hyperlink>
-            <w:hyperlink r:id="rId103">
+            <w:hyperlink r:id="rId110">
               <w:r>
                 <w:rPr>
                   <w:color w:val="1155cc"/>
@@ -22783,7 +22994,7 @@
                 <w:szCs w:val="19"/>
               </w:rPr>
             </w:pPr>
-            <w:hyperlink r:id="rId104">
+            <w:hyperlink r:id="rId111">
               <w:r>
                 <w:rPr>
                   <w:color w:val="1155cc"/>
@@ -22795,7 +23006,7 @@
                 <w:t xml:space="preserve">Live S3 Ledger JSON (</w:t>
               </w:r>
             </w:hyperlink>
-            <w:hyperlink r:id="rId105">
+            <w:hyperlink r:id="rId112">
               <w:r>
                 <w:rPr>
                   <w:rFonts w:ascii="Roboto Mono" w:cs="Roboto Mono" w:eastAsia="Roboto Mono" w:hAnsi="Roboto Mono"/>
@@ -22808,7 +23019,7 @@
                 <w:t xml:space="preserve">databricks-unity</w:t>
               </w:r>
             </w:hyperlink>
-            <w:hyperlink r:id="rId106">
+            <w:hyperlink r:id="rId113">
               <w:r>
                 <w:rPr>
                   <w:color w:val="1155cc"/>
@@ -23370,7 +23581,7 @@
                 <w:szCs w:val="19"/>
               </w:rPr>
             </w:pPr>
-            <w:hyperlink r:id="rId107">
+            <w:hyperlink r:id="rId114">
               <w:r>
                 <w:rPr>
                   <w:color w:val="1155cc"/>
@@ -23382,7 +23593,7 @@
                 <w:t xml:space="preserve">Live S3 Ledger JSON (</w:t>
               </w:r>
             </w:hyperlink>
-            <w:hyperlink r:id="rId108">
+            <w:hyperlink r:id="rId115">
               <w:r>
                 <w:rPr>
                   <w:rFonts w:ascii="Roboto Mono" w:cs="Roboto Mono" w:eastAsia="Roboto Mono" w:hAnsi="Roboto Mono"/>
@@ -23395,7 +23606,7 @@
                 <w:t xml:space="preserve">snowflake-cortex</w:t>
               </w:r>
             </w:hyperlink>
-            <w:hyperlink r:id="rId109">
+            <w:hyperlink r:id="rId116">
               <w:r>
                 <w:rPr>
                   <w:color w:val="1155cc"/>
@@ -23958,7 +24169,7 @@
                 <w:szCs w:val="19"/>
               </w:rPr>
             </w:pPr>
-            <w:hyperlink r:id="rId110">
+            <w:hyperlink r:id="rId117">
               <w:r>
                 <w:rPr>
                   <w:color w:val="1155cc"/>
@@ -23970,7 +24181,7 @@
                 <w:t xml:space="preserve">Live S3 Ledger JSON (</w:t>
               </w:r>
             </w:hyperlink>
-            <w:hyperlink r:id="rId111">
+            <w:hyperlink r:id="rId118">
               <w:r>
                 <w:rPr>
                   <w:rFonts w:ascii="Roboto Mono" w:cs="Roboto Mono" w:eastAsia="Roboto Mono" w:hAnsi="Roboto Mono"/>
@@ -23983,7 +24194,7 @@
                 <w:t xml:space="preserve">workday-raas</w:t>
               </w:r>
             </w:hyperlink>
-            <w:hyperlink r:id="rId112">
+            <w:hyperlink r:id="rId119">
               <w:r>
                 <w:rPr>
                   <w:color w:val="1155cc"/>
@@ -24551,7 +24762,7 @@
                 <w:szCs w:val="19"/>
               </w:rPr>
             </w:pPr>
-            <w:hyperlink r:id="rId113">
+            <w:hyperlink r:id="rId120">
               <w:r>
                 <w:rPr>
                   <w:color w:val="1155cc"/>
@@ -24563,7 +24774,7 @@
                 <w:t xml:space="preserve">Live S3 Ledger JSON (</w:t>
               </w:r>
             </w:hyperlink>
-            <w:hyperlink r:id="rId114">
+            <w:hyperlink r:id="rId121">
               <w:r>
                 <w:rPr>
                   <w:rFonts w:ascii="Roboto Mono" w:cs="Roboto Mono" w:eastAsia="Roboto Mono" w:hAnsi="Roboto Mono"/>
@@ -24576,7 +24787,7 @@
                 <w:t xml:space="preserve">datadog-sre</w:t>
               </w:r>
             </w:hyperlink>
-            <w:hyperlink r:id="rId115">
+            <w:hyperlink r:id="rId122">
               <w:r>
                 <w:rPr>
                   <w:color w:val="1155cc"/>
@@ -25180,7 +25391,7 @@
                 <w:szCs w:val="19"/>
               </w:rPr>
             </w:pPr>
-            <w:hyperlink r:id="rId116">
+            <w:hyperlink r:id="rId123">
               <w:r>
                 <w:rPr>
                   <w:color w:val="1155cc"/>
@@ -25192,7 +25403,7 @@
                 <w:t xml:space="preserve">Live S3 Ledger JSON (</w:t>
               </w:r>
             </w:hyperlink>
-            <w:hyperlink r:id="rId117">
+            <w:hyperlink r:id="rId124">
               <w:r>
                 <w:rPr>
                   <w:rFonts w:ascii="Roboto Mono" w:cs="Roboto Mono" w:eastAsia="Roboto Mono" w:hAnsi="Roboto Mono"/>
@@ -25205,7 +25416,7 @@
                 <w:t xml:space="preserve">crowdstrike-okta</w:t>
               </w:r>
             </w:hyperlink>
-            <w:hyperlink r:id="rId118">
+            <w:hyperlink r:id="rId125">
               <w:r>
                 <w:rPr>
                   <w:color w:val="1155cc"/>
@@ -25535,7 +25746,7 @@
         </w:rPr>
         <w:t xml:space="preserve">, verified in </w:t>
       </w:r>
-      <w:hyperlink r:id="rId119">
+      <w:hyperlink r:id="rId126">
         <w:r>
           <w:rPr>
             <w:rFonts w:ascii="Roboto Mono" w:cs="Roboto Mono" w:eastAsia="Roboto Mono" w:hAnsi="Roboto Mono"/>
@@ -25552,7 +25763,7 @@
         </w:rPr>
         <w:t xml:space="preserve"> and replayed via </w:t>
       </w:r>
-      <w:hyperlink r:id="rId120">
+      <w:hyperlink r:id="rId127">
         <w:r>
           <w:rPr>
             <w:rFonts w:ascii="Roboto Mono" w:cs="Roboto Mono" w:eastAsia="Roboto Mono" w:hAnsi="Roboto Mono"/>
@@ -25569,7 +25780,7 @@
         </w:rPr>
         <w:t xml:space="preserve"> (</w:t>
       </w:r>
-      <w:hyperlink r:id="rId121">
+      <w:hyperlink r:id="rId128">
         <w:r>
           <w:rPr>
             <w:rFonts w:ascii="Roboto Mono" w:cs="Roboto Mono" w:eastAsia="Roboto Mono" w:hAnsi="Roboto Mono"/>
@@ -25594,7 +25805,7 @@
         <w:keepLines w:val="1"/>
         <w:rPr/>
       </w:pPr>
-      <w:bookmarkStart w:colFirst="0" w:colLast="0" w:name="_z8vsw6m3u42r" w:id="21"/>
+      <w:bookmarkStart w:colFirst="0" w:colLast="0" w:name="_rr5kganl6s3x" w:id="21"/>
       <w:bookmarkEnd w:id="21"/>
       <w:r>
         <w:rPr>
@@ -25718,7 +25929,7 @@
         </w:rPr>
         <w:t xml:space="preserve"> Retina, distinct SHA-256 verified in </w:t>
       </w:r>
-      <w:hyperlink r:id="rId122">
+      <w:hyperlink r:id="rId129">
         <w:r>
           <w:rPr>
             <w:rFonts w:ascii="Roboto Mono" w:cs="Roboto Mono" w:eastAsia="Roboto Mono" w:hAnsi="Roboto Mono"/>
@@ -25763,7 +25974,7 @@
         </w:rPr>
         <w:t xml:space="preserve"> buttons directly below, inspect the </w:t>
       </w:r>
-      <w:hyperlink r:id="rId123">
+      <w:hyperlink r:id="rId130">
         <w:r>
           <w:rPr>
             <w:color w:val="1155cc"/>
@@ -25773,7 +25984,7 @@
           <w:t xml:space="preserve">10-SaaS Manual Testing Playbook (</w:t>
         </w:r>
       </w:hyperlink>
-      <w:hyperlink r:id="rId124">
+      <w:hyperlink r:id="rId131">
         <w:r>
           <w:rPr>
             <w:rFonts w:ascii="Roboto Mono" w:cs="Roboto Mono" w:eastAsia="Roboto Mono" w:hAnsi="Roboto Mono"/>
@@ -25784,7 +25995,7 @@
           <w:t xml:space="preserve">docs/10-THIRD-PARTY-SAAS-3-PATTERN-MANUAL-TESTING-PLAYBOOK.md</w:t>
         </w:r>
       </w:hyperlink>
-      <w:hyperlink r:id="rId125">
+      <w:hyperlink r:id="rId132">
         <w:r>
           <w:rPr>
             <w:color w:val="1155cc"/>
@@ -25805,7 +26016,7 @@
       <w:pPr>
         <w:numPr>
           <w:ilvl w:val="0"/>
-          <w:numId w:val="17"/>
+          <w:numId w:val="21"/>
         </w:numPr>
         <w:spacing w:after="200" w:lineRule="auto"/>
         <w:ind w:left="720" w:hanging="360"/>
@@ -25905,7 +26116,7 @@
           <wp:inline distB="114300" distT="114300" distL="114300" distR="114300">
             <wp:extent cx="6727635" cy="4206875"/>
             <wp:effectExtent b="0" l="0" r="0" t="0"/>
-            <wp:docPr id="4" name="image3.png"/>
+            <wp:docPr id="2" name="image3.png"/>
             <a:graphic>
               <a:graphicData uri="http://schemas.openxmlformats.org/drawingml/2006/picture">
                 <pic:pic>
@@ -25914,7 +26125,7 @@
                     <pic:cNvPicPr preferRelativeResize="0"/>
                   </pic:nvPicPr>
                   <pic:blipFill>
-                    <a:blip r:embed="rId126"/>
+                    <a:blip r:embed="rId133"/>
                     <a:srcRect b="0" l="0" r="0" t="0"/>
                     <a:stretch>
                       <a:fillRect/>
@@ -25970,16 +26181,16 @@
           <wp:inline distB="114300" distT="114300" distL="114300" distR="114300">
             <wp:extent cx="6727635" cy="4206875"/>
             <wp:effectExtent b="0" l="0" r="0" t="0"/>
-            <wp:docPr id="2" name="image6.png"/>
+            <wp:docPr id="6" name="image4.png"/>
             <a:graphic>
               <a:graphicData uri="http://schemas.openxmlformats.org/drawingml/2006/picture">
                 <pic:pic>
                   <pic:nvPicPr>
-                    <pic:cNvPr id="0" name="image6.png"/>
+                    <pic:cNvPr id="0" name="image4.png"/>
                     <pic:cNvPicPr preferRelativeResize="0"/>
                   </pic:nvPicPr>
                   <pic:blipFill>
-                    <a:blip r:embed="rId127"/>
+                    <a:blip r:embed="rId134"/>
                     <a:srcRect b="0" l="0" r="0" t="0"/>
                     <a:stretch>
                       <a:fillRect/>
@@ -26026,7 +26237,7 @@
       <w:pPr>
         <w:numPr>
           <w:ilvl w:val="0"/>
-          <w:numId w:val="14"/>
+          <w:numId w:val="12"/>
         </w:numPr>
         <w:spacing w:after="200" w:lineRule="auto"/>
         <w:ind w:left="720" w:hanging="360"/>
@@ -26126,7 +26337,7 @@
           <wp:inline distB="114300" distT="114300" distL="114300" distR="114300">
             <wp:extent cx="6727635" cy="4206875"/>
             <wp:effectExtent b="0" l="0" r="0" t="0"/>
-            <wp:docPr id="9" name="image1.png"/>
+            <wp:docPr id="1" name="image1.png"/>
             <a:graphic>
               <a:graphicData uri="http://schemas.openxmlformats.org/drawingml/2006/picture">
                 <pic:pic>
@@ -26135,7 +26346,7 @@
                     <pic:cNvPicPr preferRelativeResize="0"/>
                   </pic:nvPicPr>
                   <pic:blipFill>
-                    <a:blip r:embed="rId128"/>
+                    <a:blip r:embed="rId135"/>
                     <a:srcRect b="0" l="0" r="0" t="0"/>
                     <a:stretch>
                       <a:fillRect/>
@@ -26191,16 +26402,16 @@
           <wp:inline distB="114300" distT="114300" distL="114300" distR="114300">
             <wp:extent cx="6727635" cy="4206875"/>
             <wp:effectExtent b="0" l="0" r="0" t="0"/>
-            <wp:docPr id="6" name="image7.png"/>
+            <wp:docPr id="5" name="image2.png"/>
             <a:graphic>
               <a:graphicData uri="http://schemas.openxmlformats.org/drawingml/2006/picture">
                 <pic:pic>
                   <pic:nvPicPr>
-                    <pic:cNvPr id="0" name="image7.png"/>
+                    <pic:cNvPr id="0" name="image2.png"/>
                     <pic:cNvPicPr preferRelativeResize="0"/>
                   </pic:nvPicPr>
                   <pic:blipFill>
-                    <a:blip r:embed="rId129"/>
+                    <a:blip r:embed="rId136"/>
                     <a:srcRect b="0" l="0" r="0" t="0"/>
                     <a:stretch>
                       <a:fillRect/>
@@ -26250,7 +26461,7 @@
         <w:keepLines w:val="1"/>
         <w:rPr/>
       </w:pPr>
-      <w:bookmarkStart w:colFirst="0" w:colLast="0" w:name="_clcw9st8lnsz" w:id="22"/>
+      <w:bookmarkStart w:colFirst="0" w:colLast="0" w:name="_ylh3f5x7rr0p" w:id="22"/>
       <w:bookmarkEnd w:id="22"/>
       <w:r>
         <w:rPr>
@@ -26266,7 +26477,7 @@
         <w:keepLines w:val="1"/>
         <w:rPr/>
       </w:pPr>
-      <w:bookmarkStart w:colFirst="0" w:colLast="0" w:name="_z4em7l47s3ol" w:id="23"/>
+      <w:bookmarkStart w:colFirst="0" w:colLast="0" w:name="_eiuzz434cg3t" w:id="23"/>
       <w:bookmarkEnd w:id="23"/>
       <w:r>
         <w:rPr>
@@ -26286,7 +26497,7 @@
         </w:rPr>
         <w:t xml:space="preserve">The companion 12-slide Workstream 3 presentation deck (</w:t>
       </w:r>
-      <w:hyperlink r:id="rId130">
+      <w:hyperlink r:id="rId137">
         <w:r>
           <w:rPr>
             <w:rFonts w:ascii="Roboto Mono" w:cs="Roboto Mono" w:eastAsia="Roboto Mono" w:hAnsi="Roboto Mono"/>
@@ -26303,7 +26514,7 @@
         </w:rPr>
         <w:t xml:space="preserve">) maps directly to the runnable modules in </w:t>
       </w:r>
-      <w:hyperlink r:id="rId131">
+      <w:hyperlink r:id="rId138">
         <w:r>
           <w:rPr>
             <w:rFonts w:ascii="Roboto Mono" w:cs="Roboto Mono" w:eastAsia="Roboto Mono" w:hAnsi="Roboto Mono"/>
@@ -26782,7 +26993,7 @@
                 <w:szCs w:val="19"/>
               </w:rPr>
             </w:pPr>
-            <w:hyperlink r:id="rId132">
+            <w:hyperlink r:id="rId139">
               <w:r>
                 <w:rPr>
                   <w:rFonts w:ascii="Roboto Mono" w:cs="Roboto Mono" w:eastAsia="Roboto Mono" w:hAnsi="Roboto Mono"/>
@@ -26803,7 +27014,7 @@
               </w:rPr>
               <w:t xml:space="preserve"> • </w:t>
             </w:r>
-            <w:hyperlink r:id="rId133">
+            <w:hyperlink r:id="rId140">
               <w:r>
                 <w:rPr>
                   <w:rFonts w:ascii="Roboto Mono" w:cs="Roboto Mono" w:eastAsia="Roboto Mono" w:hAnsi="Roboto Mono"/>
@@ -27058,7 +27269,7 @@
                 <w:szCs w:val="19"/>
               </w:rPr>
             </w:pPr>
-            <w:hyperlink r:id="rId134">
+            <w:hyperlink r:id="rId141">
               <w:r>
                 <w:rPr>
                   <w:rFonts w:ascii="Roboto Mono" w:cs="Roboto Mono" w:eastAsia="Roboto Mono" w:hAnsi="Roboto Mono"/>
@@ -27079,7 +27290,7 @@
               </w:rPr>
               <w:t xml:space="preserve"> • </w:t>
             </w:r>
-            <w:hyperlink r:id="rId135">
+            <w:hyperlink r:id="rId142">
               <w:r>
                 <w:rPr>
                   <w:rFonts w:ascii="Roboto Mono" w:cs="Roboto Mono" w:eastAsia="Roboto Mono" w:hAnsi="Roboto Mono"/>
@@ -27484,7 +27695,7 @@
                 <w:szCs w:val="19"/>
               </w:rPr>
             </w:pPr>
-            <w:hyperlink r:id="rId136">
+            <w:hyperlink r:id="rId143">
               <w:r>
                 <w:rPr>
                   <w:rFonts w:ascii="Roboto Mono" w:cs="Roboto Mono" w:eastAsia="Roboto Mono" w:hAnsi="Roboto Mono"/>
@@ -27505,7 +27716,7 @@
               </w:rPr>
               <w:t xml:space="preserve"> • </w:t>
             </w:r>
-            <w:hyperlink r:id="rId137">
+            <w:hyperlink r:id="rId144">
               <w:r>
                 <w:rPr>
                   <w:rFonts w:ascii="Roboto Mono" w:cs="Roboto Mono" w:eastAsia="Roboto Mono" w:hAnsi="Roboto Mono"/>
@@ -27766,7 +27977,7 @@
                 <w:szCs w:val="19"/>
               </w:rPr>
             </w:pPr>
-            <w:hyperlink r:id="rId138">
+            <w:hyperlink r:id="rId145">
               <w:r>
                 <w:rPr>
                   <w:rFonts w:ascii="Roboto Mono" w:cs="Roboto Mono" w:eastAsia="Roboto Mono" w:hAnsi="Roboto Mono"/>
@@ -27787,7 +27998,7 @@
               </w:rPr>
               <w:t xml:space="preserve"> • </w:t>
             </w:r>
-            <w:hyperlink r:id="rId139">
+            <w:hyperlink r:id="rId146">
               <w:r>
                 <w:rPr>
                   <w:rFonts w:ascii="Roboto Mono" w:cs="Roboto Mono" w:eastAsia="Roboto Mono" w:hAnsi="Roboto Mono"/>
@@ -27808,7 +28019,7 @@
               </w:rPr>
               <w:t xml:space="preserve"> • </w:t>
             </w:r>
-            <w:hyperlink r:id="rId140">
+            <w:hyperlink r:id="rId147">
               <w:r>
                 <w:rPr>
                   <w:rFonts w:ascii="Roboto Mono" w:cs="Roboto Mono" w:eastAsia="Roboto Mono" w:hAnsi="Roboto Mono"/>
@@ -27885,7 +28096,7 @@
       <w:pPr>
         <w:numPr>
           <w:ilvl w:val="0"/>
-          <w:numId w:val="1"/>
+          <w:numId w:val="6"/>
         </w:numPr>
         <w:shd w:fill="auto" w:val="clear"/>
         <w:spacing w:after="0" w:afterAutospacing="0" w:before="360" w:lineRule="auto"/>
@@ -27919,7 +28130,7 @@
       <w:pPr>
         <w:numPr>
           <w:ilvl w:val="1"/>
-          <w:numId w:val="1"/>
+          <w:numId w:val="6"/>
         </w:numPr>
         <w:spacing w:after="0" w:afterAutospacing="0" w:lineRule="auto"/>
         <w:ind w:left="1440" w:hanging="360"/>
@@ -27927,7 +28138,7 @@
           <w:u w:val="none"/>
         </w:rPr>
       </w:pPr>
-      <w:hyperlink r:id="rId141">
+      <w:hyperlink r:id="rId148">
         <w:r>
           <w:rPr>
             <w:color w:val="1155cc"/>
@@ -27937,7 +28148,7 @@
           <w:t xml:space="preserve">Pattern B (WS3.6 Sovereign Silo &amp; Gemma 3 GKE) 1-Click Terraform Script (</w:t>
         </w:r>
       </w:hyperlink>
-      <w:hyperlink r:id="rId142">
+      <w:hyperlink r:id="rId149">
         <w:r>
           <w:rPr>
             <w:rFonts w:ascii="Roboto Mono" w:cs="Roboto Mono" w:eastAsia="Roboto Mono" w:hAnsi="Roboto Mono"/>
@@ -27948,7 +28159,7 @@
           <w:t xml:space="preserve">workstream-3-pattern-b-siloed/3.6-terraform-silo-blueprint/deploy_1click.sh</w:t>
         </w:r>
       </w:hyperlink>
-      <w:hyperlink r:id="rId143">
+      <w:hyperlink r:id="rId150">
         <w:r>
           <w:rPr>
             <w:color w:val="1155cc"/>
@@ -27964,7 +28175,7 @@
         </w:rPr>
         <w:t xml:space="preserve"> • </w:t>
       </w:r>
-      <w:hyperlink r:id="rId144">
+      <w:hyperlink r:id="rId151">
         <w:r>
           <w:rPr>
             <w:rFonts w:ascii="Roboto Mono" w:cs="Roboto Mono" w:eastAsia="Roboto Mono" w:hAnsi="Roboto Mono"/>
@@ -27981,7 +28192,7 @@
         </w:rPr>
         <w:t xml:space="preserve"> • </w:t>
       </w:r>
-      <w:hyperlink r:id="rId145">
+      <w:hyperlink r:id="rId152">
         <w:r>
           <w:rPr>
             <w:rFonts w:ascii="Roboto Mono" w:cs="Roboto Mono" w:eastAsia="Roboto Mono" w:hAnsi="Roboto Mono"/>
@@ -27998,7 +28209,7 @@
         </w:rPr>
         <w:t xml:space="preserve"> • </w:t>
       </w:r>
-      <w:hyperlink r:id="rId146">
+      <w:hyperlink r:id="rId153">
         <w:r>
           <w:rPr>
             <w:rFonts w:ascii="Roboto Mono" w:cs="Roboto Mono" w:eastAsia="Roboto Mono" w:hAnsi="Roboto Mono"/>
@@ -28019,7 +28230,7 @@
       <w:pPr>
         <w:numPr>
           <w:ilvl w:val="1"/>
-          <w:numId w:val="1"/>
+          <w:numId w:val="6"/>
         </w:numPr>
         <w:spacing w:after="0" w:afterAutospacing="0" w:lineRule="auto"/>
         <w:ind w:left="1440" w:hanging="360"/>
@@ -28027,7 +28238,7 @@
           <w:u w:val="none"/>
         </w:rPr>
       </w:pPr>
-      <w:hyperlink r:id="rId147">
+      <w:hyperlink r:id="rId154">
         <w:r>
           <w:rPr>
             <w:color w:val="1155cc"/>
@@ -28037,7 +28248,7 @@
           <w:t xml:space="preserve">Master All-Pattern 1-Click Terraform Orchestrator (</w:t>
         </w:r>
       </w:hyperlink>
-      <w:hyperlink r:id="rId148">
+      <w:hyperlink r:id="rId155">
         <w:r>
           <w:rPr>
             <w:rFonts w:ascii="Roboto Mono" w:cs="Roboto Mono" w:eastAsia="Roboto Mono" w:hAnsi="Roboto Mono"/>
@@ -28048,7 +28259,7 @@
           <w:t xml:space="preserve">scripts/deploy_terraform_1click.sh</w:t>
         </w:r>
       </w:hyperlink>
-      <w:hyperlink r:id="rId149">
+      <w:hyperlink r:id="rId156">
         <w:r>
           <w:rPr>
             <w:color w:val="1155cc"/>
@@ -28068,7 +28279,7 @@
       <w:pPr>
         <w:numPr>
           <w:ilvl w:val="1"/>
-          <w:numId w:val="1"/>
+          <w:numId w:val="6"/>
         </w:numPr>
         <w:spacing w:after="0" w:afterAutospacing="0" w:lineRule="auto"/>
         <w:ind w:left="1440" w:hanging="360"/>
@@ -28076,7 +28287,7 @@
           <w:u w:val="none"/>
         </w:rPr>
       </w:pPr>
-      <w:hyperlink r:id="rId150">
+      <w:hyperlink r:id="rId157">
         <w:r>
           <w:rPr>
             <w:color w:val="1155cc"/>
@@ -28086,7 +28297,7 @@
           <w:t xml:space="preserve">8-Stage Google Cloud Console &amp; Cloud Shell End-to-End Runbook (</w:t>
         </w:r>
       </w:hyperlink>
-      <w:hyperlink r:id="rId151">
+      <w:hyperlink r:id="rId158">
         <w:r>
           <w:rPr>
             <w:rFonts w:ascii="Roboto Mono" w:cs="Roboto Mono" w:eastAsia="Roboto Mono" w:hAnsi="Roboto Mono"/>
@@ -28097,7 +28308,7 @@
           <w:t xml:space="preserve">docs/GOOGLE-CLOUD-CONSOLE-END-TO-END-RUNBOOK.md</w:t>
         </w:r>
       </w:hyperlink>
-      <w:hyperlink r:id="rId152">
+      <w:hyperlink r:id="rId159">
         <w:r>
           <w:rPr>
             <w:color w:val="1155cc"/>
@@ -28117,7 +28328,7 @@
       <w:pPr>
         <w:numPr>
           <w:ilvl w:val="1"/>
-          <w:numId w:val="1"/>
+          <w:numId w:val="6"/>
         </w:numPr>
         <w:spacing w:after="0" w:afterAutospacing="0" w:lineRule="auto"/>
         <w:ind w:left="1440" w:hanging="360"/>
@@ -28125,7 +28336,7 @@
           <w:u w:val="none"/>
         </w:rPr>
       </w:pPr>
-      <w:hyperlink r:id="rId153">
+      <w:hyperlink r:id="rId160">
         <w:r>
           <w:rPr>
             <w:color w:val="1155cc"/>
@@ -28135,7 +28346,7 @@
           <w:t xml:space="preserve">Live GCP Cloud Console Verification Receipt (</w:t>
         </w:r>
       </w:hyperlink>
-      <w:hyperlink r:id="rId154">
+      <w:hyperlink r:id="rId161">
         <w:r>
           <w:rPr>
             <w:rFonts w:ascii="Roboto Mono" w:cs="Roboto Mono" w:eastAsia="Roboto Mono" w:hAnsi="Roboto Mono"/>
@@ -28146,7 +28357,7 @@
           <w:t xml:space="preserve">docs/cloud_console_verification_receipt.json</w:t>
         </w:r>
       </w:hyperlink>
-      <w:hyperlink r:id="rId155">
+      <w:hyperlink r:id="rId162">
         <w:r>
           <w:rPr>
             <w:color w:val="1155cc"/>
@@ -28162,7 +28373,7 @@
         </w:rPr>
         <w:t xml:space="preserve"> • </w:t>
       </w:r>
-      <w:hyperlink r:id="rId156">
+      <w:hyperlink r:id="rId163">
         <w:r>
           <w:rPr>
             <w:color w:val="1155cc"/>
@@ -28172,7 +28383,7 @@
           <w:t xml:space="preserve">Live 10-SaaS × 3-Pattern AWS AgentCore S3 Receipt (</w:t>
         </w:r>
       </w:hyperlink>
-      <w:hyperlink r:id="rId157">
+      <w:hyperlink r:id="rId164">
         <w:r>
           <w:rPr>
             <w:rFonts w:ascii="Roboto Mono" w:cs="Roboto Mono" w:eastAsia="Roboto Mono" w:hAnsi="Roboto Mono"/>
@@ -28183,7 +28394,7 @@
           <w:t xml:space="preserve">docs/third_party_5_saas_verification_receipt.json</w:t>
         </w:r>
       </w:hyperlink>
-      <w:hyperlink r:id="rId158">
+      <w:hyperlink r:id="rId165">
         <w:r>
           <w:rPr>
             <w:color w:val="1155cc"/>
@@ -28203,7 +28414,7 @@
       <w:pPr>
         <w:numPr>
           <w:ilvl w:val="0"/>
-          <w:numId w:val="1"/>
+          <w:numId w:val="6"/>
         </w:numPr>
         <w:spacing w:after="0" w:afterAutospacing="0" w:lineRule="auto"/>
         <w:ind w:left="720" w:hanging="360"/>
@@ -28222,7 +28433,7 @@
       <w:pPr>
         <w:numPr>
           <w:ilvl w:val="1"/>
-          <w:numId w:val="1"/>
+          <w:numId w:val="6"/>
         </w:numPr>
         <w:spacing w:after="0" w:afterAutospacing="0" w:lineRule="auto"/>
         <w:ind w:left="1440" w:hanging="360"/>
@@ -28230,7 +28441,7 @@
           <w:u w:val="none"/>
         </w:rPr>
       </w:pPr>
-      <w:hyperlink r:id="rId159">
+      <w:hyperlink r:id="rId166">
         <w:r>
           <w:rPr>
             <w:color w:val="1155cc"/>
@@ -28250,7 +28461,7 @@
       <w:pPr>
         <w:numPr>
           <w:ilvl w:val="1"/>
-          <w:numId w:val="1"/>
+          <w:numId w:val="6"/>
         </w:numPr>
         <w:spacing w:after="0" w:afterAutospacing="0" w:lineRule="auto"/>
         <w:ind w:left="1440" w:hanging="360"/>
@@ -28258,7 +28469,7 @@
           <w:u w:val="none"/>
         </w:rPr>
       </w:pPr>
-      <w:hyperlink r:id="rId160">
+      <w:hyperlink r:id="rId167">
         <w:r>
           <w:rPr>
             <w:color w:val="1155cc"/>
@@ -28278,7 +28489,7 @@
       <w:pPr>
         <w:numPr>
           <w:ilvl w:val="1"/>
-          <w:numId w:val="1"/>
+          <w:numId w:val="6"/>
         </w:numPr>
         <w:spacing w:after="0" w:afterAutospacing="0" w:lineRule="auto"/>
         <w:ind w:left="1440" w:hanging="360"/>
@@ -28286,7 +28497,7 @@
           <w:u w:val="none"/>
         </w:rPr>
       </w:pPr>
-      <w:hyperlink r:id="rId161">
+      <w:hyperlink r:id="rId168">
         <w:r>
           <w:rPr>
             <w:color w:val="1155cc"/>
@@ -28306,7 +28517,7 @@
       <w:pPr>
         <w:numPr>
           <w:ilvl w:val="1"/>
-          <w:numId w:val="1"/>
+          <w:numId w:val="6"/>
         </w:numPr>
         <w:spacing w:after="0" w:afterAutospacing="0" w:lineRule="auto"/>
         <w:ind w:left="1440" w:hanging="360"/>
@@ -28314,7 +28525,7 @@
           <w:u w:val="none"/>
         </w:rPr>
       </w:pPr>
-      <w:hyperlink r:id="rId162">
+      <w:hyperlink r:id="rId169">
         <w:r>
           <w:rPr>
             <w:color w:val="1155cc"/>
@@ -28334,7 +28545,7 @@
       <w:pPr>
         <w:numPr>
           <w:ilvl w:val="0"/>
-          <w:numId w:val="1"/>
+          <w:numId w:val="6"/>
         </w:numPr>
         <w:spacing w:after="0" w:afterAutospacing="0" w:lineRule="auto"/>
         <w:ind w:left="720" w:hanging="360"/>
@@ -28353,7 +28564,7 @@
       <w:pPr>
         <w:numPr>
           <w:ilvl w:val="1"/>
-          <w:numId w:val="1"/>
+          <w:numId w:val="6"/>
         </w:numPr>
         <w:spacing w:after="0" w:afterAutospacing="0" w:lineRule="auto"/>
         <w:ind w:left="1440" w:hanging="360"/>
@@ -28361,7 +28572,7 @@
           <w:u w:val="none"/>
         </w:rPr>
       </w:pPr>
-      <w:hyperlink r:id="rId163">
+      <w:hyperlink r:id="rId170">
         <w:r>
           <w:rPr>
             <w:color w:val="1155cc"/>
@@ -28381,7 +28592,7 @@
       <w:pPr>
         <w:numPr>
           <w:ilvl w:val="1"/>
-          <w:numId w:val="1"/>
+          <w:numId w:val="6"/>
         </w:numPr>
         <w:spacing w:after="0" w:afterAutospacing="0" w:lineRule="auto"/>
         <w:ind w:left="1440" w:hanging="360"/>
@@ -28389,7 +28600,7 @@
           <w:u w:val="none"/>
         </w:rPr>
       </w:pPr>
-      <w:hyperlink r:id="rId164">
+      <w:hyperlink r:id="rId171">
         <w:r>
           <w:rPr>
             <w:color w:val="1155cc"/>
@@ -28409,7 +28620,7 @@
       <w:pPr>
         <w:numPr>
           <w:ilvl w:val="1"/>
-          <w:numId w:val="1"/>
+          <w:numId w:val="6"/>
         </w:numPr>
         <w:spacing w:after="0" w:afterAutospacing="0" w:lineRule="auto"/>
         <w:ind w:left="1440" w:hanging="360"/>
@@ -28417,7 +28628,7 @@
           <w:u w:val="none"/>
         </w:rPr>
       </w:pPr>
-      <w:hyperlink r:id="rId165">
+      <w:hyperlink r:id="rId172">
         <w:r>
           <w:rPr>
             <w:color w:val="1155cc"/>
@@ -28425,132 +28636,6 @@
             <w:rtl w:val="0"/>
           </w:rPr>
           <w:t xml:space="preserve">3.3 Pattern B Sovereign Silo Runtime Implementation (</w:t>
-        </w:r>
-      </w:hyperlink>
-      <w:hyperlink r:id="rId166">
-        <w:r>
-          <w:rPr>
-            <w:rFonts w:ascii="Roboto Mono" w:cs="Roboto Mono" w:eastAsia="Roboto Mono" w:hAnsi="Roboto Mono"/>
-            <w:color w:val="1155cc"/>
-            <w:u w:val="single"/>
-            <w:rtl w:val="0"/>
-          </w:rPr>
-          <w:t xml:space="preserve">pattern_b_siloed_service.py</w:t>
-        </w:r>
-      </w:hyperlink>
-      <w:hyperlink r:id="rId167">
-        <w:r>
-          <w:rPr>
-            <w:color w:val="1155cc"/>
-            <w:u w:val="single"/>
-            <w:rtl w:val="0"/>
-          </w:rPr>
-          <w:t xml:space="preserve">)</w:t>
-        </w:r>
-      </w:hyperlink>
-      <w:r>
-        <w:rPr>
-          <w:rtl w:val="0"/>
-        </w:rPr>
-      </w:r>
-    </w:p>
-    <w:p>
-      <w:pPr>
-        <w:numPr>
-          <w:ilvl w:val="1"/>
-          <w:numId w:val="1"/>
-        </w:numPr>
-        <w:spacing w:after="0" w:afterAutospacing="0" w:lineRule="auto"/>
-        <w:ind w:left="1440" w:hanging="360"/>
-        <w:rPr>
-          <w:u w:val="none"/>
-        </w:rPr>
-      </w:pPr>
-      <w:hyperlink r:id="rId168">
-        <w:r>
-          <w:rPr>
-            <w:color w:val="1155cc"/>
-            <w:u w:val="single"/>
-            <w:rtl w:val="0"/>
-          </w:rPr>
-          <w:t xml:space="preserve">3.4 VPC Service Controls &amp; CISO Security Sign-Off Checklist</w:t>
-        </w:r>
-      </w:hyperlink>
-      <w:r>
-        <w:rPr>
-          <w:rtl w:val="0"/>
-        </w:rPr>
-      </w:r>
-    </w:p>
-    <w:p>
-      <w:pPr>
-        <w:numPr>
-          <w:ilvl w:val="1"/>
-          <w:numId w:val="1"/>
-        </w:numPr>
-        <w:spacing w:after="0" w:afterAutospacing="0" w:lineRule="auto"/>
-        <w:ind w:left="1440" w:hanging="360"/>
-        <w:rPr>
-          <w:u w:val="none"/>
-        </w:rPr>
-      </w:pPr>
-      <w:hyperlink r:id="rId169">
-        <w:r>
-          <w:rPr>
-            <w:color w:val="1155cc"/>
-            <w:u w:val="single"/>
-            <w:rtl w:val="0"/>
-          </w:rPr>
-          <w:t xml:space="preserve">3.5 6-Point Sovereign Security Verification Suite (</w:t>
-        </w:r>
-      </w:hyperlink>
-      <w:hyperlink r:id="rId170">
-        <w:r>
-          <w:rPr>
-            <w:rFonts w:ascii="Roboto Mono" w:cs="Roboto Mono" w:eastAsia="Roboto Mono" w:hAnsi="Roboto Mono"/>
-            <w:color w:val="1155cc"/>
-            <w:u w:val="single"/>
-            <w:rtl w:val="0"/>
-          </w:rPr>
-          <w:t xml:space="preserve">run_silo_security_tests.py</w:t>
-        </w:r>
-      </w:hyperlink>
-      <w:hyperlink r:id="rId171">
-        <w:r>
-          <w:rPr>
-            <w:color w:val="1155cc"/>
-            <w:u w:val="single"/>
-            <w:rtl w:val="0"/>
-          </w:rPr>
-          <w:t xml:space="preserve">)</w:t>
-        </w:r>
-      </w:hyperlink>
-      <w:r>
-        <w:rPr>
-          <w:rtl w:val="0"/>
-        </w:rPr>
-      </w:r>
-    </w:p>
-    <w:p>
-      <w:pPr>
-        <w:numPr>
-          <w:ilvl w:val="1"/>
-          <w:numId w:val="1"/>
-        </w:numPr>
-        <w:spacing w:after="0" w:afterAutospacing="0" w:lineRule="auto"/>
-        <w:ind w:left="1440" w:hanging="360"/>
-        <w:rPr>
-          <w:u w:val="none"/>
-        </w:rPr>
-      </w:pPr>
-      <w:hyperlink r:id="rId172">
-        <w:r>
-          <w:rPr>
-            <w:color w:val="1155cc"/>
-            <w:u w:val="single"/>
-            <w:rtl w:val="0"/>
-          </w:rPr>
-          <w:t xml:space="preserve">3.6 Parameterized Terraform Silo Blueprint (</w:t>
         </w:r>
       </w:hyperlink>
       <w:hyperlink r:id="rId173">
@@ -28561,7 +28646,7 @@
             <w:u w:val="single"/>
             <w:rtl w:val="0"/>
           </w:rPr>
-          <w:t xml:space="preserve">main.tf</w:t>
+          <w:t xml:space="preserve">pattern_b_siloed_service.py</w:t>
         </w:r>
       </w:hyperlink>
       <w:hyperlink r:id="rId174">
@@ -28584,7 +28669,7 @@
       <w:pPr>
         <w:numPr>
           <w:ilvl w:val="1"/>
-          <w:numId w:val="1"/>
+          <w:numId w:val="6"/>
         </w:numPr>
         <w:spacing w:after="0" w:afterAutospacing="0" w:lineRule="auto"/>
         <w:ind w:left="1440" w:hanging="360"/>
@@ -28599,7 +28684,7 @@
             <w:u w:val="single"/>
             <w:rtl w:val="0"/>
           </w:rPr>
-          <w:t xml:space="preserve">3.8 90-Minute Codelab: Regulated Sovereign Silos &amp; CMEK Kill-Switch</w:t>
+          <w:t xml:space="preserve">3.4 VPC Service Controls &amp; CISO Security Sign-Off Checklist</w:t>
         </w:r>
       </w:hyperlink>
       <w:r>
@@ -28612,7 +28697,7 @@
       <w:pPr>
         <w:numPr>
           <w:ilvl w:val="1"/>
-          <w:numId w:val="1"/>
+          <w:numId w:val="6"/>
         </w:numPr>
         <w:spacing w:after="0" w:afterAutospacing="0" w:lineRule="auto"/>
         <w:ind w:left="1440" w:hanging="360"/>
@@ -28627,7 +28712,7 @@
             <w:u w:val="single"/>
             <w:rtl w:val="0"/>
           </w:rPr>
-          <w:t xml:space="preserve">10 Third-Party SaaS × 3-Pattern Manual Testing Playbook (</w:t>
+          <w:t xml:space="preserve">3.5 6-Point Sovereign Security Verification Suite (</w:t>
         </w:r>
       </w:hyperlink>
       <w:hyperlink r:id="rId177">
@@ -28638,7 +28723,7 @@
             <w:u w:val="single"/>
             <w:rtl w:val="0"/>
           </w:rPr>
-          <w:t xml:space="preserve">10-THIRD-PARTY-SAAS-3-PATTERN-MANUAL-TESTING-PLAYBOOK.md</w:t>
+          <w:t xml:space="preserve">run_silo_security_tests.py</w:t>
         </w:r>
       </w:hyperlink>
       <w:hyperlink r:id="rId178">
@@ -28660,29 +28745,10 @@
     <w:p>
       <w:pPr>
         <w:numPr>
-          <w:ilvl w:val="0"/>
-          <w:numId w:val="1"/>
+          <w:ilvl w:val="1"/>
+          <w:numId w:val="6"/>
         </w:numPr>
         <w:spacing w:after="0" w:afterAutospacing="0" w:lineRule="auto"/>
-        <w:ind w:left="720" w:hanging="360"/>
-        <w:rPr>
-          <w:u w:val="none"/>
-        </w:rPr>
-      </w:pPr>
-      <w:r>
-        <w:rPr>
-          <w:rtl w:val="0"/>
-        </w:rPr>
-        <w:t xml:space="preserve">Download or open the editable slides:</w:t>
-      </w:r>
-    </w:p>
-    <w:p>
-      <w:pPr>
-        <w:numPr>
-          <w:ilvl w:val="1"/>
-          <w:numId w:val="1"/>
-        </w:numPr>
-        <w:spacing w:after="200" w:lineRule="auto"/>
         <w:ind w:left="1440" w:hanging="360"/>
         <w:rPr>
           <w:u w:val="none"/>
@@ -28695,7 +28761,7 @@
             <w:u w:val="single"/>
             <w:rtl w:val="0"/>
           </w:rPr>
-          <w:t xml:space="preserve">Workstream 3 Editable Google Slides Deck (</w:t>
+          <w:t xml:space="preserve">3.6 Parameterized Terraform Silo Blueprint (</w:t>
         </w:r>
       </w:hyperlink>
       <w:hyperlink r:id="rId180">
@@ -28706,10 +28772,409 @@
             <w:u w:val="single"/>
             <w:rtl w:val="0"/>
           </w:rPr>
-          <w:t xml:space="preserve">ws3-pattern-b-siloed-editable-slides.pptx</w:t>
+          <w:t xml:space="preserve">main.tf</w:t>
         </w:r>
       </w:hyperlink>
       <w:hyperlink r:id="rId181">
+        <w:r>
+          <w:rPr>
+            <w:color w:val="1155cc"/>
+            <w:u w:val="single"/>
+            <w:rtl w:val="0"/>
+          </w:rPr>
+          <w:t xml:space="preserve">)</w:t>
+        </w:r>
+      </w:hyperlink>
+      <w:r>
+        <w:rPr>
+          <w:rtl w:val="0"/>
+        </w:rPr>
+      </w:r>
+    </w:p>
+    <w:p>
+      <w:pPr>
+        <w:numPr>
+          <w:ilvl w:val="1"/>
+          <w:numId w:val="6"/>
+        </w:numPr>
+        <w:spacing w:after="0" w:afterAutospacing="0" w:lineRule="auto"/>
+        <w:ind w:left="1440" w:hanging="360"/>
+        <w:rPr>
+          <w:u w:val="none"/>
+        </w:rPr>
+      </w:pPr>
+      <w:hyperlink r:id="rId182">
+        <w:r>
+          <w:rPr>
+            <w:color w:val="1155cc"/>
+            <w:u w:val="single"/>
+            <w:rtl w:val="0"/>
+          </w:rPr>
+          <w:t xml:space="preserve">3.8 90-Minute Codelab: Regulated Sovereign Silos &amp; CMEK Kill-Switch</w:t>
+        </w:r>
+      </w:hyperlink>
+      <w:r>
+        <w:rPr>
+          <w:rtl w:val="0"/>
+        </w:rPr>
+      </w:r>
+    </w:p>
+    <w:p>
+      <w:pPr>
+        <w:numPr>
+          <w:ilvl w:val="1"/>
+          <w:numId w:val="6"/>
+        </w:numPr>
+        <w:spacing w:after="0" w:afterAutospacing="0" w:lineRule="auto"/>
+        <w:ind w:left="1440" w:hanging="360"/>
+        <w:rPr>
+          <w:u w:val="none"/>
+        </w:rPr>
+      </w:pPr>
+      <w:hyperlink r:id="rId183">
+        <w:r>
+          <w:rPr>
+            <w:color w:val="1155cc"/>
+            <w:u w:val="single"/>
+            <w:rtl w:val="0"/>
+          </w:rPr>
+          <w:t xml:space="preserve">10 Third-Party SaaS × 3-Pattern Manual Testing Playbook (</w:t>
+        </w:r>
+      </w:hyperlink>
+      <w:hyperlink r:id="rId184">
+        <w:r>
+          <w:rPr>
+            <w:rFonts w:ascii="Roboto Mono" w:cs="Roboto Mono" w:eastAsia="Roboto Mono" w:hAnsi="Roboto Mono"/>
+            <w:color w:val="1155cc"/>
+            <w:u w:val="single"/>
+            <w:rtl w:val="0"/>
+          </w:rPr>
+          <w:t xml:space="preserve">10-THIRD-PARTY-SAAS-3-PATTERN-MANUAL-TESTING-PLAYBOOK.md</w:t>
+        </w:r>
+      </w:hyperlink>
+      <w:hyperlink r:id="rId185">
+        <w:r>
+          <w:rPr>
+            <w:color w:val="1155cc"/>
+            <w:u w:val="single"/>
+            <w:rtl w:val="0"/>
+          </w:rPr>
+          <w:t xml:space="preserve">)</w:t>
+        </w:r>
+      </w:hyperlink>
+      <w:r>
+        <w:rPr>
+          <w:rtl w:val="0"/>
+        </w:rPr>
+      </w:r>
+    </w:p>
+    <w:p>
+      <w:pPr>
+        <w:numPr>
+          <w:ilvl w:val="0"/>
+          <w:numId w:val="6"/>
+        </w:numPr>
+        <w:spacing w:after="0" w:afterAutospacing="0" w:lineRule="auto"/>
+        <w:ind w:left="720" w:hanging="360"/>
+        <w:rPr>
+          <w:u w:val="none"/>
+        </w:rPr>
+      </w:pPr>
+      <w:r>
+        <w:rPr>
+          <w:rtl w:val="0"/>
+        </w:rPr>
+        <w:t xml:space="preserve">Download or open the editable slides:</w:t>
+      </w:r>
+    </w:p>
+    <w:p>
+      <w:pPr>
+        <w:numPr>
+          <w:ilvl w:val="1"/>
+          <w:numId w:val="6"/>
+        </w:numPr>
+        <w:spacing w:after="0" w:afterAutospacing="0" w:lineRule="auto"/>
+        <w:ind w:left="1440" w:hanging="360"/>
+        <w:rPr>
+          <w:u w:val="none"/>
+        </w:rPr>
+      </w:pPr>
+      <w:hyperlink r:id="rId186">
+        <w:r>
+          <w:rPr>
+            <w:rFonts w:ascii="Arial Unicode MS" w:cs="Arial Unicode MS" w:eastAsia="Arial Unicode MS" w:hAnsi="Arial Unicode MS"/>
+            <w:color w:val="1155cc"/>
+            <w:u w:val="single"/>
+            <w:rtl w:val="0"/>
+          </w:rPr>
+          <w:t xml:space="preserve">Open WS3 12-Slide Presentation in Google Slides ↗</w:t>
+        </w:r>
+      </w:hyperlink>
+      <w:r>
+        <w:rPr>
+          <w:rtl w:val="0"/>
+        </w:rPr>
+      </w:r>
+    </w:p>
+    <w:p>
+      <w:pPr>
+        <w:numPr>
+          <w:ilvl w:val="1"/>
+          <w:numId w:val="6"/>
+        </w:numPr>
+        <w:spacing w:after="0" w:afterAutospacing="0" w:lineRule="auto"/>
+        <w:ind w:left="1440" w:hanging="360"/>
+        <w:rPr>
+          <w:u w:val="none"/>
+        </w:rPr>
+      </w:pPr>
+      <w:hyperlink r:id="rId187">
+        <w:r>
+          <w:rPr>
+            <w:rFonts w:ascii="Arial Unicode MS" w:cs="Arial Unicode MS" w:eastAsia="Arial Unicode MS" w:hAnsi="Arial Unicode MS"/>
+            <w:color w:val="1155cc"/>
+            <w:u w:val="single"/>
+            <w:rtl w:val="0"/>
+          </w:rPr>
+          <w:t xml:space="preserve">Open WS3 GCP-Branded Document in Google Docs ↗</w:t>
+        </w:r>
+      </w:hyperlink>
+      <w:r>
+        <w:rPr>
+          <w:rtl w:val="0"/>
+        </w:rPr>
+      </w:r>
+    </w:p>
+    <w:p>
+      <w:pPr>
+        <w:numPr>
+          <w:ilvl w:val="1"/>
+          <w:numId w:val="6"/>
+        </w:numPr>
+        <w:spacing w:after="0" w:afterAutospacing="0" w:lineRule="auto"/>
+        <w:ind w:left="1440" w:hanging="360"/>
+        <w:rPr>
+          <w:u w:val="none"/>
+        </w:rPr>
+      </w:pPr>
+      <w:hyperlink r:id="rId188">
+        <w:r>
+          <w:rPr>
+            <w:color w:val="1155cc"/>
+            <w:u w:val="single"/>
+            <w:rtl w:val="0"/>
+          </w:rPr>
+          <w:t xml:space="preserve">Download Workstream 3 Editable Word Document (</w:t>
+        </w:r>
+      </w:hyperlink>
+      <w:hyperlink r:id="rId189">
+        <w:r>
+          <w:rPr>
+            <w:rFonts w:ascii="Roboto Mono" w:cs="Roboto Mono" w:eastAsia="Roboto Mono" w:hAnsi="Roboto Mono"/>
+            <w:color w:val="1155cc"/>
+            <w:u w:val="single"/>
+            <w:rtl w:val="0"/>
+          </w:rPr>
+          <w:t xml:space="preserve">.docx</w:t>
+        </w:r>
+      </w:hyperlink>
+      <w:hyperlink r:id="rId190">
+        <w:r>
+          <w:rPr>
+            <w:color w:val="1155cc"/>
+            <w:u w:val="single"/>
+            <w:rtl w:val="0"/>
+          </w:rPr>
+          <w:t xml:space="preserve">)</w:t>
+        </w:r>
+      </w:hyperlink>
+      <w:r>
+        <w:rPr>
+          <w:rtl w:val="0"/>
+        </w:rPr>
+      </w:r>
+    </w:p>
+    <w:p>
+      <w:pPr>
+        <w:numPr>
+          <w:ilvl w:val="1"/>
+          <w:numId w:val="6"/>
+        </w:numPr>
+        <w:spacing w:after="0" w:afterAutospacing="0" w:lineRule="auto"/>
+        <w:ind w:left="1440" w:hanging="360"/>
+        <w:rPr>
+          <w:u w:val="none"/>
+        </w:rPr>
+      </w:pPr>
+      <w:hyperlink r:id="rId191">
+        <w:r>
+          <w:rPr>
+            <w:color w:val="1155cc"/>
+            <w:u w:val="single"/>
+            <w:rtl w:val="0"/>
+          </w:rPr>
+          <w:t xml:space="preserve">Download Workstream 3 Canonical 12-Slide Presentation (</w:t>
+        </w:r>
+      </w:hyperlink>
+      <w:hyperlink r:id="rId192">
+        <w:r>
+          <w:rPr>
+            <w:rFonts w:ascii="Roboto Mono" w:cs="Roboto Mono" w:eastAsia="Roboto Mono" w:hAnsi="Roboto Mono"/>
+            <w:color w:val="1155cc"/>
+            <w:u w:val="single"/>
+            <w:rtl w:val="0"/>
+          </w:rPr>
+          <w:t xml:space="preserve">.pptx</w:t>
+        </w:r>
+      </w:hyperlink>
+      <w:hyperlink r:id="rId193">
+        <w:r>
+          <w:rPr>
+            <w:color w:val="1155cc"/>
+            <w:u w:val="single"/>
+            <w:rtl w:val="0"/>
+          </w:rPr>
+          <w:t xml:space="preserve">)</w:t>
+        </w:r>
+      </w:hyperlink>
+      <w:r>
+        <w:rPr>
+          <w:rtl w:val="0"/>
+        </w:rPr>
+      </w:r>
+    </w:p>
+    <w:p>
+      <w:pPr>
+        <w:numPr>
+          <w:ilvl w:val="1"/>
+          <w:numId w:val="6"/>
+        </w:numPr>
+        <w:spacing w:after="0" w:afterAutospacing="0" w:lineRule="auto"/>
+        <w:ind w:left="1440" w:hanging="360"/>
+        <w:rPr>
+          <w:u w:val="none"/>
+        </w:rPr>
+      </w:pPr>
+      <w:hyperlink r:id="rId194">
+        <w:r>
+          <w:rPr>
+            <w:color w:val="1155cc"/>
+            <w:u w:val="single"/>
+            <w:rtl w:val="0"/>
+          </w:rPr>
+          <w:t xml:space="preserve">Figure 1 Draw.io Source (</w:t>
+        </w:r>
+      </w:hyperlink>
+      <w:hyperlink r:id="rId195">
+        <w:r>
+          <w:rPr>
+            <w:rFonts w:ascii="Roboto Mono" w:cs="Roboto Mono" w:eastAsia="Roboto Mono" w:hAnsi="Roboto Mono"/>
+            <w:color w:val="1155cc"/>
+            <w:u w:val="single"/>
+            <w:rtl w:val="0"/>
+          </w:rPr>
+          <w:t xml:space="preserve">ws3-pattern-b-sovereign-silos-architecture.drawio</w:t>
+        </w:r>
+      </w:hyperlink>
+      <w:hyperlink r:id="rId196">
+        <w:r>
+          <w:rPr>
+            <w:color w:val="1155cc"/>
+            <w:u w:val="single"/>
+            <w:rtl w:val="0"/>
+          </w:rPr>
+          <w:t xml:space="preserve">)</w:t>
+        </w:r>
+      </w:hyperlink>
+      <w:r>
+        <w:rPr>
+          <w:rtl w:val="0"/>
+        </w:rPr>
+      </w:r>
+    </w:p>
+    <w:p>
+      <w:pPr>
+        <w:numPr>
+          <w:ilvl w:val="1"/>
+          <w:numId w:val="6"/>
+        </w:numPr>
+        <w:spacing w:after="0" w:afterAutospacing="0" w:lineRule="auto"/>
+        <w:ind w:left="1440" w:hanging="360"/>
+        <w:rPr>
+          <w:u w:val="none"/>
+        </w:rPr>
+      </w:pPr>
+      <w:hyperlink r:id="rId197">
+        <w:r>
+          <w:rPr>
+            <w:color w:val="1155cc"/>
+            <w:u w:val="single"/>
+            <w:rtl w:val="0"/>
+          </w:rPr>
+          <w:t xml:space="preserve">Figure 2 Draw.io Source (</w:t>
+        </w:r>
+      </w:hyperlink>
+      <w:hyperlink r:id="rId198">
+        <w:r>
+          <w:rPr>
+            <w:rFonts w:ascii="Roboto Mono" w:cs="Roboto Mono" w:eastAsia="Roboto Mono" w:hAnsi="Roboto Mono"/>
+            <w:color w:val="1155cc"/>
+            <w:u w:val="single"/>
+            <w:rtl w:val="0"/>
+          </w:rPr>
+          <w:t xml:space="preserve">ws3-multi-project-silo-and-cmek-setup-topology.drawio</w:t>
+        </w:r>
+      </w:hyperlink>
+      <w:hyperlink r:id="rId199">
+        <w:r>
+          <w:rPr>
+            <w:color w:val="1155cc"/>
+            <w:u w:val="single"/>
+            <w:rtl w:val="0"/>
+          </w:rPr>
+          <w:t xml:space="preserve">)</w:t>
+        </w:r>
+      </w:hyperlink>
+      <w:r>
+        <w:rPr>
+          <w:rtl w:val="0"/>
+        </w:rPr>
+      </w:r>
+    </w:p>
+    <w:p>
+      <w:pPr>
+        <w:numPr>
+          <w:ilvl w:val="1"/>
+          <w:numId w:val="6"/>
+        </w:numPr>
+        <w:spacing w:after="200" w:lineRule="auto"/>
+        <w:ind w:left="1440" w:hanging="360"/>
+        <w:rPr>
+          <w:u w:val="none"/>
+        </w:rPr>
+      </w:pPr>
+      <w:hyperlink r:id="rId200">
+        <w:r>
+          <w:rPr>
+            <w:color w:val="1155cc"/>
+            <w:u w:val="single"/>
+            <w:rtl w:val="0"/>
+          </w:rPr>
+          <w:t xml:space="preserve">Figure 3 Draw.io Source (</w:t>
+        </w:r>
+      </w:hyperlink>
+      <w:hyperlink r:id="rId201">
+        <w:r>
+          <w:rPr>
+            <w:rFonts w:ascii="Roboto Mono" w:cs="Roboto Mono" w:eastAsia="Roboto Mono" w:hAnsi="Roboto Mono"/>
+            <w:color w:val="1155cc"/>
+            <w:u w:val="single"/>
+            <w:rtl w:val="0"/>
+          </w:rPr>
+          <w:t xml:space="preserve">ws3-terraform-silo-blueprint-resource-graph.drawio</w:t>
+        </w:r>
+      </w:hyperlink>
+      <w:hyperlink r:id="rId202">
         <w:r>
           <w:rPr>
             <w:color w:val="1155cc"/>
@@ -28978,8 +29443,8 @@
   <w:abstractNum w:abstractNumId="3">
     <w:lvl w:ilvl="0">
       <w:start w:val="1"/>
-      <w:numFmt w:val="bullet"/>
-      <w:lvlText w:val="●"/>
+      <w:numFmt w:val="decimal"/>
+      <w:lvlText w:val="%1."/>
       <w:lvlJc w:val="left"/>
       <w:pPr>
         <w:ind w:left="720" w:hanging="360"/>
@@ -28990,8 +29455,8 @@
     </w:lvl>
     <w:lvl w:ilvl="1">
       <w:start w:val="1"/>
-      <w:numFmt w:val="bullet"/>
-      <w:lvlText w:val="○"/>
+      <w:numFmt w:val="lowerLetter"/>
+      <w:lvlText w:val="%2."/>
       <w:lvlJc w:val="left"/>
       <w:pPr>
         <w:ind w:left="1440" w:hanging="360"/>
@@ -29002,9 +29467,9 @@
     </w:lvl>
     <w:lvl w:ilvl="2">
       <w:start w:val="1"/>
-      <w:numFmt w:val="bullet"/>
-      <w:lvlText w:val="■"/>
-      <w:lvlJc w:val="left"/>
+      <w:numFmt w:val="lowerRoman"/>
+      <w:lvlText w:val="%3."/>
+      <w:lvlJc w:val="right"/>
       <w:pPr>
         <w:ind w:left="2160" w:hanging="360"/>
       </w:pPr>
@@ -29014,8 +29479,8 @@
     </w:lvl>
     <w:lvl w:ilvl="3">
       <w:start w:val="1"/>
-      <w:numFmt w:val="bullet"/>
-      <w:lvlText w:val="●"/>
+      <w:numFmt w:val="decimal"/>
+      <w:lvlText w:val="%4."/>
       <w:lvlJc w:val="left"/>
       <w:pPr>
         <w:ind w:left="2880" w:hanging="360"/>
@@ -29026,8 +29491,8 @@
     </w:lvl>
     <w:lvl w:ilvl="4">
       <w:start w:val="1"/>
-      <w:numFmt w:val="bullet"/>
-      <w:lvlText w:val="○"/>
+      <w:numFmt w:val="lowerLetter"/>
+      <w:lvlText w:val="%5."/>
       <w:lvlJc w:val="left"/>
       <w:pPr>
         <w:ind w:left="3600" w:hanging="360"/>
@@ -29038,9 +29503,9 @@
     </w:lvl>
     <w:lvl w:ilvl="5">
       <w:start w:val="1"/>
-      <w:numFmt w:val="bullet"/>
-      <w:lvlText w:val="■"/>
-      <w:lvlJc w:val="left"/>
+      <w:numFmt w:val="lowerRoman"/>
+      <w:lvlText w:val="%6."/>
+      <w:lvlJc w:val="right"/>
       <w:pPr>
         <w:ind w:left="4320" w:hanging="360"/>
       </w:pPr>
@@ -29050,8 +29515,8 @@
     </w:lvl>
     <w:lvl w:ilvl="6">
       <w:start w:val="1"/>
-      <w:numFmt w:val="bullet"/>
-      <w:lvlText w:val="●"/>
+      <w:numFmt w:val="decimal"/>
+      <w:lvlText w:val="%7."/>
       <w:lvlJc w:val="left"/>
       <w:pPr>
         <w:ind w:left="5040" w:hanging="360"/>
@@ -29062,8 +29527,8 @@
     </w:lvl>
     <w:lvl w:ilvl="7">
       <w:start w:val="1"/>
-      <w:numFmt w:val="bullet"/>
-      <w:lvlText w:val="○"/>
+      <w:numFmt w:val="lowerLetter"/>
+      <w:lvlText w:val="%8."/>
       <w:lvlJc w:val="left"/>
       <w:pPr>
         <w:ind w:left="5760" w:hanging="360"/>
@@ -29074,9 +29539,9 @@
     </w:lvl>
     <w:lvl w:ilvl="8">
       <w:start w:val="1"/>
-      <w:numFmt w:val="bullet"/>
-      <w:lvlText w:val="■"/>
-      <w:lvlJc w:val="left"/>
+      <w:numFmt w:val="lowerRoman"/>
+      <w:lvlText w:val="%9."/>
+      <w:lvlJc w:val="right"/>
       <w:pPr>
         <w:ind w:left="6480" w:hanging="360"/>
       </w:pPr>
@@ -29198,8 +29663,8 @@
   <w:abstractNum w:abstractNumId="5">
     <w:lvl w:ilvl="0">
       <w:start w:val="1"/>
-      <w:numFmt w:val="decimal"/>
-      <w:lvlText w:val="%1."/>
+      <w:numFmt w:val="bullet"/>
+      <w:lvlText w:val="●"/>
       <w:lvlJc w:val="left"/>
       <w:pPr>
         <w:ind w:left="720" w:hanging="360"/>
@@ -29210,8 +29675,8 @@
     </w:lvl>
     <w:lvl w:ilvl="1">
       <w:start w:val="1"/>
-      <w:numFmt w:val="lowerLetter"/>
-      <w:lvlText w:val="%2."/>
+      <w:numFmt w:val="bullet"/>
+      <w:lvlText w:val="○"/>
       <w:lvlJc w:val="left"/>
       <w:pPr>
         <w:ind w:left="1440" w:hanging="360"/>
@@ -29222,9 +29687,9 @@
     </w:lvl>
     <w:lvl w:ilvl="2">
       <w:start w:val="1"/>
-      <w:numFmt w:val="lowerRoman"/>
-      <w:lvlText w:val="%3."/>
-      <w:lvlJc w:val="right"/>
+      <w:numFmt w:val="bullet"/>
+      <w:lvlText w:val="■"/>
+      <w:lvlJc w:val="left"/>
       <w:pPr>
         <w:ind w:left="2160" w:hanging="360"/>
       </w:pPr>
@@ -29234,8 +29699,8 @@
     </w:lvl>
     <w:lvl w:ilvl="3">
       <w:start w:val="1"/>
-      <w:numFmt w:val="decimal"/>
-      <w:lvlText w:val="%4."/>
+      <w:numFmt w:val="bullet"/>
+      <w:lvlText w:val="●"/>
       <w:lvlJc w:val="left"/>
       <w:pPr>
         <w:ind w:left="2880" w:hanging="360"/>
@@ -29246,8 +29711,8 @@
     </w:lvl>
     <w:lvl w:ilvl="4">
       <w:start w:val="1"/>
-      <w:numFmt w:val="lowerLetter"/>
-      <w:lvlText w:val="%5."/>
+      <w:numFmt w:val="bullet"/>
+      <w:lvlText w:val="○"/>
       <w:lvlJc w:val="left"/>
       <w:pPr>
         <w:ind w:left="3600" w:hanging="360"/>
@@ -29258,9 +29723,9 @@
     </w:lvl>
     <w:lvl w:ilvl="5">
       <w:start w:val="1"/>
-      <w:numFmt w:val="lowerRoman"/>
-      <w:lvlText w:val="%6."/>
-      <w:lvlJc w:val="right"/>
+      <w:numFmt w:val="bullet"/>
+      <w:lvlText w:val="■"/>
+      <w:lvlJc w:val="left"/>
       <w:pPr>
         <w:ind w:left="4320" w:hanging="360"/>
       </w:pPr>
@@ -29270,8 +29735,8 @@
     </w:lvl>
     <w:lvl w:ilvl="6">
       <w:start w:val="1"/>
-      <w:numFmt w:val="decimal"/>
-      <w:lvlText w:val="%7."/>
+      <w:numFmt w:val="bullet"/>
+      <w:lvlText w:val="●"/>
       <w:lvlJc w:val="left"/>
       <w:pPr>
         <w:ind w:left="5040" w:hanging="360"/>
@@ -29282,8 +29747,8 @@
     </w:lvl>
     <w:lvl w:ilvl="7">
       <w:start w:val="1"/>
-      <w:numFmt w:val="lowerLetter"/>
-      <w:lvlText w:val="%8."/>
+      <w:numFmt w:val="bullet"/>
+      <w:lvlText w:val="○"/>
       <w:lvlJc w:val="left"/>
       <w:pPr>
         <w:ind w:left="5760" w:hanging="360"/>
@@ -29294,9 +29759,9 @@
     </w:lvl>
     <w:lvl w:ilvl="8">
       <w:start w:val="1"/>
-      <w:numFmt w:val="lowerRoman"/>
-      <w:lvlText w:val="%9."/>
-      <w:lvlJc w:val="right"/>
+      <w:numFmt w:val="bullet"/>
+      <w:lvlText w:val="■"/>
+      <w:lvlJc w:val="left"/>
       <w:pPr>
         <w:ind w:left="6480" w:hanging="360"/>
       </w:pPr>
@@ -29308,8 +29773,8 @@
   <w:abstractNum w:abstractNumId="6">
     <w:lvl w:ilvl="0">
       <w:start w:val="1"/>
-      <w:numFmt w:val="decimal"/>
-      <w:lvlText w:val="%1."/>
+      <w:numFmt w:val="bullet"/>
+      <w:lvlText w:val="●"/>
       <w:lvlJc w:val="left"/>
       <w:pPr>
         <w:ind w:left="720" w:hanging="360"/>
@@ -29320,8 +29785,8 @@
     </w:lvl>
     <w:lvl w:ilvl="1">
       <w:start w:val="1"/>
-      <w:numFmt w:val="lowerLetter"/>
-      <w:lvlText w:val="%2."/>
+      <w:numFmt w:val="bullet"/>
+      <w:lvlText w:val="○"/>
       <w:lvlJc w:val="left"/>
       <w:pPr>
         <w:ind w:left="1440" w:hanging="360"/>
@@ -29332,9 +29797,9 @@
     </w:lvl>
     <w:lvl w:ilvl="2">
       <w:start w:val="1"/>
-      <w:numFmt w:val="lowerRoman"/>
-      <w:lvlText w:val="%3."/>
-      <w:lvlJc w:val="right"/>
+      <w:numFmt w:val="bullet"/>
+      <w:lvlText w:val="■"/>
+      <w:lvlJc w:val="left"/>
       <w:pPr>
         <w:ind w:left="2160" w:hanging="360"/>
       </w:pPr>
@@ -29344,8 +29809,8 @@
     </w:lvl>
     <w:lvl w:ilvl="3">
       <w:start w:val="1"/>
-      <w:numFmt w:val="decimal"/>
-      <w:lvlText w:val="%4."/>
+      <w:numFmt w:val="bullet"/>
+      <w:lvlText w:val="●"/>
       <w:lvlJc w:val="left"/>
       <w:pPr>
         <w:ind w:left="2880" w:hanging="360"/>
@@ -29356,8 +29821,8 @@
     </w:lvl>
     <w:lvl w:ilvl="4">
       <w:start w:val="1"/>
-      <w:numFmt w:val="lowerLetter"/>
-      <w:lvlText w:val="%5."/>
+      <w:numFmt w:val="bullet"/>
+      <w:lvlText w:val="○"/>
       <w:lvlJc w:val="left"/>
       <w:pPr>
         <w:ind w:left="3600" w:hanging="360"/>
@@ -29368,9 +29833,9 @@
     </w:lvl>
     <w:lvl w:ilvl="5">
       <w:start w:val="1"/>
-      <w:numFmt w:val="lowerRoman"/>
-      <w:lvlText w:val="%6."/>
-      <w:lvlJc w:val="right"/>
+      <w:numFmt w:val="bullet"/>
+      <w:lvlText w:val="■"/>
+      <w:lvlJc w:val="left"/>
       <w:pPr>
         <w:ind w:left="4320" w:hanging="360"/>
       </w:pPr>
@@ -29380,8 +29845,8 @@
     </w:lvl>
     <w:lvl w:ilvl="6">
       <w:start w:val="1"/>
-      <w:numFmt w:val="decimal"/>
-      <w:lvlText w:val="%7."/>
+      <w:numFmt w:val="bullet"/>
+      <w:lvlText w:val="●"/>
       <w:lvlJc w:val="left"/>
       <w:pPr>
         <w:ind w:left="5040" w:hanging="360"/>
@@ -29392,8 +29857,8 @@
     </w:lvl>
     <w:lvl w:ilvl="7">
       <w:start w:val="1"/>
-      <w:numFmt w:val="lowerLetter"/>
-      <w:lvlText w:val="%8."/>
+      <w:numFmt w:val="bullet"/>
+      <w:lvlText w:val="○"/>
       <w:lvlJc w:val="left"/>
       <w:pPr>
         <w:ind w:left="5760" w:hanging="360"/>
@@ -29404,9 +29869,9 @@
     </w:lvl>
     <w:lvl w:ilvl="8">
       <w:start w:val="1"/>
-      <w:numFmt w:val="lowerRoman"/>
-      <w:lvlText w:val="%9."/>
-      <w:lvlJc w:val="right"/>
+      <w:numFmt w:val="bullet"/>
+      <w:lvlText w:val="■"/>
+      <w:lvlJc w:val="left"/>
       <w:pPr>
         <w:ind w:left="6480" w:hanging="360"/>
       </w:pPr>
@@ -29528,8 +29993,8 @@
   <w:abstractNum w:abstractNumId="8">
     <w:lvl w:ilvl="0">
       <w:start w:val="1"/>
-      <w:numFmt w:val="bullet"/>
-      <w:lvlText w:val="●"/>
+      <w:numFmt w:val="decimal"/>
+      <w:lvlText w:val="%1."/>
       <w:lvlJc w:val="left"/>
       <w:pPr>
         <w:ind w:left="720" w:hanging="360"/>
@@ -29540,8 +30005,8 @@
     </w:lvl>
     <w:lvl w:ilvl="1">
       <w:start w:val="1"/>
-      <w:numFmt w:val="bullet"/>
-      <w:lvlText w:val="○"/>
+      <w:numFmt w:val="lowerLetter"/>
+      <w:lvlText w:val="%2."/>
       <w:lvlJc w:val="left"/>
       <w:pPr>
         <w:ind w:left="1440" w:hanging="360"/>
@@ -29552,9 +30017,9 @@
     </w:lvl>
     <w:lvl w:ilvl="2">
       <w:start w:val="1"/>
-      <w:numFmt w:val="bullet"/>
-      <w:lvlText w:val="■"/>
-      <w:lvlJc w:val="left"/>
+      <w:numFmt w:val="lowerRoman"/>
+      <w:lvlText w:val="%3."/>
+      <w:lvlJc w:val="right"/>
       <w:pPr>
         <w:ind w:left="2160" w:hanging="360"/>
       </w:pPr>
@@ -29564,8 +30029,8 @@
     </w:lvl>
     <w:lvl w:ilvl="3">
       <w:start w:val="1"/>
-      <w:numFmt w:val="bullet"/>
-      <w:lvlText w:val="●"/>
+      <w:numFmt w:val="decimal"/>
+      <w:lvlText w:val="%4."/>
       <w:lvlJc w:val="left"/>
       <w:pPr>
         <w:ind w:left="2880" w:hanging="360"/>
@@ -29576,8 +30041,8 @@
     </w:lvl>
     <w:lvl w:ilvl="4">
       <w:start w:val="1"/>
-      <w:numFmt w:val="bullet"/>
-      <w:lvlText w:val="○"/>
+      <w:numFmt w:val="lowerLetter"/>
+      <w:lvlText w:val="%5."/>
       <w:lvlJc w:val="left"/>
       <w:pPr>
         <w:ind w:left="3600" w:hanging="360"/>
@@ -29588,9 +30053,9 @@
     </w:lvl>
     <w:lvl w:ilvl="5">
       <w:start w:val="1"/>
-      <w:numFmt w:val="bullet"/>
-      <w:lvlText w:val="■"/>
-      <w:lvlJc w:val="left"/>
+      <w:numFmt w:val="lowerRoman"/>
+      <w:lvlText w:val="%6."/>
+      <w:lvlJc w:val="right"/>
       <w:pPr>
         <w:ind w:left="4320" w:hanging="360"/>
       </w:pPr>
@@ -29600,8 +30065,8 @@
     </w:lvl>
     <w:lvl w:ilvl="6">
       <w:start w:val="1"/>
-      <w:numFmt w:val="bullet"/>
-      <w:lvlText w:val="●"/>
+      <w:numFmt w:val="decimal"/>
+      <w:lvlText w:val="%7."/>
       <w:lvlJc w:val="left"/>
       <w:pPr>
         <w:ind w:left="5040" w:hanging="360"/>
@@ -29612,8 +30077,8 @@
     </w:lvl>
     <w:lvl w:ilvl="7">
       <w:start w:val="1"/>
-      <w:numFmt w:val="bullet"/>
-      <w:lvlText w:val="○"/>
+      <w:numFmt w:val="lowerLetter"/>
+      <w:lvlText w:val="%8."/>
       <w:lvlJc w:val="left"/>
       <w:pPr>
         <w:ind w:left="5760" w:hanging="360"/>
@@ -29624,9 +30089,9 @@
     </w:lvl>
     <w:lvl w:ilvl="8">
       <w:start w:val="1"/>
-      <w:numFmt w:val="bullet"/>
-      <w:lvlText w:val="■"/>
-      <w:lvlJc w:val="left"/>
+      <w:numFmt w:val="lowerRoman"/>
+      <w:lvlText w:val="%9."/>
+      <w:lvlJc w:val="right"/>
       <w:pPr>
         <w:ind w:left="6480" w:hanging="360"/>
       </w:pPr>
